--- a/docs/用户操作手册.docx
+++ b/docs/用户操作手册.docx
@@ -618,6 +618,426 @@
           <w:sz w:val="21"/>
         </w:rPr>
         <w:t>附件上传/下载/删除与接口路径完全不变，对使用者无影响</w:t>
+      </w:r>
+      <w:r>
+        <w:rPr>
+          <w:rFonts w:ascii="Calibri" w:hAnsi="Calibri" w:eastAsia="微软雅黑"/>
+          <w:b w:val="0"/>
+          <w:color w:val="666666"/>
+          <w:sz w:val="21"/>
+        </w:rPr>
+        <w:t>。</w:t>
+      </w:r>
+    </w:p>
+    <w:p>
+      <w:pPr>
+        <w:spacing w:after="40"/>
+        <w:jc w:val="center"/>
+      </w:pPr>
+      <w:r>
+        <w:rPr>
+          <w:rFonts w:ascii="Calibri" w:hAnsi="Calibri" w:eastAsia="微软雅黑"/>
+          <w:b/>
+          <w:color w:val="666666"/>
+          <w:sz w:val="21"/>
+        </w:rPr>
+        <w:t>V1.8.4 修订说明（2026年10月13日）</w:t>
+      </w:r>
+      <w:r>
+        <w:rPr>
+          <w:rFonts w:ascii="Calibri" w:hAnsi="Calibri" w:eastAsia="微软雅黑"/>
+          <w:b w:val="0"/>
+          <w:color w:val="666666"/>
+          <w:sz w:val="21"/>
+        </w:rPr>
+        <w:t xml:space="preserve">：① </w:t>
+      </w:r>
+      <w:r>
+        <w:rPr>
+          <w:rFonts w:ascii="Calibri" w:hAnsi="Calibri" w:eastAsia="微软雅黑"/>
+          <w:b/>
+          <w:color w:val="666666"/>
+          <w:sz w:val="21"/>
+        </w:rPr>
+        <w:t>金额单位标注统一</w:t>
+      </w:r>
+      <w:r>
+        <w:rPr>
+          <w:rFonts w:ascii="Calibri" w:hAnsi="Calibri" w:eastAsia="微软雅黑"/>
+          <w:b w:val="0"/>
+          <w:color w:val="666666"/>
+          <w:sz w:val="21"/>
+        </w:rPr>
+        <w:t xml:space="preserve"> —— 项目合同「新增 / 编辑」弹窗中，</w:t>
+      </w:r>
+      <w:r>
+        <w:rPr>
+          <w:rFonts w:ascii="Calibri" w:hAnsi="Calibri" w:eastAsia="微软雅黑"/>
+          <w:b/>
+          <w:color w:val="666666"/>
+          <w:sz w:val="21"/>
+        </w:rPr>
+        <w:t>决策的招标控制价（万元）</w:t>
+      </w:r>
+      <w:r>
+        <w:rPr>
+          <w:rFonts w:ascii="Calibri" w:hAnsi="Calibri" w:eastAsia="微软雅黑"/>
+          <w:b w:val="0"/>
+          <w:color w:val="666666"/>
+          <w:sz w:val="21"/>
+        </w:rPr>
+        <w:t>、</w:t>
+      </w:r>
+      <w:r>
+        <w:rPr>
+          <w:rFonts w:ascii="Calibri" w:hAnsi="Calibri" w:eastAsia="微软雅黑"/>
+          <w:b/>
+          <w:color w:val="666666"/>
+          <w:sz w:val="21"/>
+        </w:rPr>
+        <w:t>结算金额（万元）</w:t>
+      </w:r>
+      <w:r>
+        <w:rPr>
+          <w:rFonts w:ascii="Calibri" w:hAnsi="Calibri" w:eastAsia="微软雅黑"/>
+          <w:b w:val="0"/>
+          <w:color w:val="666666"/>
+          <w:sz w:val="21"/>
+        </w:rPr>
+        <w:t>、</w:t>
+      </w:r>
+      <w:r>
+        <w:rPr>
+          <w:rFonts w:ascii="Calibri" w:hAnsi="Calibri" w:eastAsia="微软雅黑"/>
+          <w:b/>
+          <w:color w:val="666666"/>
+          <w:sz w:val="21"/>
+        </w:rPr>
+        <w:t>已支付（万元）</w:t>
+      </w:r>
+      <w:r>
+        <w:rPr>
+          <w:rFonts w:ascii="Calibri" w:hAnsi="Calibri" w:eastAsia="微软雅黑"/>
+          <w:b w:val="0"/>
+          <w:color w:val="666666"/>
+          <w:sz w:val="21"/>
+        </w:rPr>
+        <w:t>、</w:t>
+      </w:r>
+      <w:r>
+        <w:rPr>
+          <w:rFonts w:ascii="Calibri" w:hAnsi="Calibri" w:eastAsia="微软雅黑"/>
+          <w:b/>
+          <w:color w:val="666666"/>
+          <w:sz w:val="21"/>
+        </w:rPr>
+        <w:t>未支付（万元）</w:t>
+      </w:r>
+      <w:r>
+        <w:rPr>
+          <w:rFonts w:ascii="Calibri" w:hAnsi="Calibri" w:eastAsia="微软雅黑"/>
+          <w:b w:val="0"/>
+          <w:color w:val="666666"/>
+          <w:sz w:val="21"/>
+        </w:rPr>
+        <w:t xml:space="preserve"> 四个字段已标注单位（与既有的“合同金额（万元）”一致），填写时请统一按</w:t>
+      </w:r>
+      <w:r>
+        <w:rPr>
+          <w:rFonts w:ascii="Calibri" w:hAnsi="Calibri" w:eastAsia="微软雅黑"/>
+          <w:b/>
+          <w:color w:val="666666"/>
+          <w:sz w:val="21"/>
+        </w:rPr>
+        <w:t>万元</w:t>
+      </w:r>
+      <w:r>
+        <w:rPr>
+          <w:rFonts w:ascii="Calibri" w:hAnsi="Calibri" w:eastAsia="微软雅黑"/>
+          <w:b w:val="0"/>
+          <w:color w:val="666666"/>
+          <w:sz w:val="21"/>
+        </w:rPr>
+        <w:t xml:space="preserve">录入；② </w:t>
+      </w:r>
+      <w:r>
+        <w:rPr>
+          <w:rFonts w:ascii="Calibri" w:hAnsi="Calibri" w:eastAsia="微软雅黑"/>
+          <w:b/>
+          <w:color w:val="666666"/>
+          <w:sz w:val="21"/>
+        </w:rPr>
+        <w:t>编号不可修改（服务端同步加固）</w:t>
+      </w:r>
+      <w:r>
+        <w:rPr>
+          <w:rFonts w:ascii="Calibri" w:hAnsi="Calibri" w:eastAsia="微软雅黑"/>
+          <w:b w:val="0"/>
+          <w:color w:val="666666"/>
+          <w:sz w:val="21"/>
+        </w:rPr>
+        <w:t xml:space="preserve"> —— 除弹窗内编号栏只读外，接口层也会拒绝改号（提示“合同编号由《合同编号规则》自动生成，不允许修改”），编号一经生成不可自行修改；③ </w:t>
+      </w:r>
+      <w:r>
+        <w:rPr>
+          <w:rFonts w:ascii="Calibri" w:hAnsi="Calibri" w:eastAsia="微软雅黑"/>
+          <w:b/>
+          <w:color w:val="666666"/>
+          <w:sz w:val="21"/>
+        </w:rPr>
+        <w:t>字段校验与提示更明确</w:t>
+      </w:r>
+      <w:r>
+        <w:rPr>
+          <w:rFonts w:ascii="Calibri" w:hAnsi="Calibri" w:eastAsia="微软雅黑"/>
+          <w:b w:val="0"/>
+          <w:color w:val="666666"/>
+          <w:sz w:val="21"/>
+        </w:rPr>
+        <w:t xml:space="preserve"> —— 保存时日期须为 </w:t>
+      </w:r>
+      <w:r>
+        <w:rPr>
+          <w:rFonts w:ascii="Consolas" w:hAnsi="Consolas" w:eastAsia="微软雅黑"/>
+          <w:b w:val="0"/>
+          <w:color w:val="666666"/>
+          <w:sz w:val="20"/>
+        </w:rPr>
+        <w:t>yyyy-mm-dd</w:t>
+      </w:r>
+      <w:r>
+        <w:rPr>
+          <w:rFonts w:ascii="Calibri" w:hAnsi="Calibri" w:eastAsia="微软雅黑"/>
+          <w:b w:val="0"/>
+          <w:color w:val="666666"/>
+          <w:sz w:val="21"/>
+        </w:rPr>
+        <w:t xml:space="preserve">（如输入 </w:t>
+      </w:r>
+      <w:r>
+        <w:rPr>
+          <w:rFonts w:ascii="Consolas" w:hAnsi="Consolas" w:eastAsia="微软雅黑"/>
+          <w:b w:val="0"/>
+          <w:color w:val="666666"/>
+          <w:sz w:val="20"/>
+        </w:rPr>
+        <w:t>2026/1/9</w:t>
+      </w:r>
+      <w:r>
+        <w:rPr>
+          <w:rFonts w:ascii="Calibri" w:hAnsi="Calibri" w:eastAsia="微软雅黑"/>
+          <w:b w:val="0"/>
+          <w:color w:val="666666"/>
+          <w:sz w:val="21"/>
+        </w:rPr>
+        <w:t xml:space="preserve"> 会自动规范为 </w:t>
+      </w:r>
+      <w:r>
+        <w:rPr>
+          <w:rFonts w:ascii="Consolas" w:hAnsi="Consolas" w:eastAsia="微软雅黑"/>
+          <w:b w:val="0"/>
+          <w:color w:val="666666"/>
+          <w:sz w:val="20"/>
+        </w:rPr>
+        <w:t>2026-01-09</w:t>
+      </w:r>
+      <w:r>
+        <w:rPr>
+          <w:rFonts w:ascii="Calibri" w:hAnsi="Calibri" w:eastAsia="微软雅黑"/>
+          <w:b w:val="0"/>
+          <w:color w:val="666666"/>
+          <w:sz w:val="21"/>
+        </w:rPr>
+        <w:t xml:space="preserve">；像 </w:t>
+      </w:r>
+      <w:r>
+        <w:rPr>
+          <w:rFonts w:ascii="Consolas" w:hAnsi="Consolas" w:eastAsia="微软雅黑"/>
+          <w:b w:val="0"/>
+          <w:color w:val="666666"/>
+          <w:sz w:val="20"/>
+        </w:rPr>
+        <w:t>2026-13-40</w:t>
+      </w:r>
+      <w:r>
+        <w:rPr>
+          <w:rFonts w:ascii="Calibri" w:hAnsi="Calibri" w:eastAsia="微软雅黑"/>
+          <w:b w:val="0"/>
+          <w:color w:val="666666"/>
+          <w:sz w:val="21"/>
+        </w:rPr>
+        <w:t xml:space="preserve"> 这类不存在的日期会被拒绝并提示具体字段）、金额必须为数字且不小于 0、项目分类/采购方式/资金来源/是否结算/是否有签证或变更必须选择标准取值，非法时</w:t>
+      </w:r>
+      <w:r>
+        <w:rPr>
+          <w:rFonts w:ascii="Calibri" w:hAnsi="Calibri" w:eastAsia="微软雅黑"/>
+          <w:b/>
+          <w:color w:val="666666"/>
+          <w:sz w:val="21"/>
+        </w:rPr>
+        <w:t>保存失败并给出中文原因</w:t>
+      </w:r>
+      <w:r>
+        <w:rPr>
+          <w:rFonts w:ascii="Calibri" w:hAnsi="Calibri" w:eastAsia="微软雅黑"/>
+          <w:b w:val="0"/>
+          <w:color w:val="666666"/>
+          <w:sz w:val="21"/>
+        </w:rPr>
+        <w:t xml:space="preserve">；④ </w:t>
+      </w:r>
+      <w:r>
+        <w:rPr>
+          <w:rFonts w:ascii="Calibri" w:hAnsi="Calibri" w:eastAsia="微软雅黑"/>
+          <w:b/>
+          <w:color w:val="666666"/>
+          <w:sz w:val="21"/>
+        </w:rPr>
+        <w:t>资产现状图片仅支持图片格式</w:t>
+      </w:r>
+      <w:r>
+        <w:rPr>
+          <w:rFonts w:ascii="Calibri" w:hAnsi="Calibri" w:eastAsia="微软雅黑"/>
+          <w:b w:val="0"/>
+          <w:color w:val="666666"/>
+          <w:sz w:val="21"/>
+        </w:rPr>
+        <w:t xml:space="preserve"> —— 在上传区选择 PDF 会被拒绝（决策依据附件、合同附件仍支持图片与 PDF）；⑤ </w:t>
+      </w:r>
+      <w:r>
+        <w:rPr>
+          <w:rFonts w:ascii="Calibri" w:hAnsi="Calibri" w:eastAsia="微软雅黑"/>
+          <w:b/>
+          <w:color w:val="666666"/>
+          <w:sz w:val="21"/>
+        </w:rPr>
+        <w:t>数据调整</w:t>
+      </w:r>
+      <w:r>
+        <w:rPr>
+          <w:rFonts w:ascii="Calibri" w:hAnsi="Calibri" w:eastAsia="微软雅黑"/>
+          <w:b w:val="0"/>
+          <w:color w:val="666666"/>
+          <w:sz w:val="21"/>
+        </w:rPr>
+        <w:t xml:space="preserve"> —— 编号 </w:t>
+      </w:r>
+      <w:r>
+        <w:rPr>
+          <w:rFonts w:ascii="Consolas" w:hAnsi="Consolas" w:eastAsia="微软雅黑"/>
+          <w:b w:val="0"/>
+          <w:color w:val="666666"/>
+          <w:sz w:val="20"/>
+        </w:rPr>
+        <w:t>266301~266314</w:t>
+      </w:r>
+      <w:r>
+        <w:rPr>
+          <w:rFonts w:ascii="Calibri" w:hAnsi="Calibri" w:eastAsia="微软雅黑"/>
+          <w:b w:val="0"/>
+          <w:color w:val="666666"/>
+          <w:sz w:val="21"/>
+        </w:rPr>
+        <w:t xml:space="preserve"> 共 10 条项目合同的“所属部门”已由</w:t>
+      </w:r>
+      <w:r>
+        <w:rPr>
+          <w:rFonts w:ascii="Calibri" w:hAnsi="Calibri" w:eastAsia="微软雅黑"/>
+          <w:b/>
+          <w:color w:val="666666"/>
+          <w:sz w:val="21"/>
+        </w:rPr>
+        <w:t>后勤中心-物业组</w:t>
+      </w:r>
+      <w:r>
+        <w:rPr>
+          <w:rFonts w:ascii="Calibri" w:hAnsi="Calibri" w:eastAsia="微软雅黑"/>
+          <w:b w:val="0"/>
+          <w:color w:val="666666"/>
+          <w:sz w:val="21"/>
+        </w:rPr>
+        <w:t>调整为</w:t>
+      </w:r>
+      <w:r>
+        <w:rPr>
+          <w:rFonts w:ascii="Calibri" w:hAnsi="Calibri" w:eastAsia="微软雅黑"/>
+          <w:b/>
+          <w:color w:val="666666"/>
+          <w:sz w:val="21"/>
+        </w:rPr>
+        <w:t>后勤中心-工程组</w:t>
+      </w:r>
+      <w:r>
+        <w:rPr>
+          <w:rFonts w:ascii="Calibri" w:hAnsi="Calibri" w:eastAsia="微软雅黑"/>
+          <w:b w:val="0"/>
+          <w:color w:val="666666"/>
+          <w:sz w:val="21"/>
+        </w:rPr>
+        <w:t xml:space="preserve">，这些合同在“按部门”的可见范围与统计归属上从属于工程组（经办人杨惠风原属工程组，调整后仍可正常查看与编辑）。本手册对应章节已同步更新，详见 </w:t>
+      </w:r>
+      <w:r>
+        <w:rPr>
+          <w:rFonts w:ascii="Calibri" w:hAnsi="Calibri" w:eastAsia="微软雅黑"/>
+          <w:b/>
+          <w:color w:val="666666"/>
+          <w:sz w:val="21"/>
+        </w:rPr>
+        <w:t>4.4 新增合同</w:t>
+      </w:r>
+      <w:r>
+        <w:rPr>
+          <w:rFonts w:ascii="Calibri" w:hAnsi="Calibri" w:eastAsia="微软雅黑"/>
+          <w:b w:val="0"/>
+          <w:color w:val="666666"/>
+          <w:sz w:val="21"/>
+        </w:rPr>
+        <w:t>、</w:t>
+      </w:r>
+      <w:r>
+        <w:rPr>
+          <w:rFonts w:ascii="Calibri" w:hAnsi="Calibri" w:eastAsia="微软雅黑"/>
+          <w:b/>
+          <w:color w:val="666666"/>
+          <w:sz w:val="21"/>
+        </w:rPr>
+        <w:t>4.5 编辑项目合同</w:t>
+      </w:r>
+      <w:r>
+        <w:rPr>
+          <w:rFonts w:ascii="Calibri" w:hAnsi="Calibri" w:eastAsia="微软雅黑"/>
+          <w:b w:val="0"/>
+          <w:color w:val="666666"/>
+          <w:sz w:val="21"/>
+        </w:rPr>
+        <w:t>、</w:t>
+      </w:r>
+      <w:r>
+        <w:rPr>
+          <w:rFonts w:ascii="Calibri" w:hAnsi="Calibri" w:eastAsia="微软雅黑"/>
+          <w:b/>
+          <w:color w:val="666666"/>
+          <w:sz w:val="21"/>
+        </w:rPr>
+        <w:t>5.7 附件管理</w:t>
+      </w:r>
+      <w:r>
+        <w:rPr>
+          <w:rFonts w:ascii="Calibri" w:hAnsi="Calibri" w:eastAsia="微软雅黑"/>
+          <w:b w:val="0"/>
+          <w:color w:val="666666"/>
+          <w:sz w:val="21"/>
+        </w:rPr>
+        <w:t xml:space="preserve"> 与 FAQ </w:t>
+      </w:r>
+      <w:r>
+        <w:rPr>
+          <w:rFonts w:ascii="Calibri" w:hAnsi="Calibri" w:eastAsia="微软雅黑"/>
+          <w:b/>
+          <w:color w:val="666666"/>
+          <w:sz w:val="21"/>
+        </w:rPr>
+        <w:t>Q31、Q32</w:t>
       </w:r>
       <w:r>
         <w:rPr>
@@ -3694,7 +4114,187 @@
           <w:color w:val="333333"/>
           <w:sz w:val="22"/>
         </w:rPr>
-        <w:t>；金额字段填写数字，保留两位小数。</w:t>
+        <w:t xml:space="preserve">（手工输入 </w:t>
+      </w:r>
+      <w:r>
+        <w:rPr>
+          <w:rFonts w:ascii="Consolas" w:hAnsi="Consolas" w:eastAsia="微软雅黑"/>
+          <w:b w:val="0"/>
+          <w:color w:val="333333"/>
+          <w:sz w:val="21"/>
+        </w:rPr>
+        <w:t>2026/1/9</w:t>
+      </w:r>
+      <w:r>
+        <w:rPr>
+          <w:rFonts w:ascii="Calibri" w:hAnsi="Calibri" w:eastAsia="微软雅黑"/>
+          <w:b w:val="0"/>
+          <w:color w:val="333333"/>
+          <w:sz w:val="22"/>
+        </w:rPr>
+        <w:t xml:space="preserve"> 这类写法会被自动规范为 </w:t>
+      </w:r>
+      <w:r>
+        <w:rPr>
+          <w:rFonts w:ascii="Consolas" w:hAnsi="Consolas" w:eastAsia="微软雅黑"/>
+          <w:b w:val="0"/>
+          <w:color w:val="333333"/>
+          <w:sz w:val="21"/>
+        </w:rPr>
+        <w:t>2026-01-09</w:t>
+      </w:r>
+      <w:r>
+        <w:rPr>
+          <w:rFonts w:ascii="Calibri" w:hAnsi="Calibri" w:eastAsia="微软雅黑"/>
+          <w:b w:val="0"/>
+          <w:color w:val="333333"/>
+          <w:sz w:val="22"/>
+        </w:rPr>
+        <w:t>；</w:t>
+      </w:r>
+      <w:r>
+        <w:rPr>
+          <w:rFonts w:ascii="Consolas" w:hAnsi="Consolas" w:eastAsia="微软雅黑"/>
+          <w:b w:val="0"/>
+          <w:color w:val="333333"/>
+          <w:sz w:val="21"/>
+        </w:rPr>
+        <w:t>2026-13-40</w:t>
+      </w:r>
+      <w:r>
+        <w:rPr>
+          <w:rFonts w:ascii="Calibri" w:hAnsi="Calibri" w:eastAsia="微软雅黑"/>
+          <w:b w:val="0"/>
+          <w:color w:val="333333"/>
+          <w:sz w:val="22"/>
+        </w:rPr>
+        <w:t>、</w:t>
+      </w:r>
+      <w:r>
+        <w:rPr>
+          <w:rFonts w:ascii="Consolas" w:hAnsi="Consolas" w:eastAsia="微软雅黑"/>
+          <w:b w:val="0"/>
+          <w:color w:val="333333"/>
+          <w:sz w:val="21"/>
+        </w:rPr>
+        <w:t>2026-02-30</w:t>
+      </w:r>
+      <w:r>
+        <w:rPr>
+          <w:rFonts w:ascii="Calibri" w:hAnsi="Calibri" w:eastAsia="微软雅黑"/>
+          <w:b w:val="0"/>
+          <w:color w:val="333333"/>
+          <w:sz w:val="22"/>
+        </w:rPr>
+        <w:t xml:space="preserve"> 等不存在的日期会被拒绝并提示具体字段）；金额字段填写数字，保留两位小数，</w:t>
+      </w:r>
+      <w:r>
+        <w:rPr>
+          <w:rFonts w:ascii="Calibri" w:hAnsi="Calibri" w:eastAsia="微软雅黑"/>
+          <w:b/>
+          <w:color w:val="333333"/>
+          <w:sz w:val="22"/>
+        </w:rPr>
+        <w:t>金额单位统一为“万元”</w:t>
+      </w:r>
+      <w:r>
+        <w:rPr>
+          <w:rFonts w:ascii="Calibri" w:hAnsi="Calibri" w:eastAsia="微软雅黑"/>
+          <w:b w:val="0"/>
+          <w:color w:val="333333"/>
+          <w:sz w:val="22"/>
+        </w:rPr>
+        <w:t xml:space="preserve">（表单中 </w:t>
+      </w:r>
+      <w:r>
+        <w:rPr>
+          <w:rFonts w:ascii="Consolas" w:hAnsi="Consolas" w:eastAsia="微软雅黑"/>
+          <w:b w:val="0"/>
+          <w:color w:val="333333"/>
+          <w:sz w:val="21"/>
+        </w:rPr>
+        <w:t>合同金额（万元）</w:t>
+      </w:r>
+      <w:r>
+        <w:rPr>
+          <w:rFonts w:ascii="Calibri" w:hAnsi="Calibri" w:eastAsia="微软雅黑"/>
+          <w:b w:val="0"/>
+          <w:color w:val="333333"/>
+          <w:sz w:val="22"/>
+        </w:rPr>
+        <w:t>、</w:t>
+      </w:r>
+      <w:r>
+        <w:rPr>
+          <w:rFonts w:ascii="Consolas" w:hAnsi="Consolas" w:eastAsia="微软雅黑"/>
+          <w:b w:val="0"/>
+          <w:color w:val="333333"/>
+          <w:sz w:val="21"/>
+        </w:rPr>
+        <w:t>决策的招标控制价（万元）</w:t>
+      </w:r>
+      <w:r>
+        <w:rPr>
+          <w:rFonts w:ascii="Calibri" w:hAnsi="Calibri" w:eastAsia="微软雅黑"/>
+          <w:b w:val="0"/>
+          <w:color w:val="333333"/>
+          <w:sz w:val="22"/>
+        </w:rPr>
+        <w:t>、</w:t>
+      </w:r>
+      <w:r>
+        <w:rPr>
+          <w:rFonts w:ascii="Consolas" w:hAnsi="Consolas" w:eastAsia="微软雅黑"/>
+          <w:b w:val="0"/>
+          <w:color w:val="333333"/>
+          <w:sz w:val="21"/>
+        </w:rPr>
+        <w:t>结算金额（万元）</w:t>
+      </w:r>
+      <w:r>
+        <w:rPr>
+          <w:rFonts w:ascii="Calibri" w:hAnsi="Calibri" w:eastAsia="微软雅黑"/>
+          <w:b w:val="0"/>
+          <w:color w:val="333333"/>
+          <w:sz w:val="22"/>
+        </w:rPr>
+        <w:t>、</w:t>
+      </w:r>
+      <w:r>
+        <w:rPr>
+          <w:rFonts w:ascii="Consolas" w:hAnsi="Consolas" w:eastAsia="微软雅黑"/>
+          <w:b w:val="0"/>
+          <w:color w:val="333333"/>
+          <w:sz w:val="21"/>
+        </w:rPr>
+        <w:t>已支付（万元）</w:t>
+      </w:r>
+      <w:r>
+        <w:rPr>
+          <w:rFonts w:ascii="Calibri" w:hAnsi="Calibri" w:eastAsia="微软雅黑"/>
+          <w:b w:val="0"/>
+          <w:color w:val="333333"/>
+          <w:sz w:val="22"/>
+        </w:rPr>
+        <w:t>、</w:t>
+      </w:r>
+      <w:r>
+        <w:rPr>
+          <w:rFonts w:ascii="Consolas" w:hAnsi="Consolas" w:eastAsia="微软雅黑"/>
+          <w:b w:val="0"/>
+          <w:color w:val="333333"/>
+          <w:sz w:val="21"/>
+        </w:rPr>
+        <w:t>未支付（万元）</w:t>
+      </w:r>
+      <w:r>
+        <w:rPr>
+          <w:rFonts w:ascii="Calibri" w:hAnsi="Calibri" w:eastAsia="微软雅黑"/>
+          <w:b w:val="0"/>
+          <w:color w:val="333333"/>
+          <w:sz w:val="22"/>
+        </w:rPr>
+        <w:t xml:space="preserve"> 均已标注单位）。</w:t>
       </w:r>
     </w:p>
     <w:p>
@@ -3744,6 +4344,51 @@
     </w:p>
     <w:p>
       <w:pPr>
+        <w:pStyle w:val="ListNumber"/>
+        <w:numPr>
+          <w:ilvl w:val="0"/>
+          <w:numId w:val="13"/>
+        </w:numPr>
+      </w:pPr>
+      <w:r>
+        <w:rPr>
+          <w:rFonts w:ascii="Calibri" w:hAnsi="Calibri" w:eastAsia="微软雅黑"/>
+          <w:b/>
+          <w:color w:val="333333"/>
+          <w:sz w:val="22"/>
+        </w:rPr>
+        <w:t>字段校验规则（V1.8.4）</w:t>
+      </w:r>
+      <w:r>
+        <w:rPr>
+          <w:rFonts w:ascii="Calibri" w:hAnsi="Calibri" w:eastAsia="微软雅黑"/>
+          <w:b w:val="0"/>
+          <w:color w:val="333333"/>
+          <w:sz w:val="22"/>
+        </w:rPr>
+        <w:t>：项目分类、采购方式、资金来源、是否结算、是否有签证或变更只能取系统提供的标准选项（“是否结算”另有“部分结算”）；金额必须为数字且不小于 0；不满足时</w:t>
+      </w:r>
+      <w:r>
+        <w:rPr>
+          <w:rFonts w:ascii="Calibri" w:hAnsi="Calibri" w:eastAsia="微软雅黑"/>
+          <w:b/>
+          <w:color w:val="333333"/>
+          <w:sz w:val="22"/>
+        </w:rPr>
+        <w:t>保存失败并在对应字段下方给出中文原因</w:t>
+      </w:r>
+      <w:r>
+        <w:rPr>
+          <w:rFonts w:ascii="Calibri" w:hAnsi="Calibri" w:eastAsia="微软雅黑"/>
+          <w:b w:val="0"/>
+          <w:color w:val="333333"/>
+          <w:sz w:val="22"/>
+        </w:rPr>
+        <w:t>（例如“字段「合同金额（万元）」不是有效数字”），修正后再保存即可。</w:t>
+      </w:r>
+    </w:p>
+    <w:p>
+      <w:pPr>
         <w:pStyle w:val="Heading2"/>
       </w:pPr>
       <w:r>
@@ -3897,7 +4542,25 @@
           <w:color w:val="333333"/>
           <w:sz w:val="22"/>
         </w:rPr>
-        <w:t>”均为只读：编号由系统按规则生成并锁定，编辑时不可修改，保存后编号保持不变）。</w:t>
+        <w:t>”均为只读：编号由系统按规则生成并锁定，编辑时不可修改，保存后编号保持不变）。即使通过其它方式提交了不同的编号，服务端也会拒绝并提示“</w:t>
+      </w:r>
+      <w:r>
+        <w:rPr>
+          <w:rFonts w:ascii="Calibri" w:hAnsi="Calibri" w:eastAsia="微软雅黑"/>
+          <w:b/>
+          <w:color w:val="333333"/>
+          <w:sz w:val="22"/>
+        </w:rPr>
+        <w:t>合同编号由《合同编号规则》自动生成，不允许修改</w:t>
+      </w:r>
+      <w:r>
+        <w:rPr>
+          <w:rFonts w:ascii="Calibri" w:hAnsi="Calibri" w:eastAsia="微软雅黑"/>
+          <w:b w:val="0"/>
+          <w:color w:val="333333"/>
+          <w:sz w:val="22"/>
+        </w:rPr>
+        <w:t>”；如确需更正编号，请联系管理员处理。</w:t>
       </w:r>
     </w:p>
     <w:p>
@@ -3916,6 +4579,51 @@
           <w:sz w:val="22"/>
         </w:rPr>
         <w:t>点击“保存”完成修改；每次修改会逐字段写入“日志审计 → 字段级变更日志”（记录修改前值与修改后值）。</w:t>
+      </w:r>
+    </w:p>
+    <w:p>
+      <w:pPr>
+        <w:pStyle w:val="ListNumber"/>
+        <w:numPr>
+          <w:ilvl w:val="0"/>
+          <w:numId w:val="14"/>
+        </w:numPr>
+      </w:pPr>
+      <w:r>
+        <w:rPr>
+          <w:rFonts w:ascii="Calibri" w:hAnsi="Calibri" w:eastAsia="微软雅黑"/>
+          <w:b/>
+          <w:color w:val="333333"/>
+          <w:sz w:val="22"/>
+        </w:rPr>
+        <w:t>编辑时的校验宽松规则</w:t>
+      </w:r>
+      <w:r>
+        <w:rPr>
+          <w:rFonts w:ascii="Calibri" w:hAnsi="Calibri" w:eastAsia="微软雅黑"/>
+          <w:b w:val="0"/>
+          <w:color w:val="333333"/>
+          <w:sz w:val="22"/>
+        </w:rPr>
+        <w:t>：若某条历史记录的金额/日期等字段本身就是不规范的老数据（例如金额填成了文字），只要您</w:t>
+      </w:r>
+      <w:r>
+        <w:rPr>
+          <w:rFonts w:ascii="Calibri" w:hAnsi="Calibri" w:eastAsia="微软雅黑"/>
+          <w:b/>
+          <w:color w:val="333333"/>
+          <w:sz w:val="22"/>
+        </w:rPr>
+        <w:t>没有改动该字段</w:t>
+      </w:r>
+      <w:r>
+        <w:rPr>
+          <w:rFonts w:ascii="Calibri" w:hAnsi="Calibri" w:eastAsia="微软雅黑"/>
+          <w:b w:val="0"/>
+          <w:color w:val="333333"/>
+          <w:sz w:val="22"/>
+        </w:rPr>
+        <w:t>，仍可正常修改其它字段并保存；一旦把它改成新的非法值，同样会被拒绝。</w:t>
       </w:r>
     </w:p>
     <w:p>
@@ -10246,6 +10954,65 @@
           <w:sz w:val="22"/>
         </w:rPr>
         <w:t>：管理员可查看全部记录，普通用户仅查看本人操作产生的记录。</w:t>
+      </w:r>
+    </w:p>
+    <w:p>
+      <w:pPr>
+        <w:pStyle w:val="ListBullet"/>
+      </w:pPr>
+      <w:r>
+        <w:rPr>
+          <w:rFonts w:ascii="Calibri" w:hAnsi="Calibri" w:eastAsia="微软雅黑"/>
+          <w:b/>
+          <w:color w:val="333333"/>
+          <w:sz w:val="22"/>
+        </w:rPr>
+        <w:t>维护人员执行的批量数据调整</w:t>
+      </w:r>
+      <w:r>
+        <w:rPr>
+          <w:rFonts w:ascii="Calibri" w:hAnsi="Calibri" w:eastAsia="微软雅黑"/>
+          <w:b w:val="0"/>
+          <w:color w:val="333333"/>
+          <w:sz w:val="22"/>
+        </w:rPr>
+        <w:t>：由管理员用一次性脚本调整数据（如批量修改“所属部门”、清洗不合规金额）时，也会逐条写入本日志，操作人显示为「</w:t>
+      </w:r>
+      <w:r>
+        <w:rPr>
+          <w:rFonts w:ascii="Calibri" w:hAnsi="Calibri" w:eastAsia="微软雅黑"/>
+          <w:b/>
+          <w:color w:val="333333"/>
+          <w:sz w:val="22"/>
+        </w:rPr>
+        <w:t>数据调整脚本</w:t>
+      </w:r>
+      <w:r>
+        <w:rPr>
+          <w:rFonts w:ascii="Calibri" w:hAnsi="Calibri" w:eastAsia="微软雅黑"/>
+          <w:b w:val="0"/>
+          <w:color w:val="333333"/>
+          <w:sz w:val="22"/>
+        </w:rPr>
+        <w:t>」或「</w:t>
+      </w:r>
+      <w:r>
+        <w:rPr>
+          <w:rFonts w:ascii="Calibri" w:hAnsi="Calibri" w:eastAsia="微软雅黑"/>
+          <w:b/>
+          <w:color w:val="333333"/>
+          <w:sz w:val="22"/>
+        </w:rPr>
+        <w:t>数据清洗脚本</w:t>
+      </w:r>
+      <w:r>
+        <w:rPr>
+          <w:rFonts w:ascii="Calibri" w:hAnsi="Calibri" w:eastAsia="微软雅黑"/>
+          <w:b w:val="0"/>
+          <w:color w:val="333333"/>
+          <w:sz w:val="22"/>
+        </w:rPr>
+        <w:t>」，模块为“合同台账”，便于事后追溯（详见开发文档 7.6）。</w:t>
       </w:r>
     </w:p>
     <w:p>
@@ -14404,6 +15171,86 @@
           <w:sz w:val="22"/>
         </w:rPr>
         <w:t>答：不会。历史合同编号一律保持不变，不重编、不回填；新规则只对之后新增的合同生效。</w:t>
+      </w:r>
+    </w:p>
+    <w:p>
+      <w:r>
+        <w:rPr>
+          <w:rFonts w:ascii="Calibri" w:hAnsi="Calibri" w:eastAsia="微软雅黑"/>
+          <w:b/>
+          <w:color w:val="333333"/>
+          <w:sz w:val="22"/>
+        </w:rPr>
+        <w:t>Q31：编辑合同时我确认没改“编号”，但保存后被提示“合同编号由《合同编号规则》自动生成，不允许修改”？</w:t>
+      </w:r>
+    </w:p>
+    <w:p>
+      <w:r>
+        <w:rPr>
+          <w:rFonts w:ascii="Calibri" w:hAnsi="Calibri" w:eastAsia="微软雅黑"/>
+          <w:b w:val="0"/>
+          <w:color w:val="333333"/>
+          <w:sz w:val="22"/>
+        </w:rPr>
+        <w:t>答：说明提交的编号与库内当前值不一致（例如页面停留过久、或编号前后带了空格）。请刷新页面后重新打开该合同再保存；系统对编号实行“不可修改”规则：与现编号完全一致时会被忽略，不一致则直接拒绝，不会改动数据。</w:t>
+      </w:r>
+    </w:p>
+    <w:p>
+      <w:r>
+        <w:rPr>
+          <w:rFonts w:ascii="Calibri" w:hAnsi="Calibri" w:eastAsia="微软雅黑"/>
+          <w:b/>
+          <w:color w:val="333333"/>
+          <w:sz w:val="22"/>
+        </w:rPr>
+        <w:t>Q32：保存时提示“字段「xxx」不是有效数字 / 日期格式应为 yyyy-mm-dd / 取值不在标准选项内”，怎么办？</w:t>
+      </w:r>
+    </w:p>
+    <w:p>
+      <w:r>
+        <w:rPr>
+          <w:rFonts w:ascii="Calibri" w:hAnsi="Calibri" w:eastAsia="微软雅黑"/>
+          <w:b w:val="0"/>
+          <w:color w:val="333333"/>
+          <w:sz w:val="22"/>
+        </w:rPr>
+        <w:t xml:space="preserve">答：这是 V1.8.2 起新增的字段校验提示（金额须为数字且不小于 0；日期须为 </w:t>
+      </w:r>
+      <w:r>
+        <w:rPr>
+          <w:rFonts w:ascii="Consolas" w:hAnsi="Consolas" w:eastAsia="微软雅黑"/>
+          <w:b w:val="0"/>
+          <w:color w:val="333333"/>
+          <w:sz w:val="21"/>
+        </w:rPr>
+        <w:t>yyyy-mm-dd</w:t>
+      </w:r>
+      <w:r>
+        <w:rPr>
+          <w:rFonts w:ascii="Calibri" w:hAnsi="Calibri" w:eastAsia="微软雅黑"/>
+          <w:b w:val="0"/>
+          <w:color w:val="333333"/>
+          <w:sz w:val="22"/>
+        </w:rPr>
+        <w:t>，</w:t>
+      </w:r>
+      <w:r>
+        <w:rPr>
+          <w:rFonts w:ascii="Consolas" w:hAnsi="Consolas" w:eastAsia="微软雅黑"/>
+          <w:b w:val="0"/>
+          <w:color w:val="333333"/>
+          <w:sz w:val="21"/>
+        </w:rPr>
+        <w:t>2026/1/9</w:t>
+      </w:r>
+      <w:r>
+        <w:rPr>
+          <w:rFonts w:ascii="Calibri" w:hAnsi="Calibri" w:eastAsia="微软雅黑"/>
+          <w:b w:val="0"/>
+          <w:color w:val="333333"/>
+          <w:sz w:val="22"/>
+        </w:rPr>
+        <w:t xml:space="preserve"> 这类写法会自动规范化；项目分类/采购方式/资金来源/是否结算/是否有签证或变更须取标准选项）。请按提示修正对应字段后重新保存。若该字段是历史遗留的不规范数据、而您本次并未修改它，则不会被拦截——只有把它改成新的非法值才会被拒绝。</w:t>
       </w:r>
     </w:p>
     <w:p>

--- a/docs/用户操作手册.docx
+++ b/docs/用户操作手册.docx
@@ -1047,6 +1047,354 @@
           <w:sz w:val="21"/>
         </w:rPr>
         <w:t>。</w:t>
+      </w:r>
+    </w:p>
+    <w:p>
+      <w:pPr>
+        <w:spacing w:after="40"/>
+        <w:jc w:val="center"/>
+      </w:pPr>
+      <w:r>
+        <w:rPr>
+          <w:rFonts w:ascii="Calibri" w:hAnsi="Calibri" w:eastAsia="微软雅黑"/>
+          <w:b/>
+          <w:color w:val="666666"/>
+          <w:sz w:val="21"/>
+        </w:rPr>
+        <w:t>V1.8.5 修订说明（2026年10月13日）</w:t>
+      </w:r>
+      <w:r>
+        <w:rPr>
+          <w:rFonts w:ascii="Calibri" w:hAnsi="Calibri" w:eastAsia="微软雅黑"/>
+          <w:b w:val="0"/>
+          <w:color w:val="666666"/>
+          <w:sz w:val="21"/>
+        </w:rPr>
+        <w:t xml:space="preserve">：新增/补齐四项通用能力——① </w:t>
+      </w:r>
+      <w:r>
+        <w:rPr>
+          <w:rFonts w:ascii="Calibri" w:hAnsi="Calibri" w:eastAsia="微软雅黑"/>
+          <w:b/>
+          <w:color w:val="666666"/>
+          <w:sz w:val="21"/>
+        </w:rPr>
+        <w:t>会话空闲超时</w:t>
+      </w:r>
+      <w:r>
+        <w:rPr>
+          <w:rFonts w:ascii="Calibri" w:hAnsi="Calibri" w:eastAsia="微软雅黑"/>
+          <w:b w:val="0"/>
+          <w:color w:val="666666"/>
+          <w:sz w:val="21"/>
+        </w:rPr>
+        <w:t xml:space="preserve">：长时间不操作（默认 </w:t>
+      </w:r>
+      <w:r>
+        <w:rPr>
+          <w:rFonts w:ascii="Calibri" w:hAnsi="Calibri" w:eastAsia="微软雅黑"/>
+          <w:b/>
+          <w:color w:val="666666"/>
+          <w:sz w:val="21"/>
+        </w:rPr>
+        <w:t>30 分钟</w:t>
+      </w:r>
+      <w:r>
+        <w:rPr>
+          <w:rFonts w:ascii="Calibri" w:hAnsi="Calibri" w:eastAsia="微软雅黑"/>
+          <w:b w:val="0"/>
+          <w:color w:val="666666"/>
+          <w:sz w:val="21"/>
+        </w:rPr>
+        <w:t xml:space="preserve">，可在"系统设置"调整）会自动退出登录，保护账号安全（见 </w:t>
+      </w:r>
+      <w:r>
+        <w:rPr>
+          <w:rFonts w:ascii="Calibri" w:hAnsi="Calibri" w:eastAsia="微软雅黑"/>
+          <w:b/>
+          <w:color w:val="666666"/>
+          <w:sz w:val="21"/>
+        </w:rPr>
+        <w:t>1.1 登录注意事项</w:t>
+      </w:r>
+      <w:r>
+        <w:rPr>
+          <w:rFonts w:ascii="Calibri" w:hAnsi="Calibri" w:eastAsia="微软雅黑"/>
+          <w:b w:val="0"/>
+          <w:color w:val="666666"/>
+          <w:sz w:val="21"/>
+        </w:rPr>
+        <w:t>、</w:t>
+      </w:r>
+      <w:r>
+        <w:rPr>
+          <w:rFonts w:ascii="Calibri" w:hAnsi="Calibri" w:eastAsia="微软雅黑"/>
+          <w:b/>
+          <w:color w:val="666666"/>
+          <w:sz w:val="21"/>
+        </w:rPr>
+        <w:t>8.5 会话空闲超时</w:t>
+      </w:r>
+      <w:r>
+        <w:rPr>
+          <w:rFonts w:ascii="Calibri" w:hAnsi="Calibri" w:eastAsia="微软雅黑"/>
+          <w:b w:val="0"/>
+          <w:color w:val="666666"/>
+          <w:sz w:val="21"/>
+        </w:rPr>
+        <w:t xml:space="preserve">）；② </w:t>
+      </w:r>
+      <w:r>
+        <w:rPr>
+          <w:rFonts w:ascii="Calibri" w:hAnsi="Calibri" w:eastAsia="微软雅黑"/>
+          <w:b/>
+          <w:color w:val="666666"/>
+          <w:sz w:val="21"/>
+        </w:rPr>
+        <w:t>附件在线预览</w:t>
+      </w:r>
+      <w:r>
+        <w:rPr>
+          <w:rFonts w:ascii="Calibri" w:hAnsi="Calibri" w:eastAsia="微软雅黑"/>
+          <w:b w:val="0"/>
+          <w:color w:val="666666"/>
+          <w:sz w:val="21"/>
+        </w:rPr>
+        <w:t>：项目/资产合同的附件列表中新增「</w:t>
+      </w:r>
+      <w:r>
+        <w:rPr>
+          <w:rFonts w:ascii="Calibri" w:hAnsi="Calibri" w:eastAsia="微软雅黑"/>
+          <w:b/>
+          <w:color w:val="666666"/>
+          <w:sz w:val="21"/>
+        </w:rPr>
+        <w:t>预览</w:t>
+      </w:r>
+      <w:r>
+        <w:rPr>
+          <w:rFonts w:ascii="Calibri" w:hAnsi="Calibri" w:eastAsia="微软雅黑"/>
+          <w:b w:val="0"/>
+          <w:color w:val="666666"/>
+          <w:sz w:val="21"/>
+        </w:rPr>
+        <w:t xml:space="preserve">」按钮，图片直接显示、PDF 内嵌阅读，无需下载（见 </w:t>
+      </w:r>
+      <w:r>
+        <w:rPr>
+          <w:rFonts w:ascii="Calibri" w:hAnsi="Calibri" w:eastAsia="微软雅黑"/>
+          <w:b/>
+          <w:color w:val="666666"/>
+          <w:sz w:val="21"/>
+        </w:rPr>
+        <w:t>4.8</w:t>
+      </w:r>
+      <w:r>
+        <w:rPr>
+          <w:rFonts w:ascii="Calibri" w:hAnsi="Calibri" w:eastAsia="微软雅黑"/>
+          <w:b w:val="0"/>
+          <w:color w:val="666666"/>
+          <w:sz w:val="21"/>
+        </w:rPr>
+        <w:t>、</w:t>
+      </w:r>
+      <w:r>
+        <w:rPr>
+          <w:rFonts w:ascii="Calibri" w:hAnsi="Calibri" w:eastAsia="微软雅黑"/>
+          <w:b/>
+          <w:color w:val="666666"/>
+          <w:sz w:val="21"/>
+        </w:rPr>
+        <w:t>5.7</w:t>
+      </w:r>
+      <w:r>
+        <w:rPr>
+          <w:rFonts w:ascii="Calibri" w:hAnsi="Calibri" w:eastAsia="微软雅黑"/>
+          <w:b w:val="0"/>
+          <w:color w:val="666666"/>
+          <w:sz w:val="21"/>
+        </w:rPr>
+        <w:t xml:space="preserve">）；③ </w:t>
+      </w:r>
+      <w:r>
+        <w:rPr>
+          <w:rFonts w:ascii="Calibri" w:hAnsi="Calibri" w:eastAsia="微软雅黑"/>
+          <w:b/>
+          <w:color w:val="666666"/>
+          <w:sz w:val="21"/>
+        </w:rPr>
+        <w:t>密码与登录策略</w:t>
+      </w:r>
+      <w:r>
+        <w:rPr>
+          <w:rFonts w:ascii="Calibri" w:hAnsi="Calibri" w:eastAsia="微软雅黑"/>
+          <w:b w:val="0"/>
+          <w:color w:val="666666"/>
+          <w:sz w:val="21"/>
+        </w:rPr>
+        <w:t>：新增账号或被重置密码后</w:t>
+      </w:r>
+      <w:r>
+        <w:rPr>
+          <w:rFonts w:ascii="Calibri" w:hAnsi="Calibri" w:eastAsia="微软雅黑"/>
+          <w:b/>
+          <w:color w:val="666666"/>
+          <w:sz w:val="21"/>
+        </w:rPr>
+        <w:t>首次登录必须先改密码</w:t>
+      </w:r>
+      <w:r>
+        <w:rPr>
+          <w:rFonts w:ascii="Calibri" w:hAnsi="Calibri" w:eastAsia="微软雅黑"/>
+          <w:b w:val="0"/>
+          <w:color w:val="666666"/>
+          <w:sz w:val="21"/>
+        </w:rPr>
+        <w:t xml:space="preserve">，新密码须 </w:t>
+      </w:r>
+      <w:r>
+        <w:rPr>
+          <w:rFonts w:ascii="Calibri" w:hAnsi="Calibri" w:eastAsia="微软雅黑"/>
+          <w:b/>
+          <w:color w:val="666666"/>
+          <w:sz w:val="21"/>
+        </w:rPr>
+        <w:t>≥8 位且不能为纯数字/纯字母、不能与用户名相同、不能是 123456</w:t>
+      </w:r>
+      <w:r>
+        <w:rPr>
+          <w:rFonts w:ascii="Calibri" w:hAnsi="Calibri" w:eastAsia="微软雅黑"/>
+          <w:b w:val="0"/>
+          <w:color w:val="666666"/>
+          <w:sz w:val="21"/>
+        </w:rPr>
+        <w:t xml:space="preserve">；连续 </w:t>
+      </w:r>
+      <w:r>
+        <w:rPr>
+          <w:rFonts w:ascii="Calibri" w:hAnsi="Calibri" w:eastAsia="微软雅黑"/>
+          <w:b/>
+          <w:color w:val="666666"/>
+          <w:sz w:val="21"/>
+        </w:rPr>
+        <w:t>5 次</w:t>
+      </w:r>
+      <w:r>
+        <w:rPr>
+          <w:rFonts w:ascii="Calibri" w:hAnsi="Calibri" w:eastAsia="微软雅黑"/>
+          <w:b w:val="0"/>
+          <w:color w:val="666666"/>
+          <w:sz w:val="21"/>
+        </w:rPr>
+        <w:t>输错密码将</w:t>
+      </w:r>
+      <w:r>
+        <w:rPr>
+          <w:rFonts w:ascii="Calibri" w:hAnsi="Calibri" w:eastAsia="微软雅黑"/>
+          <w:b/>
+          <w:color w:val="666666"/>
+          <w:sz w:val="21"/>
+        </w:rPr>
+        <w:t>锁定 15 分钟</w:t>
+      </w:r>
+      <w:r>
+        <w:rPr>
+          <w:rFonts w:ascii="Calibri" w:hAnsi="Calibri" w:eastAsia="微软雅黑"/>
+          <w:b w:val="0"/>
+          <w:color w:val="666666"/>
+          <w:sz w:val="21"/>
+        </w:rPr>
+        <w:t xml:space="preserve">（见 </w:t>
+      </w:r>
+      <w:r>
+        <w:rPr>
+          <w:rFonts w:ascii="Calibri" w:hAnsi="Calibri" w:eastAsia="微软雅黑"/>
+          <w:b/>
+          <w:color w:val="666666"/>
+          <w:sz w:val="21"/>
+        </w:rPr>
+        <w:t>7.7 修改本人密码</w:t>
+      </w:r>
+      <w:r>
+        <w:rPr>
+          <w:rFonts w:ascii="Calibri" w:hAnsi="Calibri" w:eastAsia="微软雅黑"/>
+          <w:b w:val="0"/>
+          <w:color w:val="666666"/>
+          <w:sz w:val="21"/>
+        </w:rPr>
+        <w:t>、</w:t>
+      </w:r>
+      <w:r>
+        <w:rPr>
+          <w:rFonts w:ascii="Calibri" w:hAnsi="Calibri" w:eastAsia="微软雅黑"/>
+          <w:b/>
+          <w:color w:val="666666"/>
+          <w:sz w:val="21"/>
+        </w:rPr>
+        <w:t>7.4 重置密码</w:t>
+      </w:r>
+      <w:r>
+        <w:rPr>
+          <w:rFonts w:ascii="Calibri" w:hAnsi="Calibri" w:eastAsia="微软雅黑"/>
+          <w:b w:val="0"/>
+          <w:color w:val="666666"/>
+          <w:sz w:val="21"/>
+        </w:rPr>
+        <w:t xml:space="preserve">、FAQ Q33）；④ </w:t>
+      </w:r>
+      <w:r>
+        <w:rPr>
+          <w:rFonts w:ascii="Calibri" w:hAnsi="Calibri" w:eastAsia="微软雅黑"/>
+          <w:b/>
+          <w:color w:val="666666"/>
+          <w:sz w:val="21"/>
+        </w:rPr>
+        <w:t>导入校验结果导出</w:t>
+      </w:r>
+      <w:r>
+        <w:rPr>
+          <w:rFonts w:ascii="Calibri" w:hAnsi="Calibri" w:eastAsia="微软雅黑"/>
+          <w:b w:val="0"/>
+          <w:color w:val="666666"/>
+          <w:sz w:val="21"/>
+        </w:rPr>
+        <w:t>：批量导入后如存在错误行，可点击「</w:t>
+      </w:r>
+      <w:r>
+        <w:rPr>
+          <w:rFonts w:ascii="Calibri" w:hAnsi="Calibri" w:eastAsia="微软雅黑"/>
+          <w:b/>
+          <w:color w:val="666666"/>
+          <w:sz w:val="21"/>
+        </w:rPr>
+        <w:t>导出校验结果</w:t>
+      </w:r>
+      <w:r>
+        <w:rPr>
+          <w:rFonts w:ascii="Calibri" w:hAnsi="Calibri" w:eastAsia="微软雅黑"/>
+          <w:b w:val="0"/>
+          <w:color w:val="666666"/>
+          <w:sz w:val="21"/>
+        </w:rPr>
+        <w:t xml:space="preserve">」下载带「校验结果 / 问题说明」两列的 Excel，修改后直接重新导入（见 </w:t>
+      </w:r>
+      <w:r>
+        <w:rPr>
+          <w:rFonts w:ascii="Calibri" w:hAnsi="Calibri" w:eastAsia="微软雅黑"/>
+          <w:b/>
+          <w:color w:val="666666"/>
+          <w:sz w:val="21"/>
+        </w:rPr>
+        <w:t>4.1 顶部工具栏</w:t>
+      </w:r>
+      <w:r>
+        <w:rPr>
+          <w:rFonts w:ascii="Calibri" w:hAnsi="Calibri" w:eastAsia="微软雅黑"/>
+          <w:b w:val="0"/>
+          <w:color w:val="666666"/>
+          <w:sz w:val="21"/>
+        </w:rPr>
+        <w:t>、FAQ Q35）。</w:t>
       </w:r>
     </w:p>
     <w:p>
@@ -1402,7 +1750,324 @@
           <w:color w:val="1F4D78"/>
           <w:sz w:val="21"/>
         </w:rPr>
-        <w:t>。请首次登录后联系管理员修改或由管理员重置密码。</w:t>
+        <w:t>。</w:t>
+      </w:r>
+      <w:r>
+        <w:rPr>
+          <w:rFonts w:ascii="Calibri" w:hAnsi="Calibri" w:eastAsia="微软雅黑"/>
+          <w:b/>
+          <w:color w:val="1F4D78"/>
+          <w:sz w:val="21"/>
+        </w:rPr>
+        <w:t>首次登录后请尽快自行修改密码</w:t>
+      </w:r>
+      <w:r>
+        <w:rPr>
+          <w:rFonts w:ascii="Calibri" w:hAnsi="Calibri" w:eastAsia="微软雅黑"/>
+          <w:b w:val="0"/>
+          <w:color w:val="1F4D78"/>
+          <w:sz w:val="21"/>
+        </w:rPr>
+        <w:t>（右上角「修改密码」）。</w:t>
+      </w:r>
+    </w:p>
+    <w:p>
+      <w:r>
+        <w:rPr>
+          <w:rFonts w:ascii="Calibri" w:hAnsi="Calibri" w:eastAsia="微软雅黑"/>
+          <w:b/>
+          <w:color w:val="333333"/>
+          <w:sz w:val="22"/>
+        </w:rPr>
+        <w:t>1.1 登录注意事项：</w:t>
+      </w:r>
+    </w:p>
+    <w:p>
+      <w:pPr>
+        <w:pStyle w:val="ListNumber"/>
+        <w:numPr>
+          <w:ilvl w:val="0"/>
+          <w:numId w:val="11"/>
+        </w:numPr>
+      </w:pPr>
+      <w:r>
+        <w:rPr>
+          <w:rFonts w:ascii="Calibri" w:hAnsi="Calibri" w:eastAsia="微软雅黑"/>
+          <w:b/>
+          <w:color w:val="333333"/>
+          <w:sz w:val="22"/>
+        </w:rPr>
+        <w:t>密码规则</w:t>
+      </w:r>
+      <w:r>
+        <w:rPr>
+          <w:rFonts w:ascii="Calibri" w:hAnsi="Calibri" w:eastAsia="微软雅黑"/>
+          <w:b w:val="0"/>
+          <w:color w:val="333333"/>
+          <w:sz w:val="22"/>
+        </w:rPr>
+        <w:t>：修改密码时，新密码须</w:t>
+      </w:r>
+      <w:r>
+        <w:rPr>
+          <w:rFonts w:ascii="Calibri" w:hAnsi="Calibri" w:eastAsia="微软雅黑"/>
+          <w:b/>
+          <w:color w:val="333333"/>
+          <w:sz w:val="22"/>
+        </w:rPr>
+        <w:t>至少 8 位</w:t>
+      </w:r>
+      <w:r>
+        <w:rPr>
+          <w:rFonts w:ascii="Calibri" w:hAnsi="Calibri" w:eastAsia="微软雅黑"/>
+          <w:b w:val="0"/>
+          <w:color w:val="333333"/>
+          <w:sz w:val="22"/>
+        </w:rPr>
+        <w:t xml:space="preserve">，且不能是纯数字、不能是纯字母、不能与用户名相同，也不能使用 </w:t>
+      </w:r>
+      <w:r>
+        <w:rPr>
+          <w:rFonts w:ascii="Consolas" w:hAnsi="Consolas" w:eastAsia="微软雅黑"/>
+          <w:b w:val="0"/>
+          <w:color w:val="333333"/>
+          <w:sz w:val="21"/>
+        </w:rPr>
+        <w:t>123456</w:t>
+      </w:r>
+      <w:r>
+        <w:rPr>
+          <w:rFonts w:ascii="Calibri" w:hAnsi="Calibri" w:eastAsia="微软雅黑"/>
+          <w:b w:val="0"/>
+          <w:color w:val="333333"/>
+          <w:sz w:val="22"/>
+        </w:rPr>
+        <w:t xml:space="preserve"> 这类初始/弱口令。</w:t>
+      </w:r>
+    </w:p>
+    <w:p>
+      <w:pPr>
+        <w:pStyle w:val="ListNumber"/>
+        <w:numPr>
+          <w:ilvl w:val="0"/>
+          <w:numId w:val="11"/>
+        </w:numPr>
+      </w:pPr>
+      <w:r>
+        <w:rPr>
+          <w:rFonts w:ascii="Calibri" w:hAnsi="Calibri" w:eastAsia="微软雅黑"/>
+          <w:b/>
+          <w:color w:val="333333"/>
+          <w:sz w:val="22"/>
+        </w:rPr>
+        <w:t>首次登录强制改密</w:t>
+      </w:r>
+      <w:r>
+        <w:rPr>
+          <w:rFonts w:ascii="Calibri" w:hAnsi="Calibri" w:eastAsia="微软雅黑"/>
+          <w:b w:val="0"/>
+          <w:color w:val="333333"/>
+          <w:sz w:val="22"/>
+        </w:rPr>
+        <w:t>：管理员</w:t>
+      </w:r>
+      <w:r>
+        <w:rPr>
+          <w:rFonts w:ascii="Calibri" w:hAnsi="Calibri" w:eastAsia="微软雅黑"/>
+          <w:b/>
+          <w:color w:val="333333"/>
+          <w:sz w:val="22"/>
+        </w:rPr>
+        <w:t>新建的账号</w:t>
+      </w:r>
+      <w:r>
+        <w:rPr>
+          <w:rFonts w:ascii="Calibri" w:hAnsi="Calibri" w:eastAsia="微软雅黑"/>
+          <w:b w:val="0"/>
+          <w:color w:val="333333"/>
+          <w:sz w:val="22"/>
+        </w:rPr>
+        <w:t xml:space="preserve">（初始密码 </w:t>
+      </w:r>
+      <w:r>
+        <w:rPr>
+          <w:rFonts w:ascii="Consolas" w:hAnsi="Consolas" w:eastAsia="微软雅黑"/>
+          <w:b w:val="0"/>
+          <w:color w:val="333333"/>
+          <w:sz w:val="21"/>
+        </w:rPr>
+        <w:t>123456</w:t>
+      </w:r>
+      <w:r>
+        <w:rPr>
+          <w:rFonts w:ascii="Calibri" w:hAnsi="Calibri" w:eastAsia="微软雅黑"/>
+          <w:b w:val="0"/>
+          <w:color w:val="333333"/>
+          <w:sz w:val="22"/>
+        </w:rPr>
+        <w:t>）或</w:t>
+      </w:r>
+      <w:r>
+        <w:rPr>
+          <w:rFonts w:ascii="Calibri" w:hAnsi="Calibri" w:eastAsia="微软雅黑"/>
+          <w:b/>
+          <w:color w:val="333333"/>
+          <w:sz w:val="22"/>
+        </w:rPr>
+        <w:t>被重置过密码</w:t>
+      </w:r>
+      <w:r>
+        <w:rPr>
+          <w:rFonts w:ascii="Calibri" w:hAnsi="Calibri" w:eastAsia="微软雅黑"/>
+          <w:b w:val="0"/>
+          <w:color w:val="333333"/>
+          <w:sz w:val="22"/>
+        </w:rPr>
+        <w:t>的账号，首次登录时会弹出「请先修改密码」对话框，</w:t>
+      </w:r>
+      <w:r>
+        <w:rPr>
+          <w:rFonts w:ascii="Calibri" w:hAnsi="Calibri" w:eastAsia="微软雅黑"/>
+          <w:b/>
+          <w:color w:val="333333"/>
+          <w:sz w:val="22"/>
+        </w:rPr>
+        <w:t>必须修改密码后才能使用其它功能</w:t>
+      </w:r>
+      <w:r>
+        <w:rPr>
+          <w:rFonts w:ascii="Calibri" w:hAnsi="Calibri" w:eastAsia="微软雅黑"/>
+          <w:b w:val="0"/>
+          <w:color w:val="333333"/>
+          <w:sz w:val="22"/>
+        </w:rPr>
+        <w:t>。</w:t>
+      </w:r>
+    </w:p>
+    <w:p>
+      <w:pPr>
+        <w:pStyle w:val="ListNumber"/>
+        <w:numPr>
+          <w:ilvl w:val="0"/>
+          <w:numId w:val="11"/>
+        </w:numPr>
+      </w:pPr>
+      <w:r>
+        <w:rPr>
+          <w:rFonts w:ascii="Calibri" w:hAnsi="Calibri" w:eastAsia="微软雅黑"/>
+          <w:b/>
+          <w:color w:val="333333"/>
+          <w:sz w:val="22"/>
+        </w:rPr>
+        <w:t>登录失败锁定</w:t>
+      </w:r>
+      <w:r>
+        <w:rPr>
+          <w:rFonts w:ascii="Calibri" w:hAnsi="Calibri" w:eastAsia="微软雅黑"/>
+          <w:b w:val="0"/>
+          <w:color w:val="333333"/>
+          <w:sz w:val="22"/>
+        </w:rPr>
+        <w:t xml:space="preserve">：连续 </w:t>
+      </w:r>
+      <w:r>
+        <w:rPr>
+          <w:rFonts w:ascii="Calibri" w:hAnsi="Calibri" w:eastAsia="微软雅黑"/>
+          <w:b/>
+          <w:color w:val="333333"/>
+          <w:sz w:val="22"/>
+        </w:rPr>
+        <w:t>5 次</w:t>
+      </w:r>
+      <w:r>
+        <w:rPr>
+          <w:rFonts w:ascii="Calibri" w:hAnsi="Calibri" w:eastAsia="微软雅黑"/>
+          <w:b w:val="0"/>
+          <w:color w:val="333333"/>
+          <w:sz w:val="22"/>
+        </w:rPr>
+        <w:t>输入错误密码，账号将被</w:t>
+      </w:r>
+      <w:r>
+        <w:rPr>
+          <w:rFonts w:ascii="Calibri" w:hAnsi="Calibri" w:eastAsia="微软雅黑"/>
+          <w:b/>
+          <w:color w:val="333333"/>
+          <w:sz w:val="22"/>
+        </w:rPr>
+        <w:t>锁定 15 分钟</w:t>
+      </w:r>
+      <w:r>
+        <w:rPr>
+          <w:rFonts w:ascii="Calibri" w:hAnsi="Calibri" w:eastAsia="微软雅黑"/>
+          <w:b w:val="0"/>
+          <w:color w:val="333333"/>
+          <w:sz w:val="22"/>
+        </w:rPr>
+        <w:t>（提示"密码错误次数过多，账号已锁定 15 分钟"），锁定期内即使输入正确密码也无法登录，请稍后再试或联系管理员。</w:t>
+      </w:r>
+    </w:p>
+    <w:p>
+      <w:pPr>
+        <w:pStyle w:val="ListNumber"/>
+        <w:numPr>
+          <w:ilvl w:val="0"/>
+          <w:numId w:val="11"/>
+        </w:numPr>
+      </w:pPr>
+      <w:r>
+        <w:rPr>
+          <w:rFonts w:ascii="Calibri" w:hAnsi="Calibri" w:eastAsia="微软雅黑"/>
+          <w:b/>
+          <w:color w:val="333333"/>
+          <w:sz w:val="22"/>
+        </w:rPr>
+        <w:t>长时间未操作自动退出</w:t>
+      </w:r>
+      <w:r>
+        <w:rPr>
+          <w:rFonts w:ascii="Calibri" w:hAnsi="Calibri" w:eastAsia="微软雅黑"/>
+          <w:b w:val="0"/>
+          <w:color w:val="333333"/>
+          <w:sz w:val="22"/>
+        </w:rPr>
+        <w:t>：登录后若连续</w:t>
+      </w:r>
+      <w:r>
+        <w:rPr>
+          <w:rFonts w:ascii="Calibri" w:hAnsi="Calibri" w:eastAsia="微软雅黑"/>
+          <w:b/>
+          <w:color w:val="333333"/>
+          <w:sz w:val="22"/>
+        </w:rPr>
+        <w:t>无任何操作</w:t>
+      </w:r>
+      <w:r>
+        <w:rPr>
+          <w:rFonts w:ascii="Calibri" w:hAnsi="Calibri" w:eastAsia="微软雅黑"/>
+          <w:b w:val="0"/>
+          <w:color w:val="333333"/>
+          <w:sz w:val="22"/>
+        </w:rPr>
+        <w:t xml:space="preserve">超过设定的空闲时长（默认 </w:t>
+      </w:r>
+      <w:r>
+        <w:rPr>
+          <w:rFonts w:ascii="Calibri" w:hAnsi="Calibri" w:eastAsia="微软雅黑"/>
+          <w:b/>
+          <w:color w:val="333333"/>
+          <w:sz w:val="22"/>
+        </w:rPr>
+        <w:t>30 分钟</w:t>
+      </w:r>
+      <w:r>
+        <w:rPr>
+          <w:rFonts w:ascii="Calibri" w:hAnsi="Calibri" w:eastAsia="微软雅黑"/>
+          <w:b w:val="0"/>
+          <w:color w:val="333333"/>
+          <w:sz w:val="22"/>
+        </w:rPr>
+        <w:t>，管理员可在"系统设置 → 会话空闲超时"调整），系统会自动退出登录并提示"长时间未操作，已自动退出，请重新登录"。</w:t>
       </w:r>
     </w:p>
     <w:p>
@@ -2822,7 +3487,7 @@
         <w:pStyle w:val="ListNumber"/>
         <w:numPr>
           <w:ilvl w:val="0"/>
-          <w:numId w:val="11"/>
+          <w:numId w:val="12"/>
         </w:numPr>
       </w:pPr>
       <w:r>
@@ -2833,62 +3498,6 @@
           <w:sz w:val="22"/>
         </w:rPr>
         <w:t>“下次招采时间”不为空；</w:t>
-      </w:r>
-    </w:p>
-    <w:p>
-      <w:pPr>
-        <w:pStyle w:val="ListNumber"/>
-        <w:numPr>
-          <w:ilvl w:val="0"/>
-          <w:numId w:val="11"/>
-        </w:numPr>
-      </w:pPr>
-      <w:r>
-        <w:rPr>
-          <w:rFonts w:ascii="Calibri" w:hAnsi="Calibri" w:eastAsia="微软雅黑"/>
-          <w:b w:val="0"/>
-          <w:color w:val="333333"/>
-          <w:sz w:val="22"/>
-        </w:rPr>
-        <w:t>当前日期 ≥（下次招采时间 − 提醒提前天数）；</w:t>
-      </w:r>
-    </w:p>
-    <w:p>
-      <w:pPr>
-        <w:pStyle w:val="ListNumber"/>
-        <w:numPr>
-          <w:ilvl w:val="0"/>
-          <w:numId w:val="11"/>
-        </w:numPr>
-      </w:pPr>
-      <w:r>
-        <w:rPr>
-          <w:rFonts w:ascii="Calibri" w:hAnsi="Calibri" w:eastAsia="微软雅黑"/>
-          <w:b w:val="0"/>
-          <w:color w:val="333333"/>
-          <w:sz w:val="22"/>
-        </w:rPr>
-        <w:t>合同属于当前用户可见范围（按“所属部门”＝本部门 + 分管部门）。</w:t>
-      </w:r>
-    </w:p>
-    <w:p>
-      <w:r>
-        <w:rPr>
-          <w:rFonts w:ascii="Calibri" w:hAnsi="Calibri" w:eastAsia="微软雅黑"/>
-          <w:b/>
-          <w:color w:val="333333"/>
-          <w:sz w:val="22"/>
-        </w:rPr>
-        <w:t>资产合同</w:t>
-      </w:r>
-      <w:r>
-        <w:rPr>
-          <w:rFonts w:ascii="Calibri" w:hAnsi="Calibri" w:eastAsia="微软雅黑"/>
-          <w:b w:val="0"/>
-          <w:color w:val="333333"/>
-          <w:sz w:val="22"/>
-        </w:rPr>
-        <w:t>：同时满足以下条件的资产合同进入同一提醒列表</w:t>
       </w:r>
     </w:p>
     <w:p>
@@ -2906,7 +3515,7 @@
           <w:color w:val="333333"/>
           <w:sz w:val="22"/>
         </w:rPr>
-        <w:t>“下次出租时间”不为空（编辑资产合同时默认取“租期结束日 + 1 天”，可手工修改）；</w:t>
+        <w:t>当前日期 ≥（下次招采时间 − 提醒提前天数）；</w:t>
       </w:r>
     </w:p>
     <w:p>
@@ -2924,7 +3533,27 @@
           <w:color w:val="333333"/>
           <w:sz w:val="22"/>
         </w:rPr>
-        <w:t>当前日期 ≥（下次出租时间 − 提醒提前天数）；</w:t>
+        <w:t>合同属于当前用户可见范围（按“所属部门”＝本部门 + 分管部门）。</w:t>
+      </w:r>
+    </w:p>
+    <w:p>
+      <w:r>
+        <w:rPr>
+          <w:rFonts w:ascii="Calibri" w:hAnsi="Calibri" w:eastAsia="微软雅黑"/>
+          <w:b/>
+          <w:color w:val="333333"/>
+          <w:sz w:val="22"/>
+        </w:rPr>
+        <w:t>资产合同</w:t>
+      </w:r>
+      <w:r>
+        <w:rPr>
+          <w:rFonts w:ascii="Calibri" w:hAnsi="Calibri" w:eastAsia="微软雅黑"/>
+          <w:b w:val="0"/>
+          <w:color w:val="333333"/>
+          <w:sz w:val="22"/>
+        </w:rPr>
+        <w:t>：同时满足以下条件的资产合同进入同一提醒列表</w:t>
       </w:r>
     </w:p>
     <w:p>
@@ -2932,7 +3561,43 @@
         <w:pStyle w:val="ListNumber"/>
         <w:numPr>
           <w:ilvl w:val="0"/>
-          <w:numId w:val="12"/>
+          <w:numId w:val="13"/>
+        </w:numPr>
+      </w:pPr>
+      <w:r>
+        <w:rPr>
+          <w:rFonts w:ascii="Calibri" w:hAnsi="Calibri" w:eastAsia="微软雅黑"/>
+          <w:b w:val="0"/>
+          <w:color w:val="333333"/>
+          <w:sz w:val="22"/>
+        </w:rPr>
+        <w:t>“下次出租时间”不为空（编辑资产合同时默认取“租期结束日 + 1 天”，可手工修改）；</w:t>
+      </w:r>
+    </w:p>
+    <w:p>
+      <w:pPr>
+        <w:pStyle w:val="ListNumber"/>
+        <w:numPr>
+          <w:ilvl w:val="0"/>
+          <w:numId w:val="13"/>
+        </w:numPr>
+      </w:pPr>
+      <w:r>
+        <w:rPr>
+          <w:rFonts w:ascii="Calibri" w:hAnsi="Calibri" w:eastAsia="微软雅黑"/>
+          <w:b w:val="0"/>
+          <w:color w:val="333333"/>
+          <w:sz w:val="22"/>
+        </w:rPr>
+        <w:t>当前日期 ≥（下次出租时间 − 提醒提前天数）；</w:t>
+      </w:r>
+    </w:p>
+    <w:p>
+      <w:pPr>
+        <w:pStyle w:val="ListNumber"/>
+        <w:numPr>
+          <w:ilvl w:val="0"/>
+          <w:numId w:val="13"/>
         </w:numPr>
       </w:pPr>
       <w:r>
@@ -3581,6 +4246,119 @@
     </w:p>
     <w:p>
       <w:pPr>
+        <w:pStyle w:val="ListBullet"/>
+      </w:pPr>
+      <w:r>
+        <w:rPr>
+          <w:rFonts w:ascii="Calibri" w:hAnsi="Calibri" w:eastAsia="微软雅黑"/>
+          <w:b/>
+          <w:color w:val="333333"/>
+          <w:sz w:val="22"/>
+        </w:rPr>
+        <w:t>导出校验结果</w:t>
+      </w:r>
+      <w:r>
+        <w:rPr>
+          <w:rFonts w:ascii="Calibri" w:hAnsi="Calibri" w:eastAsia="微软雅黑"/>
+          <w:b w:val="0"/>
+          <w:color w:val="333333"/>
+          <w:sz w:val="22"/>
+        </w:rPr>
+        <w:t xml:space="preserve">（管理员）：选择待校验的 Excel 文件后，系统按"导入预览"的同一套规则逐行校验，并导出一个 Excel —— </w:t>
+      </w:r>
+      <w:r>
+        <w:rPr>
+          <w:rFonts w:ascii="Calibri" w:hAnsi="Calibri" w:eastAsia="微软雅黑"/>
+          <w:b/>
+          <w:color w:val="333333"/>
+          <w:sz w:val="22"/>
+        </w:rPr>
+        <w:t>保留原表头</w:t>
+      </w:r>
+      <w:r>
+        <w:rPr>
+          <w:rFonts w:ascii="Calibri" w:hAnsi="Calibri" w:eastAsia="微软雅黑"/>
+          <w:b w:val="0"/>
+          <w:color w:val="333333"/>
+          <w:sz w:val="22"/>
+        </w:rPr>
+        <w:t>，末尾追加「</w:t>
+      </w:r>
+      <w:r>
+        <w:rPr>
+          <w:rFonts w:ascii="Calibri" w:hAnsi="Calibri" w:eastAsia="微软雅黑"/>
+          <w:b/>
+          <w:color w:val="333333"/>
+          <w:sz w:val="22"/>
+        </w:rPr>
+        <w:t>校验结果</w:t>
+      </w:r>
+      <w:r>
+        <w:rPr>
+          <w:rFonts w:ascii="Calibri" w:hAnsi="Calibri" w:eastAsia="微软雅黑"/>
+          <w:b w:val="0"/>
+          <w:color w:val="333333"/>
+          <w:sz w:val="22"/>
+        </w:rPr>
+        <w:t>」（通过 / 警告 / 错误）与「</w:t>
+      </w:r>
+      <w:r>
+        <w:rPr>
+          <w:rFonts w:ascii="Calibri" w:hAnsi="Calibri" w:eastAsia="微软雅黑"/>
+          <w:b/>
+          <w:color w:val="333333"/>
+          <w:sz w:val="22"/>
+        </w:rPr>
+        <w:t>问题说明</w:t>
+      </w:r>
+      <w:r>
+        <w:rPr>
+          <w:rFonts w:ascii="Calibri" w:hAnsi="Calibri" w:eastAsia="微软雅黑"/>
+          <w:b w:val="0"/>
+          <w:color w:val="333333"/>
+          <w:sz w:val="22"/>
+        </w:rPr>
+        <w:t>」两列（含全部行）。填报人可</w:t>
+      </w:r>
+      <w:r>
+        <w:rPr>
+          <w:rFonts w:ascii="Calibri" w:hAnsi="Calibri" w:eastAsia="微软雅黑"/>
+          <w:b/>
+          <w:color w:val="333333"/>
+          <w:sz w:val="22"/>
+        </w:rPr>
+        <w:t>直接在导出的文件上修改</w:t>
+      </w:r>
+      <w:r>
+        <w:rPr>
+          <w:rFonts w:ascii="Calibri" w:hAnsi="Calibri" w:eastAsia="微软雅黑"/>
+          <w:b w:val="0"/>
+          <w:color w:val="333333"/>
+          <w:sz w:val="22"/>
+        </w:rPr>
+        <w:t>不合格行，改好后</w:t>
+      </w:r>
+      <w:r>
+        <w:rPr>
+          <w:rFonts w:ascii="Calibri" w:hAnsi="Calibri" w:eastAsia="微软雅黑"/>
+          <w:b/>
+          <w:color w:val="333333"/>
+          <w:sz w:val="22"/>
+        </w:rPr>
+        <w:t>原样重新导入</w:t>
+      </w:r>
+      <w:r>
+        <w:rPr>
+          <w:rFonts w:ascii="Calibri" w:hAnsi="Calibri" w:eastAsia="微软雅黑"/>
+          <w:b w:val="0"/>
+          <w:color w:val="333333"/>
+          <w:sz w:val="22"/>
+        </w:rPr>
+        <w:t>即可，无需人工抄录错误清单。资产合同列表的工具栏中同样提供该按钮。</w:t>
+      </w:r>
+    </w:p>
+    <w:p>
+      <w:pPr>
         <w:pStyle w:val="Heading2"/>
       </w:pPr>
       <w:r>
@@ -3933,7 +4711,7 @@
         <w:pStyle w:val="ListNumber"/>
         <w:numPr>
           <w:ilvl w:val="0"/>
-          <w:numId w:val="13"/>
+          <w:numId w:val="14"/>
         </w:numPr>
       </w:pPr>
       <w:r>
@@ -3944,461 +4722,6 @@
           <w:sz w:val="22"/>
         </w:rPr>
         <w:t>带红色星号的为必填项：编号、项目分类、项目名称、采购方式、合同金额（万元）、资金来源、合同主要内容、经办人。</w:t>
-      </w:r>
-    </w:p>
-    <w:p>
-      <w:pPr>
-        <w:pStyle w:val="ListNumber"/>
-        <w:numPr>
-          <w:ilvl w:val="0"/>
-          <w:numId w:val="13"/>
-        </w:numPr>
-      </w:pPr>
-      <w:r>
-        <w:rPr>
-          <w:rFonts w:ascii="Calibri" w:hAnsi="Calibri" w:eastAsia="微软雅黑"/>
-          <w:b/>
-          <w:color w:val="333333"/>
-          <w:sz w:val="22"/>
-        </w:rPr>
-        <w:t>合同编号</w:t>
-      </w:r>
-      <w:r>
-        <w:rPr>
-          <w:rFonts w:ascii="Calibri" w:hAnsi="Calibri" w:eastAsia="微软雅黑"/>
-          <w:b w:val="0"/>
-          <w:color w:val="333333"/>
-          <w:sz w:val="22"/>
-        </w:rPr>
-        <w:t>：打开弹窗时系统即按《合同编号规则》自动生成 6 位编号，编号栏</w:t>
-      </w:r>
-      <w:r>
-        <w:rPr>
-          <w:rFonts w:ascii="Calibri" w:hAnsi="Calibri" w:eastAsia="微软雅黑"/>
-          <w:b/>
-          <w:color w:val="333333"/>
-          <w:sz w:val="22"/>
-        </w:rPr>
-        <w:t>只读、不可手工修改</w:t>
-      </w:r>
-      <w:r>
-        <w:rPr>
-          <w:rFonts w:ascii="Calibri" w:hAnsi="Calibri" w:eastAsia="微软雅黑"/>
-          <w:b w:val="0"/>
-          <w:color w:val="333333"/>
-          <w:sz w:val="22"/>
-        </w:rPr>
-        <w:t xml:space="preserve">（规则与示例见 </w:t>
-      </w:r>
-      <w:r>
-        <w:rPr>
-          <w:rFonts w:ascii="Calibri" w:hAnsi="Calibri" w:eastAsia="微软雅黑"/>
-          <w:b/>
-          <w:color w:val="333333"/>
-          <w:sz w:val="22"/>
-        </w:rPr>
-        <w:t>4.11 合同编号规则</w:t>
-      </w:r>
-      <w:r>
-        <w:rPr>
-          <w:rFonts w:ascii="Calibri" w:hAnsi="Calibri" w:eastAsia="微软雅黑"/>
-          <w:b w:val="0"/>
-          <w:color w:val="333333"/>
-          <w:sz w:val="22"/>
-        </w:rPr>
-        <w:t>）。</w:t>
-      </w:r>
-    </w:p>
-    <w:p>
-      <w:pPr>
-        <w:pStyle w:val="ListNumber"/>
-        <w:numPr>
-          <w:ilvl w:val="0"/>
-          <w:numId w:val="13"/>
-        </w:numPr>
-      </w:pPr>
-      <w:r>
-        <w:rPr>
-          <w:rFonts w:ascii="Calibri" w:hAnsi="Calibri" w:eastAsia="微软雅黑"/>
-          <w:b/>
-          <w:color w:val="333333"/>
-          <w:sz w:val="22"/>
-        </w:rPr>
-        <w:t>所属部门</w:t>
-      </w:r>
-      <w:r>
-        <w:rPr>
-          <w:rFonts w:ascii="Calibri" w:hAnsi="Calibri" w:eastAsia="微软雅黑"/>
-          <w:b w:val="0"/>
-          <w:color w:val="333333"/>
-          <w:sz w:val="22"/>
-        </w:rPr>
-        <w:t>：系统根据当前登录用户自动填充，且</w:t>
-      </w:r>
-      <w:r>
-        <w:rPr>
-          <w:rFonts w:ascii="Calibri" w:hAnsi="Calibri" w:eastAsia="微软雅黑"/>
-          <w:b/>
-          <w:color w:val="333333"/>
-          <w:sz w:val="22"/>
-        </w:rPr>
-        <w:t>不可手动修改</w:t>
-      </w:r>
-      <w:r>
-        <w:rPr>
-          <w:rFonts w:ascii="Calibri" w:hAnsi="Calibri" w:eastAsia="微软雅黑"/>
-          <w:b w:val="0"/>
-          <w:color w:val="333333"/>
-          <w:sz w:val="22"/>
-        </w:rPr>
-        <w:t>。</w:t>
-      </w:r>
-    </w:p>
-    <w:p>
-      <w:pPr>
-        <w:pStyle w:val="ListNumber"/>
-        <w:numPr>
-          <w:ilvl w:val="0"/>
-          <w:numId w:val="13"/>
-        </w:numPr>
-      </w:pPr>
-      <w:r>
-        <w:rPr>
-          <w:rFonts w:ascii="Calibri" w:hAnsi="Calibri" w:eastAsia="微软雅黑"/>
-          <w:b/>
-          <w:color w:val="333333"/>
-          <w:sz w:val="22"/>
-        </w:rPr>
-        <w:t>提醒提前天数</w:t>
-      </w:r>
-      <w:r>
-        <w:rPr>
-          <w:rFonts w:ascii="Calibri" w:hAnsi="Calibri" w:eastAsia="微软雅黑"/>
-          <w:b w:val="0"/>
-          <w:color w:val="333333"/>
-          <w:sz w:val="22"/>
-        </w:rPr>
-        <w:t>：默认为全局配置值（如 60），可按需修改；留空时系统自动按全局默认值处理。</w:t>
-      </w:r>
-    </w:p>
-    <w:p>
-      <w:pPr>
-        <w:pStyle w:val="ListNumber"/>
-        <w:numPr>
-          <w:ilvl w:val="0"/>
-          <w:numId w:val="13"/>
-        </w:numPr>
-      </w:pPr>
-      <w:r>
-        <w:rPr>
-          <w:rFonts w:ascii="Calibri" w:hAnsi="Calibri" w:eastAsia="微软雅黑"/>
-          <w:b w:val="0"/>
-          <w:color w:val="333333"/>
-          <w:sz w:val="22"/>
-        </w:rPr>
-        <w:t xml:space="preserve">日期字段通过日期选择器录入，格式为 </w:t>
-      </w:r>
-      <w:r>
-        <w:rPr>
-          <w:rFonts w:ascii="Consolas" w:hAnsi="Consolas" w:eastAsia="微软雅黑"/>
-          <w:b w:val="0"/>
-          <w:color w:val="333333"/>
-          <w:sz w:val="21"/>
-        </w:rPr>
-        <w:t>yyyy-mm-dd</w:t>
-      </w:r>
-      <w:r>
-        <w:rPr>
-          <w:rFonts w:ascii="Calibri" w:hAnsi="Calibri" w:eastAsia="微软雅黑"/>
-          <w:b w:val="0"/>
-          <w:color w:val="333333"/>
-          <w:sz w:val="22"/>
-        </w:rPr>
-        <w:t xml:space="preserve">（手工输入 </w:t>
-      </w:r>
-      <w:r>
-        <w:rPr>
-          <w:rFonts w:ascii="Consolas" w:hAnsi="Consolas" w:eastAsia="微软雅黑"/>
-          <w:b w:val="0"/>
-          <w:color w:val="333333"/>
-          <w:sz w:val="21"/>
-        </w:rPr>
-        <w:t>2026/1/9</w:t>
-      </w:r>
-      <w:r>
-        <w:rPr>
-          <w:rFonts w:ascii="Calibri" w:hAnsi="Calibri" w:eastAsia="微软雅黑"/>
-          <w:b w:val="0"/>
-          <w:color w:val="333333"/>
-          <w:sz w:val="22"/>
-        </w:rPr>
-        <w:t xml:space="preserve"> 这类写法会被自动规范为 </w:t>
-      </w:r>
-      <w:r>
-        <w:rPr>
-          <w:rFonts w:ascii="Consolas" w:hAnsi="Consolas" w:eastAsia="微软雅黑"/>
-          <w:b w:val="0"/>
-          <w:color w:val="333333"/>
-          <w:sz w:val="21"/>
-        </w:rPr>
-        <w:t>2026-01-09</w:t>
-      </w:r>
-      <w:r>
-        <w:rPr>
-          <w:rFonts w:ascii="Calibri" w:hAnsi="Calibri" w:eastAsia="微软雅黑"/>
-          <w:b w:val="0"/>
-          <w:color w:val="333333"/>
-          <w:sz w:val="22"/>
-        </w:rPr>
-        <w:t>；</w:t>
-      </w:r>
-      <w:r>
-        <w:rPr>
-          <w:rFonts w:ascii="Consolas" w:hAnsi="Consolas" w:eastAsia="微软雅黑"/>
-          <w:b w:val="0"/>
-          <w:color w:val="333333"/>
-          <w:sz w:val="21"/>
-        </w:rPr>
-        <w:t>2026-13-40</w:t>
-      </w:r>
-      <w:r>
-        <w:rPr>
-          <w:rFonts w:ascii="Calibri" w:hAnsi="Calibri" w:eastAsia="微软雅黑"/>
-          <w:b w:val="0"/>
-          <w:color w:val="333333"/>
-          <w:sz w:val="22"/>
-        </w:rPr>
-        <w:t>、</w:t>
-      </w:r>
-      <w:r>
-        <w:rPr>
-          <w:rFonts w:ascii="Consolas" w:hAnsi="Consolas" w:eastAsia="微软雅黑"/>
-          <w:b w:val="0"/>
-          <w:color w:val="333333"/>
-          <w:sz w:val="21"/>
-        </w:rPr>
-        <w:t>2026-02-30</w:t>
-      </w:r>
-      <w:r>
-        <w:rPr>
-          <w:rFonts w:ascii="Calibri" w:hAnsi="Calibri" w:eastAsia="微软雅黑"/>
-          <w:b w:val="0"/>
-          <w:color w:val="333333"/>
-          <w:sz w:val="22"/>
-        </w:rPr>
-        <w:t xml:space="preserve"> 等不存在的日期会被拒绝并提示具体字段）；金额字段填写数字，保留两位小数，</w:t>
-      </w:r>
-      <w:r>
-        <w:rPr>
-          <w:rFonts w:ascii="Calibri" w:hAnsi="Calibri" w:eastAsia="微软雅黑"/>
-          <w:b/>
-          <w:color w:val="333333"/>
-          <w:sz w:val="22"/>
-        </w:rPr>
-        <w:t>金额单位统一为“万元”</w:t>
-      </w:r>
-      <w:r>
-        <w:rPr>
-          <w:rFonts w:ascii="Calibri" w:hAnsi="Calibri" w:eastAsia="微软雅黑"/>
-          <w:b w:val="0"/>
-          <w:color w:val="333333"/>
-          <w:sz w:val="22"/>
-        </w:rPr>
-        <w:t xml:space="preserve">（表单中 </w:t>
-      </w:r>
-      <w:r>
-        <w:rPr>
-          <w:rFonts w:ascii="Consolas" w:hAnsi="Consolas" w:eastAsia="微软雅黑"/>
-          <w:b w:val="0"/>
-          <w:color w:val="333333"/>
-          <w:sz w:val="21"/>
-        </w:rPr>
-        <w:t>合同金额（万元）</w:t>
-      </w:r>
-      <w:r>
-        <w:rPr>
-          <w:rFonts w:ascii="Calibri" w:hAnsi="Calibri" w:eastAsia="微软雅黑"/>
-          <w:b w:val="0"/>
-          <w:color w:val="333333"/>
-          <w:sz w:val="22"/>
-        </w:rPr>
-        <w:t>、</w:t>
-      </w:r>
-      <w:r>
-        <w:rPr>
-          <w:rFonts w:ascii="Consolas" w:hAnsi="Consolas" w:eastAsia="微软雅黑"/>
-          <w:b w:val="0"/>
-          <w:color w:val="333333"/>
-          <w:sz w:val="21"/>
-        </w:rPr>
-        <w:t>决策的招标控制价（万元）</w:t>
-      </w:r>
-      <w:r>
-        <w:rPr>
-          <w:rFonts w:ascii="Calibri" w:hAnsi="Calibri" w:eastAsia="微软雅黑"/>
-          <w:b w:val="0"/>
-          <w:color w:val="333333"/>
-          <w:sz w:val="22"/>
-        </w:rPr>
-        <w:t>、</w:t>
-      </w:r>
-      <w:r>
-        <w:rPr>
-          <w:rFonts w:ascii="Consolas" w:hAnsi="Consolas" w:eastAsia="微软雅黑"/>
-          <w:b w:val="0"/>
-          <w:color w:val="333333"/>
-          <w:sz w:val="21"/>
-        </w:rPr>
-        <w:t>结算金额（万元）</w:t>
-      </w:r>
-      <w:r>
-        <w:rPr>
-          <w:rFonts w:ascii="Calibri" w:hAnsi="Calibri" w:eastAsia="微软雅黑"/>
-          <w:b w:val="0"/>
-          <w:color w:val="333333"/>
-          <w:sz w:val="22"/>
-        </w:rPr>
-        <w:t>、</w:t>
-      </w:r>
-      <w:r>
-        <w:rPr>
-          <w:rFonts w:ascii="Consolas" w:hAnsi="Consolas" w:eastAsia="微软雅黑"/>
-          <w:b w:val="0"/>
-          <w:color w:val="333333"/>
-          <w:sz w:val="21"/>
-        </w:rPr>
-        <w:t>已支付（万元）</w:t>
-      </w:r>
-      <w:r>
-        <w:rPr>
-          <w:rFonts w:ascii="Calibri" w:hAnsi="Calibri" w:eastAsia="微软雅黑"/>
-          <w:b w:val="0"/>
-          <w:color w:val="333333"/>
-          <w:sz w:val="22"/>
-        </w:rPr>
-        <w:t>、</w:t>
-      </w:r>
-      <w:r>
-        <w:rPr>
-          <w:rFonts w:ascii="Consolas" w:hAnsi="Consolas" w:eastAsia="微软雅黑"/>
-          <w:b w:val="0"/>
-          <w:color w:val="333333"/>
-          <w:sz w:val="21"/>
-        </w:rPr>
-        <w:t>未支付（万元）</w:t>
-      </w:r>
-      <w:r>
-        <w:rPr>
-          <w:rFonts w:ascii="Calibri" w:hAnsi="Calibri" w:eastAsia="微软雅黑"/>
-          <w:b w:val="0"/>
-          <w:color w:val="333333"/>
-          <w:sz w:val="22"/>
-        </w:rPr>
-        <w:t xml:space="preserve"> 均已标注单位）。</w:t>
-      </w:r>
-    </w:p>
-    <w:p>
-      <w:pPr>
-        <w:pStyle w:val="ListNumber"/>
-        <w:numPr>
-          <w:ilvl w:val="0"/>
-          <w:numId w:val="13"/>
-        </w:numPr>
-      </w:pPr>
-      <w:r>
-        <w:rPr>
-          <w:rFonts w:ascii="Calibri" w:hAnsi="Calibri" w:eastAsia="微软雅黑"/>
-          <w:b w:val="0"/>
-          <w:color w:val="333333"/>
-          <w:sz w:val="22"/>
-        </w:rPr>
-        <w:t>点击“保存”提交，成功后自动刷新列表；如编号重复或必填项缺失，系统会提示错误。</w:t>
-      </w:r>
-    </w:p>
-    <w:p>
-      <w:pPr>
-        <w:pStyle w:val="ListNumber"/>
-        <w:numPr>
-          <w:ilvl w:val="0"/>
-          <w:numId w:val="13"/>
-        </w:numPr>
-      </w:pPr>
-      <w:r>
-        <w:rPr>
-          <w:rFonts w:ascii="Calibri" w:hAnsi="Calibri" w:eastAsia="微软雅黑"/>
-          <w:b/>
-          <w:color w:val="333333"/>
-          <w:sz w:val="22"/>
-        </w:rPr>
-        <w:t>资金来源</w:t>
-      </w:r>
-      <w:r>
-        <w:rPr>
-          <w:rFonts w:ascii="Calibri" w:hAnsi="Calibri" w:eastAsia="微软雅黑"/>
-          <w:b w:val="0"/>
-          <w:color w:val="333333"/>
-          <w:sz w:val="22"/>
-        </w:rPr>
-        <w:t>：必填下拉，取值固定为“年初部门预算、年中追加预算、统筹预算、上级专项转移支付、上年结转结余、其他”六项。</w:t>
-      </w:r>
-    </w:p>
-    <w:p>
-      <w:pPr>
-        <w:pStyle w:val="ListNumber"/>
-        <w:numPr>
-          <w:ilvl w:val="0"/>
-          <w:numId w:val="13"/>
-        </w:numPr>
-      </w:pPr>
-      <w:r>
-        <w:rPr>
-          <w:rFonts w:ascii="Calibri" w:hAnsi="Calibri" w:eastAsia="微软雅黑"/>
-          <w:b/>
-          <w:color w:val="333333"/>
-          <w:sz w:val="22"/>
-        </w:rPr>
-        <w:t>字段校验规则（V1.8.4）</w:t>
-      </w:r>
-      <w:r>
-        <w:rPr>
-          <w:rFonts w:ascii="Calibri" w:hAnsi="Calibri" w:eastAsia="微软雅黑"/>
-          <w:b w:val="0"/>
-          <w:color w:val="333333"/>
-          <w:sz w:val="22"/>
-        </w:rPr>
-        <w:t>：项目分类、采购方式、资金来源、是否结算、是否有签证或变更只能取系统提供的标准选项（“是否结算”另有“部分结算”）；金额必须为数字且不小于 0；不满足时</w:t>
-      </w:r>
-      <w:r>
-        <w:rPr>
-          <w:rFonts w:ascii="Calibri" w:hAnsi="Calibri" w:eastAsia="微软雅黑"/>
-          <w:b/>
-          <w:color w:val="333333"/>
-          <w:sz w:val="22"/>
-        </w:rPr>
-        <w:t>保存失败并在对应字段下方给出中文原因</w:t>
-      </w:r>
-      <w:r>
-        <w:rPr>
-          <w:rFonts w:ascii="Calibri" w:hAnsi="Calibri" w:eastAsia="微软雅黑"/>
-          <w:b w:val="0"/>
-          <w:color w:val="333333"/>
-          <w:sz w:val="22"/>
-        </w:rPr>
-        <w:t>（例如“字段「合同金额（万元）」不是有效数字”），修正后再保存即可。</w:t>
-      </w:r>
-    </w:p>
-    <w:p>
-      <w:pPr>
-        <w:pStyle w:val="Heading2"/>
-      </w:pPr>
-      <w:r>
-        <w:rPr>
-          <w:rFonts w:ascii="Calibri" w:hAnsi="Calibri" w:eastAsia="微软雅黑"/>
-          <w:b/>
-          <w:color w:val="2E74B5"/>
-          <w:sz w:val="26"/>
-        </w:rPr>
-        <w:t>4.5 编辑项目合同</w:t>
       </w:r>
     </w:p>
     <w:p>
@@ -4412,47 +4735,56 @@
       <w:r>
         <w:rPr>
           <w:rFonts w:ascii="Calibri" w:hAnsi="Calibri" w:eastAsia="微软雅黑"/>
-          <w:b w:val="0"/>
-          <w:color w:val="333333"/>
-          <w:sz w:val="22"/>
-        </w:rPr>
-        <w:t>在合同列表中找到目标合同，点击该行“操作”列的“编辑”按钮；也可以直接点击</w:t>
-      </w:r>
-      <w:r>
-        <w:rPr>
-          <w:rFonts w:ascii="Calibri" w:hAnsi="Calibri" w:eastAsia="微软雅黑"/>
-          <w:b/>
-          <w:color w:val="333333"/>
-          <w:sz w:val="22"/>
-        </w:rPr>
-        <w:t>列表中的项目名称</w:t>
-      </w:r>
-      <w:r>
-        <w:rPr>
-          <w:rFonts w:ascii="Calibri" w:hAnsi="Calibri" w:eastAsia="微软雅黑"/>
-          <w:b w:val="0"/>
-          <w:color w:val="333333"/>
-          <w:sz w:val="22"/>
-        </w:rPr>
-        <w:t>，或点击</w:t>
-      </w:r>
-      <w:r>
-        <w:rPr>
-          <w:rFonts w:ascii="Calibri" w:hAnsi="Calibri" w:eastAsia="微软雅黑"/>
-          <w:b/>
-          <w:color w:val="333333"/>
-          <w:sz w:val="22"/>
-        </w:rPr>
-        <w:t>首页“合同到期提醒 / 待收/支提醒”中的项目名称</w:t>
-      </w:r>
-      <w:r>
-        <w:rPr>
-          <w:rFonts w:ascii="Calibri" w:hAnsi="Calibri" w:eastAsia="微软雅黑"/>
-          <w:b w:val="0"/>
-          <w:color w:val="333333"/>
-          <w:sz w:val="22"/>
-        </w:rPr>
-        <w:t>，均可打开该项目对应的编辑弹窗。</w:t>
+          <w:b/>
+          <w:color w:val="333333"/>
+          <w:sz w:val="22"/>
+        </w:rPr>
+        <w:t>合同编号</w:t>
+      </w:r>
+      <w:r>
+        <w:rPr>
+          <w:rFonts w:ascii="Calibri" w:hAnsi="Calibri" w:eastAsia="微软雅黑"/>
+          <w:b w:val="0"/>
+          <w:color w:val="333333"/>
+          <w:sz w:val="22"/>
+        </w:rPr>
+        <w:t>：打开弹窗时系统即按《合同编号规则》自动生成 6 位编号，编号栏</w:t>
+      </w:r>
+      <w:r>
+        <w:rPr>
+          <w:rFonts w:ascii="Calibri" w:hAnsi="Calibri" w:eastAsia="微软雅黑"/>
+          <w:b/>
+          <w:color w:val="333333"/>
+          <w:sz w:val="22"/>
+        </w:rPr>
+        <w:t>只读、不可手工修改</w:t>
+      </w:r>
+      <w:r>
+        <w:rPr>
+          <w:rFonts w:ascii="Calibri" w:hAnsi="Calibri" w:eastAsia="微软雅黑"/>
+          <w:b w:val="0"/>
+          <w:color w:val="333333"/>
+          <w:sz w:val="22"/>
+        </w:rPr>
+        <w:t xml:space="preserve">（规则与示例见 </w:t>
+      </w:r>
+      <w:r>
+        <w:rPr>
+          <w:rFonts w:ascii="Calibri" w:hAnsi="Calibri" w:eastAsia="微软雅黑"/>
+          <w:b/>
+          <w:color w:val="333333"/>
+          <w:sz w:val="22"/>
+        </w:rPr>
+        <w:t>4.11 合同编号规则</w:t>
+      </w:r>
+      <w:r>
+        <w:rPr>
+          <w:rFonts w:ascii="Calibri" w:hAnsi="Calibri" w:eastAsia="微软雅黑"/>
+          <w:b w:val="0"/>
+          <w:color w:val="333333"/>
+          <w:sz w:val="22"/>
+        </w:rPr>
+        <w:t>）。</w:t>
       </w:r>
     </w:p>
     <w:p>
@@ -4466,29 +4798,38 @@
       <w:r>
         <w:rPr>
           <w:rFonts w:ascii="Calibri" w:hAnsi="Calibri" w:eastAsia="微软雅黑"/>
-          <w:b w:val="0"/>
-          <w:color w:val="333333"/>
-          <w:sz w:val="22"/>
-        </w:rPr>
-        <w:t>弹出表单的标题为“</w:t>
-      </w:r>
-      <w:r>
-        <w:rPr>
-          <w:rFonts w:ascii="Calibri" w:hAnsi="Calibri" w:eastAsia="微软雅黑"/>
-          <w:b/>
-          <w:color w:val="333333"/>
-          <w:sz w:val="22"/>
-        </w:rPr>
-        <w:t>编辑项目合同</w:t>
-      </w:r>
-      <w:r>
-        <w:rPr>
-          <w:rFonts w:ascii="Calibri" w:hAnsi="Calibri" w:eastAsia="微软雅黑"/>
-          <w:b w:val="0"/>
-          <w:color w:val="333333"/>
-          <w:sz w:val="22"/>
-        </w:rPr>
-        <w:t>”（新增时为“新增项目合同”）。</w:t>
+          <w:b/>
+          <w:color w:val="333333"/>
+          <w:sz w:val="22"/>
+        </w:rPr>
+        <w:t>所属部门</w:t>
+      </w:r>
+      <w:r>
+        <w:rPr>
+          <w:rFonts w:ascii="Calibri" w:hAnsi="Calibri" w:eastAsia="微软雅黑"/>
+          <w:b w:val="0"/>
+          <w:color w:val="333333"/>
+          <w:sz w:val="22"/>
+        </w:rPr>
+        <w:t>：系统根据当前登录用户自动填充，且</w:t>
+      </w:r>
+      <w:r>
+        <w:rPr>
+          <w:rFonts w:ascii="Calibri" w:hAnsi="Calibri" w:eastAsia="微软雅黑"/>
+          <w:b/>
+          <w:color w:val="333333"/>
+          <w:sz w:val="22"/>
+        </w:rPr>
+        <w:t>不可手动修改</w:t>
+      </w:r>
+      <w:r>
+        <w:rPr>
+          <w:rFonts w:ascii="Calibri" w:hAnsi="Calibri" w:eastAsia="微软雅黑"/>
+          <w:b w:val="0"/>
+          <w:color w:val="333333"/>
+          <w:sz w:val="22"/>
+        </w:rPr>
+        <w:t>。</w:t>
       </w:r>
     </w:p>
     <w:p>
@@ -4502,65 +4843,20 @@
       <w:r>
         <w:rPr>
           <w:rFonts w:ascii="Calibri" w:hAnsi="Calibri" w:eastAsia="微软雅黑"/>
-          <w:b w:val="0"/>
-          <w:color w:val="333333"/>
-          <w:sz w:val="22"/>
-        </w:rPr>
-        <w:t>在弹出表单中修改所需字段（“</w:t>
-      </w:r>
-      <w:r>
-        <w:rPr>
-          <w:rFonts w:ascii="Calibri" w:hAnsi="Calibri" w:eastAsia="微软雅黑"/>
-          <w:b/>
-          <w:color w:val="333333"/>
-          <w:sz w:val="22"/>
-        </w:rPr>
-        <w:t>所属部门</w:t>
-      </w:r>
-      <w:r>
-        <w:rPr>
-          <w:rFonts w:ascii="Calibri" w:hAnsi="Calibri" w:eastAsia="微软雅黑"/>
-          <w:b w:val="0"/>
-          <w:color w:val="333333"/>
-          <w:sz w:val="22"/>
-        </w:rPr>
-        <w:t>”与“</w:t>
-      </w:r>
-      <w:r>
-        <w:rPr>
-          <w:rFonts w:ascii="Calibri" w:hAnsi="Calibri" w:eastAsia="微软雅黑"/>
-          <w:b/>
-          <w:color w:val="333333"/>
-          <w:sz w:val="22"/>
-        </w:rPr>
-        <w:t>编号</w:t>
-      </w:r>
-      <w:r>
-        <w:rPr>
-          <w:rFonts w:ascii="Calibri" w:hAnsi="Calibri" w:eastAsia="微软雅黑"/>
-          <w:b w:val="0"/>
-          <w:color w:val="333333"/>
-          <w:sz w:val="22"/>
-        </w:rPr>
-        <w:t>”均为只读：编号由系统按规则生成并锁定，编辑时不可修改，保存后编号保持不变）。即使通过其它方式提交了不同的编号，服务端也会拒绝并提示“</w:t>
-      </w:r>
-      <w:r>
-        <w:rPr>
-          <w:rFonts w:ascii="Calibri" w:hAnsi="Calibri" w:eastAsia="微软雅黑"/>
-          <w:b/>
-          <w:color w:val="333333"/>
-          <w:sz w:val="22"/>
-        </w:rPr>
-        <w:t>合同编号由《合同编号规则》自动生成，不允许修改</w:t>
-      </w:r>
-      <w:r>
-        <w:rPr>
-          <w:rFonts w:ascii="Calibri" w:hAnsi="Calibri" w:eastAsia="微软雅黑"/>
-          <w:b w:val="0"/>
-          <w:color w:val="333333"/>
-          <w:sz w:val="22"/>
-        </w:rPr>
-        <w:t>”；如确需更正编号，请联系管理员处理。</w:t>
+          <w:b/>
+          <w:color w:val="333333"/>
+          <w:sz w:val="22"/>
+        </w:rPr>
+        <w:t>提醒提前天数</w:t>
+      </w:r>
+      <w:r>
+        <w:rPr>
+          <w:rFonts w:ascii="Calibri" w:hAnsi="Calibri" w:eastAsia="微软雅黑"/>
+          <w:b w:val="0"/>
+          <w:color w:val="333333"/>
+          <w:sz w:val="22"/>
+        </w:rPr>
+        <w:t>：默认为全局配置值（如 60），可按需修改；留空时系统自动按全局默认值处理。</w:t>
       </w:r>
     </w:p>
     <w:p>
@@ -4578,7 +4874,205 @@
           <w:color w:val="333333"/>
           <w:sz w:val="22"/>
         </w:rPr>
-        <w:t>点击“保存”完成修改；每次修改会逐字段写入“日志审计 → 字段级变更日志”（记录修改前值与修改后值）。</w:t>
+        <w:t xml:space="preserve">日期字段通过日期选择器录入，格式为 </w:t>
+      </w:r>
+      <w:r>
+        <w:rPr>
+          <w:rFonts w:ascii="Consolas" w:hAnsi="Consolas" w:eastAsia="微软雅黑"/>
+          <w:b w:val="0"/>
+          <w:color w:val="333333"/>
+          <w:sz w:val="21"/>
+        </w:rPr>
+        <w:t>yyyy-mm-dd</w:t>
+      </w:r>
+      <w:r>
+        <w:rPr>
+          <w:rFonts w:ascii="Calibri" w:hAnsi="Calibri" w:eastAsia="微软雅黑"/>
+          <w:b w:val="0"/>
+          <w:color w:val="333333"/>
+          <w:sz w:val="22"/>
+        </w:rPr>
+        <w:t xml:space="preserve">（手工输入 </w:t>
+      </w:r>
+      <w:r>
+        <w:rPr>
+          <w:rFonts w:ascii="Consolas" w:hAnsi="Consolas" w:eastAsia="微软雅黑"/>
+          <w:b w:val="0"/>
+          <w:color w:val="333333"/>
+          <w:sz w:val="21"/>
+        </w:rPr>
+        <w:t>2026/1/9</w:t>
+      </w:r>
+      <w:r>
+        <w:rPr>
+          <w:rFonts w:ascii="Calibri" w:hAnsi="Calibri" w:eastAsia="微软雅黑"/>
+          <w:b w:val="0"/>
+          <w:color w:val="333333"/>
+          <w:sz w:val="22"/>
+        </w:rPr>
+        <w:t xml:space="preserve"> 这类写法会被自动规范为 </w:t>
+      </w:r>
+      <w:r>
+        <w:rPr>
+          <w:rFonts w:ascii="Consolas" w:hAnsi="Consolas" w:eastAsia="微软雅黑"/>
+          <w:b w:val="0"/>
+          <w:color w:val="333333"/>
+          <w:sz w:val="21"/>
+        </w:rPr>
+        <w:t>2026-01-09</w:t>
+      </w:r>
+      <w:r>
+        <w:rPr>
+          <w:rFonts w:ascii="Calibri" w:hAnsi="Calibri" w:eastAsia="微软雅黑"/>
+          <w:b w:val="0"/>
+          <w:color w:val="333333"/>
+          <w:sz w:val="22"/>
+        </w:rPr>
+        <w:t>；</w:t>
+      </w:r>
+      <w:r>
+        <w:rPr>
+          <w:rFonts w:ascii="Consolas" w:hAnsi="Consolas" w:eastAsia="微软雅黑"/>
+          <w:b w:val="0"/>
+          <w:color w:val="333333"/>
+          <w:sz w:val="21"/>
+        </w:rPr>
+        <w:t>2026-13-40</w:t>
+      </w:r>
+      <w:r>
+        <w:rPr>
+          <w:rFonts w:ascii="Calibri" w:hAnsi="Calibri" w:eastAsia="微软雅黑"/>
+          <w:b w:val="0"/>
+          <w:color w:val="333333"/>
+          <w:sz w:val="22"/>
+        </w:rPr>
+        <w:t>、</w:t>
+      </w:r>
+      <w:r>
+        <w:rPr>
+          <w:rFonts w:ascii="Consolas" w:hAnsi="Consolas" w:eastAsia="微软雅黑"/>
+          <w:b w:val="0"/>
+          <w:color w:val="333333"/>
+          <w:sz w:val="21"/>
+        </w:rPr>
+        <w:t>2026-02-30</w:t>
+      </w:r>
+      <w:r>
+        <w:rPr>
+          <w:rFonts w:ascii="Calibri" w:hAnsi="Calibri" w:eastAsia="微软雅黑"/>
+          <w:b w:val="0"/>
+          <w:color w:val="333333"/>
+          <w:sz w:val="22"/>
+        </w:rPr>
+        <w:t xml:space="preserve"> 等不存在的日期会被拒绝并提示具体字段）；金额字段填写数字，保留两位小数，</w:t>
+      </w:r>
+      <w:r>
+        <w:rPr>
+          <w:rFonts w:ascii="Calibri" w:hAnsi="Calibri" w:eastAsia="微软雅黑"/>
+          <w:b/>
+          <w:color w:val="333333"/>
+          <w:sz w:val="22"/>
+        </w:rPr>
+        <w:t>金额单位统一为“万元”</w:t>
+      </w:r>
+      <w:r>
+        <w:rPr>
+          <w:rFonts w:ascii="Calibri" w:hAnsi="Calibri" w:eastAsia="微软雅黑"/>
+          <w:b w:val="0"/>
+          <w:color w:val="333333"/>
+          <w:sz w:val="22"/>
+        </w:rPr>
+        <w:t xml:space="preserve">（表单中 </w:t>
+      </w:r>
+      <w:r>
+        <w:rPr>
+          <w:rFonts w:ascii="Consolas" w:hAnsi="Consolas" w:eastAsia="微软雅黑"/>
+          <w:b w:val="0"/>
+          <w:color w:val="333333"/>
+          <w:sz w:val="21"/>
+        </w:rPr>
+        <w:t>合同金额（万元）</w:t>
+      </w:r>
+      <w:r>
+        <w:rPr>
+          <w:rFonts w:ascii="Calibri" w:hAnsi="Calibri" w:eastAsia="微软雅黑"/>
+          <w:b w:val="0"/>
+          <w:color w:val="333333"/>
+          <w:sz w:val="22"/>
+        </w:rPr>
+        <w:t>、</w:t>
+      </w:r>
+      <w:r>
+        <w:rPr>
+          <w:rFonts w:ascii="Consolas" w:hAnsi="Consolas" w:eastAsia="微软雅黑"/>
+          <w:b w:val="0"/>
+          <w:color w:val="333333"/>
+          <w:sz w:val="21"/>
+        </w:rPr>
+        <w:t>决策的招标控制价（万元）</w:t>
+      </w:r>
+      <w:r>
+        <w:rPr>
+          <w:rFonts w:ascii="Calibri" w:hAnsi="Calibri" w:eastAsia="微软雅黑"/>
+          <w:b w:val="0"/>
+          <w:color w:val="333333"/>
+          <w:sz w:val="22"/>
+        </w:rPr>
+        <w:t>、</w:t>
+      </w:r>
+      <w:r>
+        <w:rPr>
+          <w:rFonts w:ascii="Consolas" w:hAnsi="Consolas" w:eastAsia="微软雅黑"/>
+          <w:b w:val="0"/>
+          <w:color w:val="333333"/>
+          <w:sz w:val="21"/>
+        </w:rPr>
+        <w:t>结算金额（万元）</w:t>
+      </w:r>
+      <w:r>
+        <w:rPr>
+          <w:rFonts w:ascii="Calibri" w:hAnsi="Calibri" w:eastAsia="微软雅黑"/>
+          <w:b w:val="0"/>
+          <w:color w:val="333333"/>
+          <w:sz w:val="22"/>
+        </w:rPr>
+        <w:t>、</w:t>
+      </w:r>
+      <w:r>
+        <w:rPr>
+          <w:rFonts w:ascii="Consolas" w:hAnsi="Consolas" w:eastAsia="微软雅黑"/>
+          <w:b w:val="0"/>
+          <w:color w:val="333333"/>
+          <w:sz w:val="21"/>
+        </w:rPr>
+        <w:t>已支付（万元）</w:t>
+      </w:r>
+      <w:r>
+        <w:rPr>
+          <w:rFonts w:ascii="Calibri" w:hAnsi="Calibri" w:eastAsia="微软雅黑"/>
+          <w:b w:val="0"/>
+          <w:color w:val="333333"/>
+          <w:sz w:val="22"/>
+        </w:rPr>
+        <w:t>、</w:t>
+      </w:r>
+      <w:r>
+        <w:rPr>
+          <w:rFonts w:ascii="Consolas" w:hAnsi="Consolas" w:eastAsia="微软雅黑"/>
+          <w:b w:val="0"/>
+          <w:color w:val="333333"/>
+          <w:sz w:val="21"/>
+        </w:rPr>
+        <w:t>未支付（万元）</w:t>
+      </w:r>
+      <w:r>
+        <w:rPr>
+          <w:rFonts w:ascii="Calibri" w:hAnsi="Calibri" w:eastAsia="微软雅黑"/>
+          <w:b w:val="0"/>
+          <w:color w:val="333333"/>
+          <w:sz w:val="22"/>
+        </w:rPr>
+        <w:t xml:space="preserve"> 均已标注单位）。</w:t>
       </w:r>
     </w:p>
     <w:p>
@@ -4587,6 +5081,290 @@
         <w:numPr>
           <w:ilvl w:val="0"/>
           <w:numId w:val="14"/>
+        </w:numPr>
+      </w:pPr>
+      <w:r>
+        <w:rPr>
+          <w:rFonts w:ascii="Calibri" w:hAnsi="Calibri" w:eastAsia="微软雅黑"/>
+          <w:b w:val="0"/>
+          <w:color w:val="333333"/>
+          <w:sz w:val="22"/>
+        </w:rPr>
+        <w:t>点击“保存”提交，成功后自动刷新列表；如编号重复或必填项缺失，系统会提示错误。</w:t>
+      </w:r>
+    </w:p>
+    <w:p>
+      <w:pPr>
+        <w:pStyle w:val="ListNumber"/>
+        <w:numPr>
+          <w:ilvl w:val="0"/>
+          <w:numId w:val="14"/>
+        </w:numPr>
+      </w:pPr>
+      <w:r>
+        <w:rPr>
+          <w:rFonts w:ascii="Calibri" w:hAnsi="Calibri" w:eastAsia="微软雅黑"/>
+          <w:b/>
+          <w:color w:val="333333"/>
+          <w:sz w:val="22"/>
+        </w:rPr>
+        <w:t>资金来源</w:t>
+      </w:r>
+      <w:r>
+        <w:rPr>
+          <w:rFonts w:ascii="Calibri" w:hAnsi="Calibri" w:eastAsia="微软雅黑"/>
+          <w:b w:val="0"/>
+          <w:color w:val="333333"/>
+          <w:sz w:val="22"/>
+        </w:rPr>
+        <w:t>：必填下拉，取值固定为“年初部门预算、年中追加预算、统筹预算、上级专项转移支付、上年结转结余、其他”六项。</w:t>
+      </w:r>
+    </w:p>
+    <w:p>
+      <w:pPr>
+        <w:pStyle w:val="ListNumber"/>
+        <w:numPr>
+          <w:ilvl w:val="0"/>
+          <w:numId w:val="14"/>
+        </w:numPr>
+      </w:pPr>
+      <w:r>
+        <w:rPr>
+          <w:rFonts w:ascii="Calibri" w:hAnsi="Calibri" w:eastAsia="微软雅黑"/>
+          <w:b/>
+          <w:color w:val="333333"/>
+          <w:sz w:val="22"/>
+        </w:rPr>
+        <w:t>字段校验规则（V1.8.4）</w:t>
+      </w:r>
+      <w:r>
+        <w:rPr>
+          <w:rFonts w:ascii="Calibri" w:hAnsi="Calibri" w:eastAsia="微软雅黑"/>
+          <w:b w:val="0"/>
+          <w:color w:val="333333"/>
+          <w:sz w:val="22"/>
+        </w:rPr>
+        <w:t>：项目分类、采购方式、资金来源、是否结算、是否有签证或变更只能取系统提供的标准选项（“是否结算”另有“部分结算”）；金额必须为数字且不小于 0；不满足时</w:t>
+      </w:r>
+      <w:r>
+        <w:rPr>
+          <w:rFonts w:ascii="Calibri" w:hAnsi="Calibri" w:eastAsia="微软雅黑"/>
+          <w:b/>
+          <w:color w:val="333333"/>
+          <w:sz w:val="22"/>
+        </w:rPr>
+        <w:t>保存失败并在对应字段下方给出中文原因</w:t>
+      </w:r>
+      <w:r>
+        <w:rPr>
+          <w:rFonts w:ascii="Calibri" w:hAnsi="Calibri" w:eastAsia="微软雅黑"/>
+          <w:b w:val="0"/>
+          <w:color w:val="333333"/>
+          <w:sz w:val="22"/>
+        </w:rPr>
+        <w:t>（例如“字段「合同金额（万元）」不是有效数字”），修正后再保存即可。</w:t>
+      </w:r>
+    </w:p>
+    <w:p>
+      <w:pPr>
+        <w:pStyle w:val="Heading2"/>
+      </w:pPr>
+      <w:r>
+        <w:rPr>
+          <w:rFonts w:ascii="Calibri" w:hAnsi="Calibri" w:eastAsia="微软雅黑"/>
+          <w:b/>
+          <w:color w:val="2E74B5"/>
+          <w:sz w:val="26"/>
+        </w:rPr>
+        <w:t>4.5 编辑项目合同</w:t>
+      </w:r>
+    </w:p>
+    <w:p>
+      <w:pPr>
+        <w:pStyle w:val="ListNumber"/>
+        <w:numPr>
+          <w:ilvl w:val="0"/>
+          <w:numId w:val="15"/>
+        </w:numPr>
+      </w:pPr>
+      <w:r>
+        <w:rPr>
+          <w:rFonts w:ascii="Calibri" w:hAnsi="Calibri" w:eastAsia="微软雅黑"/>
+          <w:b w:val="0"/>
+          <w:color w:val="333333"/>
+          <w:sz w:val="22"/>
+        </w:rPr>
+        <w:t>在合同列表中找到目标合同，点击该行“操作”列的“编辑”按钮；也可以直接点击</w:t>
+      </w:r>
+      <w:r>
+        <w:rPr>
+          <w:rFonts w:ascii="Calibri" w:hAnsi="Calibri" w:eastAsia="微软雅黑"/>
+          <w:b/>
+          <w:color w:val="333333"/>
+          <w:sz w:val="22"/>
+        </w:rPr>
+        <w:t>列表中的项目名称</w:t>
+      </w:r>
+      <w:r>
+        <w:rPr>
+          <w:rFonts w:ascii="Calibri" w:hAnsi="Calibri" w:eastAsia="微软雅黑"/>
+          <w:b w:val="0"/>
+          <w:color w:val="333333"/>
+          <w:sz w:val="22"/>
+        </w:rPr>
+        <w:t>，或点击</w:t>
+      </w:r>
+      <w:r>
+        <w:rPr>
+          <w:rFonts w:ascii="Calibri" w:hAnsi="Calibri" w:eastAsia="微软雅黑"/>
+          <w:b/>
+          <w:color w:val="333333"/>
+          <w:sz w:val="22"/>
+        </w:rPr>
+        <w:t>首页“合同到期提醒 / 待收/支提醒”中的项目名称</w:t>
+      </w:r>
+      <w:r>
+        <w:rPr>
+          <w:rFonts w:ascii="Calibri" w:hAnsi="Calibri" w:eastAsia="微软雅黑"/>
+          <w:b w:val="0"/>
+          <w:color w:val="333333"/>
+          <w:sz w:val="22"/>
+        </w:rPr>
+        <w:t>，均可打开该项目对应的编辑弹窗。</w:t>
+      </w:r>
+    </w:p>
+    <w:p>
+      <w:pPr>
+        <w:pStyle w:val="ListNumber"/>
+        <w:numPr>
+          <w:ilvl w:val="0"/>
+          <w:numId w:val="15"/>
+        </w:numPr>
+      </w:pPr>
+      <w:r>
+        <w:rPr>
+          <w:rFonts w:ascii="Calibri" w:hAnsi="Calibri" w:eastAsia="微软雅黑"/>
+          <w:b w:val="0"/>
+          <w:color w:val="333333"/>
+          <w:sz w:val="22"/>
+        </w:rPr>
+        <w:t>弹出表单的标题为“</w:t>
+      </w:r>
+      <w:r>
+        <w:rPr>
+          <w:rFonts w:ascii="Calibri" w:hAnsi="Calibri" w:eastAsia="微软雅黑"/>
+          <w:b/>
+          <w:color w:val="333333"/>
+          <w:sz w:val="22"/>
+        </w:rPr>
+        <w:t>编辑项目合同</w:t>
+      </w:r>
+      <w:r>
+        <w:rPr>
+          <w:rFonts w:ascii="Calibri" w:hAnsi="Calibri" w:eastAsia="微软雅黑"/>
+          <w:b w:val="0"/>
+          <w:color w:val="333333"/>
+          <w:sz w:val="22"/>
+        </w:rPr>
+        <w:t>”（新增时为“新增项目合同”）。</w:t>
+      </w:r>
+    </w:p>
+    <w:p>
+      <w:pPr>
+        <w:pStyle w:val="ListNumber"/>
+        <w:numPr>
+          <w:ilvl w:val="0"/>
+          <w:numId w:val="15"/>
+        </w:numPr>
+      </w:pPr>
+      <w:r>
+        <w:rPr>
+          <w:rFonts w:ascii="Calibri" w:hAnsi="Calibri" w:eastAsia="微软雅黑"/>
+          <w:b w:val="0"/>
+          <w:color w:val="333333"/>
+          <w:sz w:val="22"/>
+        </w:rPr>
+        <w:t>在弹出表单中修改所需字段（“</w:t>
+      </w:r>
+      <w:r>
+        <w:rPr>
+          <w:rFonts w:ascii="Calibri" w:hAnsi="Calibri" w:eastAsia="微软雅黑"/>
+          <w:b/>
+          <w:color w:val="333333"/>
+          <w:sz w:val="22"/>
+        </w:rPr>
+        <w:t>所属部门</w:t>
+      </w:r>
+      <w:r>
+        <w:rPr>
+          <w:rFonts w:ascii="Calibri" w:hAnsi="Calibri" w:eastAsia="微软雅黑"/>
+          <w:b w:val="0"/>
+          <w:color w:val="333333"/>
+          <w:sz w:val="22"/>
+        </w:rPr>
+        <w:t>”与“</w:t>
+      </w:r>
+      <w:r>
+        <w:rPr>
+          <w:rFonts w:ascii="Calibri" w:hAnsi="Calibri" w:eastAsia="微软雅黑"/>
+          <w:b/>
+          <w:color w:val="333333"/>
+          <w:sz w:val="22"/>
+        </w:rPr>
+        <w:t>编号</w:t>
+      </w:r>
+      <w:r>
+        <w:rPr>
+          <w:rFonts w:ascii="Calibri" w:hAnsi="Calibri" w:eastAsia="微软雅黑"/>
+          <w:b w:val="0"/>
+          <w:color w:val="333333"/>
+          <w:sz w:val="22"/>
+        </w:rPr>
+        <w:t>”均为只读：编号由系统按规则生成并锁定，编辑时不可修改，保存后编号保持不变）。即使通过其它方式提交了不同的编号，服务端也会拒绝并提示“</w:t>
+      </w:r>
+      <w:r>
+        <w:rPr>
+          <w:rFonts w:ascii="Calibri" w:hAnsi="Calibri" w:eastAsia="微软雅黑"/>
+          <w:b/>
+          <w:color w:val="333333"/>
+          <w:sz w:val="22"/>
+        </w:rPr>
+        <w:t>合同编号由《合同编号规则》自动生成，不允许修改</w:t>
+      </w:r>
+      <w:r>
+        <w:rPr>
+          <w:rFonts w:ascii="Calibri" w:hAnsi="Calibri" w:eastAsia="微软雅黑"/>
+          <w:b w:val="0"/>
+          <w:color w:val="333333"/>
+          <w:sz w:val="22"/>
+        </w:rPr>
+        <w:t>”；如确需更正编号，请联系管理员处理。</w:t>
+      </w:r>
+    </w:p>
+    <w:p>
+      <w:pPr>
+        <w:pStyle w:val="ListNumber"/>
+        <w:numPr>
+          <w:ilvl w:val="0"/>
+          <w:numId w:val="15"/>
+        </w:numPr>
+      </w:pPr>
+      <w:r>
+        <w:rPr>
+          <w:rFonts w:ascii="Calibri" w:hAnsi="Calibri" w:eastAsia="微软雅黑"/>
+          <w:b w:val="0"/>
+          <w:color w:val="333333"/>
+          <w:sz w:val="22"/>
+        </w:rPr>
+        <w:t>点击“保存”完成修改；每次修改会逐字段写入“日志审计 → 字段级变更日志”（记录修改前值与修改后值）。</w:t>
+      </w:r>
+    </w:p>
+    <w:p>
+      <w:pPr>
+        <w:pStyle w:val="ListNumber"/>
+        <w:numPr>
+          <w:ilvl w:val="0"/>
+          <w:numId w:val="15"/>
         </w:numPr>
       </w:pPr>
       <w:r>
@@ -4664,7 +5442,7 @@
         <w:pStyle w:val="ListNumber"/>
         <w:numPr>
           <w:ilvl w:val="0"/>
-          <w:numId w:val="15"/>
+          <w:numId w:val="16"/>
         </w:numPr>
       </w:pPr>
       <w:r>
@@ -4682,7 +5460,7 @@
         <w:pStyle w:val="ListNumber"/>
         <w:numPr>
           <w:ilvl w:val="0"/>
-          <w:numId w:val="15"/>
+          <w:numId w:val="16"/>
         </w:numPr>
       </w:pPr>
       <w:r>
@@ -4718,7 +5496,7 @@
         <w:pStyle w:val="ListNumber"/>
         <w:numPr>
           <w:ilvl w:val="0"/>
-          <w:numId w:val="15"/>
+          <w:numId w:val="16"/>
         </w:numPr>
       </w:pPr>
       <w:r>
@@ -4873,6 +5651,65 @@
           <w:sz w:val="22"/>
         </w:rPr>
         <w:t>已上传附件可在合同列表中直接点击下载，也可在编辑弹窗中删除。</w:t>
+      </w:r>
+    </w:p>
+    <w:p>
+      <w:pPr>
+        <w:pStyle w:val="ListBullet"/>
+      </w:pPr>
+      <w:r>
+        <w:rPr>
+          <w:rFonts w:ascii="Calibri" w:hAnsi="Calibri" w:eastAsia="微软雅黑"/>
+          <w:b/>
+          <w:color w:val="333333"/>
+          <w:sz w:val="22"/>
+        </w:rPr>
+        <w:t>在线预览</w:t>
+      </w:r>
+      <w:r>
+        <w:rPr>
+          <w:rFonts w:ascii="Calibri" w:hAnsi="Calibri" w:eastAsia="微软雅黑"/>
+          <w:b w:val="0"/>
+          <w:color w:val="333333"/>
+          <w:sz w:val="22"/>
+        </w:rPr>
+        <w:t>：编辑弹窗的附件列表中，每个已保存附件后面新增「</w:t>
+      </w:r>
+      <w:r>
+        <w:rPr>
+          <w:rFonts w:ascii="Calibri" w:hAnsi="Calibri" w:eastAsia="微软雅黑"/>
+          <w:b/>
+          <w:color w:val="333333"/>
+          <w:sz w:val="22"/>
+        </w:rPr>
+        <w:t>预览</w:t>
+      </w:r>
+      <w:r>
+        <w:rPr>
+          <w:rFonts w:ascii="Calibri" w:hAnsi="Calibri" w:eastAsia="微软雅黑"/>
+          <w:b w:val="0"/>
+          <w:color w:val="333333"/>
+          <w:sz w:val="22"/>
+        </w:rPr>
+        <w:t>」按钮 —— 图片（jpg/jpeg/png/gif/webp/bmp）在弹窗内直接显示，PDF 使用内嵌阅读器打开，并可点"新窗口打开"；预览与下载</w:t>
+      </w:r>
+      <w:r>
+        <w:rPr>
+          <w:rFonts w:ascii="Calibri" w:hAnsi="Calibri" w:eastAsia="微软雅黑"/>
+          <w:b/>
+          <w:color w:val="333333"/>
+          <w:sz w:val="22"/>
+        </w:rPr>
+        <w:t>权限校验一致</w:t>
+      </w:r>
+      <w:r>
+        <w:rPr>
+          <w:rFonts w:ascii="Calibri" w:hAnsi="Calibri" w:eastAsia="微软雅黑"/>
+          <w:b w:val="0"/>
+          <w:color w:val="333333"/>
+          <w:sz w:val="22"/>
+        </w:rPr>
+        <w:t>（非本部门/分管部门合同的附件仍不可查看）。</w:t>
       </w:r>
     </w:p>
     <w:p>
@@ -5627,7 +6464,7 @@
         <w:pStyle w:val="ListNumber"/>
         <w:numPr>
           <w:ilvl w:val="0"/>
-          <w:numId w:val="16"/>
+          <w:numId w:val="17"/>
         </w:numPr>
       </w:pPr>
       <w:r>
@@ -5681,7 +6518,7 @@
         <w:pStyle w:val="ListNumber"/>
         <w:numPr>
           <w:ilvl w:val="0"/>
-          <w:numId w:val="16"/>
+          <w:numId w:val="17"/>
         </w:numPr>
       </w:pPr>
       <w:r>
@@ -5717,7 +6554,7 @@
         <w:pStyle w:val="ListNumber"/>
         <w:numPr>
           <w:ilvl w:val="0"/>
-          <w:numId w:val="16"/>
+          <w:numId w:val="17"/>
         </w:numPr>
       </w:pPr>
       <w:r>
@@ -5735,7 +6572,7 @@
         <w:pStyle w:val="ListNumber"/>
         <w:numPr>
           <w:ilvl w:val="0"/>
-          <w:numId w:val="16"/>
+          <w:numId w:val="17"/>
         </w:numPr>
       </w:pPr>
       <w:r>
@@ -5753,7 +6590,7 @@
         <w:pStyle w:val="ListNumber"/>
         <w:numPr>
           <w:ilvl w:val="0"/>
-          <w:numId w:val="16"/>
+          <w:numId w:val="17"/>
         </w:numPr>
       </w:pPr>
       <w:r>
@@ -5780,7 +6617,7 @@
         <w:pStyle w:val="ListNumber"/>
         <w:numPr>
           <w:ilvl w:val="0"/>
-          <w:numId w:val="16"/>
+          <w:numId w:val="17"/>
         </w:numPr>
       </w:pPr>
       <w:r>
@@ -7031,7 +7868,7 @@
         <w:pStyle w:val="ListNumber"/>
         <w:numPr>
           <w:ilvl w:val="0"/>
-          <w:numId w:val="17"/>
+          <w:numId w:val="18"/>
         </w:numPr>
       </w:pPr>
       <w:r>
@@ -7087,254 +7924,6 @@
           <w:sz w:val="22"/>
         </w:rPr>
         <w:t>，收款人默认取当前登录用户姓名，填完点该行“确定”（点“取消”则删除该行）。</w:t>
-      </w:r>
-    </w:p>
-    <w:p>
-      <w:pPr>
-        <w:pStyle w:val="ListNumber"/>
-        <w:numPr>
-          <w:ilvl w:val="0"/>
-          <w:numId w:val="17"/>
-        </w:numPr>
-      </w:pPr>
-      <w:r>
-        <w:rPr>
-          <w:rFonts w:ascii="Calibri" w:hAnsi="Calibri" w:eastAsia="微软雅黑"/>
-          <w:b/>
-          <w:color w:val="333333"/>
-          <w:sz w:val="22"/>
-        </w:rPr>
-        <w:t>编辑</w:t>
-      </w:r>
-      <w:r>
-        <w:rPr>
-          <w:rFonts w:ascii="Calibri" w:hAnsi="Calibri" w:eastAsia="微软雅黑"/>
-          <w:b w:val="0"/>
-          <w:color w:val="333333"/>
-          <w:sz w:val="22"/>
-        </w:rPr>
-        <w:t>：点击某行“操作”列的铅笔按钮，该行转为可编辑；改完点“确定”保存到表单（点“取消”还原该行原值）。</w:t>
-      </w:r>
-    </w:p>
-    <w:p>
-      <w:pPr>
-        <w:pStyle w:val="ListNumber"/>
-        <w:numPr>
-          <w:ilvl w:val="0"/>
-          <w:numId w:val="17"/>
-        </w:numPr>
-      </w:pPr>
-      <w:r>
-        <w:rPr>
-          <w:rFonts w:ascii="Calibri" w:hAnsi="Calibri" w:eastAsia="微软雅黑"/>
-          <w:b/>
-          <w:color w:val="333333"/>
-          <w:sz w:val="22"/>
-        </w:rPr>
-        <w:t>删除</w:t>
-      </w:r>
-      <w:r>
-        <w:rPr>
-          <w:rFonts w:ascii="Calibri" w:hAnsi="Calibri" w:eastAsia="微软雅黑"/>
-          <w:b w:val="0"/>
-          <w:color w:val="333333"/>
-          <w:sz w:val="22"/>
-        </w:rPr>
-        <w:t>：点击垃圾桶按钮并确认，该行从表单中移除（</w:t>
-      </w:r>
-      <w:r>
-        <w:rPr>
-          <w:rFonts w:ascii="Calibri" w:hAnsi="Calibri" w:eastAsia="微软雅黑"/>
-          <w:b/>
-          <w:color w:val="333333"/>
-          <w:sz w:val="22"/>
-        </w:rPr>
-        <w:t>点击弹窗底部“保存”后才会真正写入数据库</w:t>
-      </w:r>
-      <w:r>
-        <w:rPr>
-          <w:rFonts w:ascii="Calibri" w:hAnsi="Calibri" w:eastAsia="微软雅黑"/>
-          <w:b w:val="0"/>
-          <w:color w:val="333333"/>
-          <w:sz w:val="22"/>
-        </w:rPr>
-        <w:t>）。</w:t>
-      </w:r>
-    </w:p>
-    <w:p>
-      <w:pPr>
-        <w:pStyle w:val="ListNumber"/>
-        <w:numPr>
-          <w:ilvl w:val="0"/>
-          <w:numId w:val="17"/>
-        </w:numPr>
-      </w:pPr>
-      <w:r>
-        <w:rPr>
-          <w:rFonts w:ascii="Calibri" w:hAnsi="Calibri" w:eastAsia="微软雅黑"/>
-          <w:b/>
-          <w:color w:val="333333"/>
-          <w:sz w:val="22"/>
-        </w:rPr>
-        <w:t>校验</w:t>
-      </w:r>
-      <w:r>
-        <w:rPr>
-          <w:rFonts w:ascii="Calibri" w:hAnsi="Calibri" w:eastAsia="微软雅黑"/>
-          <w:b w:val="0"/>
-          <w:color w:val="333333"/>
-          <w:sz w:val="22"/>
-        </w:rPr>
-        <w:t xml:space="preserve">：收款期次不能为空；应缴金额必填且不能为负；实缴金额可空（留空按 0）；日期必须为 </w:t>
-      </w:r>
-      <w:r>
-        <w:rPr>
-          <w:rFonts w:ascii="Consolas" w:hAnsi="Consolas" w:eastAsia="微软雅黑"/>
-          <w:b w:val="0"/>
-          <w:color w:val="333333"/>
-          <w:sz w:val="21"/>
-        </w:rPr>
-        <w:t>yyyy-MM-dd</w:t>
-      </w:r>
-      <w:r>
-        <w:rPr>
-          <w:rFonts w:ascii="Calibri" w:hAnsi="Calibri" w:eastAsia="微软雅黑"/>
-          <w:b w:val="0"/>
-          <w:color w:val="333333"/>
-          <w:sz w:val="22"/>
-        </w:rPr>
-        <w:t xml:space="preserve"> 或留空；金额保留两位小数。</w:t>
-      </w:r>
-    </w:p>
-    <w:p>
-      <w:pPr>
-        <w:pStyle w:val="ListNumber"/>
-        <w:numPr>
-          <w:ilvl w:val="0"/>
-          <w:numId w:val="17"/>
-        </w:numPr>
-      </w:pPr>
-      <w:r>
-        <w:rPr>
-          <w:rFonts w:ascii="Calibri" w:hAnsi="Calibri" w:eastAsia="微软雅黑"/>
-          <w:b/>
-          <w:color w:val="333333"/>
-          <w:sz w:val="22"/>
-        </w:rPr>
-        <w:t>实时汇总</w:t>
-      </w:r>
-      <w:r>
-        <w:rPr>
-          <w:rFonts w:ascii="Calibri" w:hAnsi="Calibri" w:eastAsia="微软雅黑"/>
-          <w:b w:val="0"/>
-          <w:color w:val="333333"/>
-          <w:sz w:val="22"/>
-        </w:rPr>
-        <w:t>：表格下方实时显示“应缴合计 / 实缴合计 / 差额（应缴−实缴，差额为正时标红）/ 共 N 条”。</w:t>
-      </w:r>
-    </w:p>
-    <w:p>
-      <w:pPr>
-        <w:pStyle w:val="ListNumber"/>
-        <w:numPr>
-          <w:ilvl w:val="0"/>
-          <w:numId w:val="17"/>
-        </w:numPr>
-      </w:pPr>
-      <w:r>
-        <w:rPr>
-          <w:rFonts w:ascii="Calibri" w:hAnsi="Calibri" w:eastAsia="微软雅黑"/>
-          <w:b/>
-          <w:color w:val="333333"/>
-          <w:sz w:val="22"/>
-        </w:rPr>
-        <w:t>缴款方式</w:t>
-      </w:r>
-      <w:r>
-        <w:rPr>
-          <w:rFonts w:ascii="Calibri" w:hAnsi="Calibri" w:eastAsia="微软雅黑"/>
-          <w:b w:val="0"/>
-          <w:color w:val="333333"/>
-          <w:sz w:val="22"/>
-        </w:rPr>
-        <w:t xml:space="preserve">：下拉选择，取值仅 </w:t>
-      </w:r>
-      <w:r>
-        <w:rPr>
-          <w:rFonts w:ascii="Consolas" w:hAnsi="Consolas" w:eastAsia="微软雅黑"/>
-          <w:b w:val="0"/>
-          <w:color w:val="333333"/>
-          <w:sz w:val="21"/>
-        </w:rPr>
-        <w:t>直缴非税 / 现金 / 微信 / 其他</w:t>
-      </w:r>
-      <w:r>
-        <w:rPr>
-          <w:rFonts w:ascii="Calibri" w:hAnsi="Calibri" w:eastAsia="微软雅黑"/>
-          <w:b w:val="0"/>
-          <w:color w:val="333333"/>
-          <w:sz w:val="22"/>
-        </w:rPr>
-        <w:t>（可留空）。</w:t>
-      </w:r>
-    </w:p>
-    <w:p>
-      <w:pPr>
-        <w:pStyle w:val="ListNumber"/>
-        <w:numPr>
-          <w:ilvl w:val="0"/>
-          <w:numId w:val="17"/>
-        </w:numPr>
-      </w:pPr>
-      <w:r>
-        <w:rPr>
-          <w:rFonts w:ascii="Calibri" w:hAnsi="Calibri" w:eastAsia="微软雅黑"/>
-          <w:b/>
-          <w:color w:val="333333"/>
-          <w:sz w:val="22"/>
-        </w:rPr>
-        <w:t>只读规则</w:t>
-      </w:r>
-      <w:r>
-        <w:rPr>
-          <w:rFonts w:ascii="Calibri" w:hAnsi="Calibri" w:eastAsia="微软雅黑"/>
-          <w:b w:val="0"/>
-          <w:color w:val="333333"/>
-          <w:sz w:val="22"/>
-        </w:rPr>
-        <w:t>：合同</w:t>
-      </w:r>
-      <w:r>
-        <w:rPr>
-          <w:rFonts w:ascii="Calibri" w:hAnsi="Calibri" w:eastAsia="微软雅黑"/>
-          <w:b/>
-          <w:color w:val="333333"/>
-          <w:sz w:val="22"/>
-        </w:rPr>
-        <w:t>归档</w:t>
-      </w:r>
-      <w:r>
-        <w:rPr>
-          <w:rFonts w:ascii="Calibri" w:hAnsi="Calibri" w:eastAsia="微软雅黑"/>
-          <w:b w:val="0"/>
-          <w:color w:val="333333"/>
-          <w:sz w:val="22"/>
-        </w:rPr>
-        <w:t>后（或当前用户为查询用户），明细表全部只读，新增/编辑/删除按钮不可用。</w:t>
-      </w:r>
-    </w:p>
-    <w:p>
-      <w:pPr>
-        <w:pStyle w:val="Heading2"/>
-      </w:pPr>
-      <w:r>
-        <w:rPr>
-          <w:rFonts w:ascii="Calibri" w:hAnsi="Calibri" w:eastAsia="微软雅黑"/>
-          <w:b/>
-          <w:color w:val="2E74B5"/>
-          <w:sz w:val="26"/>
-        </w:rPr>
-        <w:t>5.5 删除资产合同</w:t>
       </w:r>
     </w:p>
     <w:p>
@@ -7348,11 +7937,20 @@
       <w:r>
         <w:rPr>
           <w:rFonts w:ascii="Calibri" w:hAnsi="Calibri" w:eastAsia="微软雅黑"/>
-          <w:b w:val="0"/>
-          <w:color w:val="333333"/>
-          <w:sz w:val="22"/>
-        </w:rPr>
-        <w:t>点击目标记录“操作”列的“删除”按钮。</w:t>
+          <w:b/>
+          <w:color w:val="333333"/>
+          <w:sz w:val="22"/>
+        </w:rPr>
+        <w:t>编辑</w:t>
+      </w:r>
+      <w:r>
+        <w:rPr>
+          <w:rFonts w:ascii="Calibri" w:hAnsi="Calibri" w:eastAsia="微软雅黑"/>
+          <w:b w:val="0"/>
+          <w:color w:val="333333"/>
+          <w:sz w:val="22"/>
+        </w:rPr>
+        <w:t>：点击某行“操作”列的铅笔按钮，该行转为可编辑；改完点“确定”保存到表单（点“取消”还原该行原值）。</w:t>
       </w:r>
     </w:p>
     <w:p>
@@ -7366,29 +7964,38 @@
       <w:r>
         <w:rPr>
           <w:rFonts w:ascii="Calibri" w:hAnsi="Calibri" w:eastAsia="微软雅黑"/>
-          <w:b w:val="0"/>
-          <w:color w:val="333333"/>
-          <w:sz w:val="22"/>
-        </w:rPr>
-        <w:t>系统弹出二次确认对话框，</w:t>
-      </w:r>
-      <w:r>
-        <w:rPr>
-          <w:rFonts w:ascii="Calibri" w:hAnsi="Calibri" w:eastAsia="微软雅黑"/>
-          <w:b/>
-          <w:color w:val="333333"/>
-          <w:sz w:val="22"/>
-        </w:rPr>
-        <w:t>需填写删除原因</w:t>
-      </w:r>
-      <w:r>
-        <w:rPr>
-          <w:rFonts w:ascii="Calibri" w:hAnsi="Calibri" w:eastAsia="微软雅黑"/>
-          <w:b w:val="0"/>
-          <w:color w:val="333333"/>
-          <w:sz w:val="22"/>
-        </w:rPr>
-        <w:t>后点击“确认删除”。</w:t>
+          <w:b/>
+          <w:color w:val="333333"/>
+          <w:sz w:val="22"/>
+        </w:rPr>
+        <w:t>删除</w:t>
+      </w:r>
+      <w:r>
+        <w:rPr>
+          <w:rFonts w:ascii="Calibri" w:hAnsi="Calibri" w:eastAsia="微软雅黑"/>
+          <w:b w:val="0"/>
+          <w:color w:val="333333"/>
+          <w:sz w:val="22"/>
+        </w:rPr>
+        <w:t>：点击垃圾桶按钮并确认，该行从表单中移除（</w:t>
+      </w:r>
+      <w:r>
+        <w:rPr>
+          <w:rFonts w:ascii="Calibri" w:hAnsi="Calibri" w:eastAsia="微软雅黑"/>
+          <w:b/>
+          <w:color w:val="333333"/>
+          <w:sz w:val="22"/>
+        </w:rPr>
+        <w:t>点击弹窗底部“保存”后才会真正写入数据库</w:t>
+      </w:r>
+      <w:r>
+        <w:rPr>
+          <w:rFonts w:ascii="Calibri" w:hAnsi="Calibri" w:eastAsia="微软雅黑"/>
+          <w:b w:val="0"/>
+          <w:color w:val="333333"/>
+          <w:sz w:val="22"/>
+        </w:rPr>
+        <w:t>）。</w:t>
       </w:r>
     </w:p>
     <w:p>
@@ -7402,29 +8009,38 @@
       <w:r>
         <w:rPr>
           <w:rFonts w:ascii="Calibri" w:hAnsi="Calibri" w:eastAsia="微软雅黑"/>
-          <w:b w:val="0"/>
-          <w:color w:val="333333"/>
-          <w:sz w:val="22"/>
-        </w:rPr>
-        <w:t>若该合同下存在</w:t>
-      </w:r>
-      <w:r>
-        <w:rPr>
-          <w:rFonts w:ascii="Calibri" w:hAnsi="Calibri" w:eastAsia="微软雅黑"/>
-          <w:b/>
-          <w:color w:val="333333"/>
-          <w:sz w:val="22"/>
-        </w:rPr>
-        <w:t>租金收取记录</w:t>
-      </w:r>
-      <w:r>
-        <w:rPr>
-          <w:rFonts w:ascii="Calibri" w:hAnsi="Calibri" w:eastAsia="微软雅黑"/>
-          <w:b w:val="0"/>
-          <w:color w:val="333333"/>
-          <w:sz w:val="22"/>
-        </w:rPr>
-        <w:t>，确认框会提示“该合同下有 N 条租金收取记录，将随合同一并删除”；数据库层为“限制删除”（RESTRICT），未确认时接口会拒绝并提示，确认后随合同一并删除这些收费记录。</w:t>
+          <w:b/>
+          <w:color w:val="333333"/>
+          <w:sz w:val="22"/>
+        </w:rPr>
+        <w:t>校验</w:t>
+      </w:r>
+      <w:r>
+        <w:rPr>
+          <w:rFonts w:ascii="Calibri" w:hAnsi="Calibri" w:eastAsia="微软雅黑"/>
+          <w:b w:val="0"/>
+          <w:color w:val="333333"/>
+          <w:sz w:val="22"/>
+        </w:rPr>
+        <w:t xml:space="preserve">：收款期次不能为空；应缴金额必填且不能为负；实缴金额可空（留空按 0）；日期必须为 </w:t>
+      </w:r>
+      <w:r>
+        <w:rPr>
+          <w:rFonts w:ascii="Consolas" w:hAnsi="Consolas" w:eastAsia="微软雅黑"/>
+          <w:b w:val="0"/>
+          <w:color w:val="333333"/>
+          <w:sz w:val="21"/>
+        </w:rPr>
+        <w:t>yyyy-MM-dd</w:t>
+      </w:r>
+      <w:r>
+        <w:rPr>
+          <w:rFonts w:ascii="Calibri" w:hAnsi="Calibri" w:eastAsia="微软雅黑"/>
+          <w:b w:val="0"/>
+          <w:color w:val="333333"/>
+          <w:sz w:val="22"/>
+        </w:rPr>
+        <w:t xml:space="preserve"> 或留空；金额保留两位小数。</w:t>
       </w:r>
     </w:p>
     <w:p>
@@ -7438,11 +8054,110 @@
       <w:r>
         <w:rPr>
           <w:rFonts w:ascii="Calibri" w:hAnsi="Calibri" w:eastAsia="微软雅黑"/>
-          <w:b w:val="0"/>
-          <w:color w:val="333333"/>
-          <w:sz w:val="22"/>
-        </w:rPr>
-        <w:t>删除为物理删除，不可恢复；删除原因记录到“日志审计”（有关联收费记录时详情会注明“同时删除租金收取记录 N 条”）。已归档记录不可删除。</w:t>
+          <w:b/>
+          <w:color w:val="333333"/>
+          <w:sz w:val="22"/>
+        </w:rPr>
+        <w:t>实时汇总</w:t>
+      </w:r>
+      <w:r>
+        <w:rPr>
+          <w:rFonts w:ascii="Calibri" w:hAnsi="Calibri" w:eastAsia="微软雅黑"/>
+          <w:b w:val="0"/>
+          <w:color w:val="333333"/>
+          <w:sz w:val="22"/>
+        </w:rPr>
+        <w:t>：表格下方实时显示“应缴合计 / 实缴合计 / 差额（应缴−实缴，差额为正时标红）/ 共 N 条”。</w:t>
+      </w:r>
+    </w:p>
+    <w:p>
+      <w:pPr>
+        <w:pStyle w:val="ListNumber"/>
+        <w:numPr>
+          <w:ilvl w:val="0"/>
+          <w:numId w:val="18"/>
+        </w:numPr>
+      </w:pPr>
+      <w:r>
+        <w:rPr>
+          <w:rFonts w:ascii="Calibri" w:hAnsi="Calibri" w:eastAsia="微软雅黑"/>
+          <w:b/>
+          <w:color w:val="333333"/>
+          <w:sz w:val="22"/>
+        </w:rPr>
+        <w:t>缴款方式</w:t>
+      </w:r>
+      <w:r>
+        <w:rPr>
+          <w:rFonts w:ascii="Calibri" w:hAnsi="Calibri" w:eastAsia="微软雅黑"/>
+          <w:b w:val="0"/>
+          <w:color w:val="333333"/>
+          <w:sz w:val="22"/>
+        </w:rPr>
+        <w:t xml:space="preserve">：下拉选择，取值仅 </w:t>
+      </w:r>
+      <w:r>
+        <w:rPr>
+          <w:rFonts w:ascii="Consolas" w:hAnsi="Consolas" w:eastAsia="微软雅黑"/>
+          <w:b w:val="0"/>
+          <w:color w:val="333333"/>
+          <w:sz w:val="21"/>
+        </w:rPr>
+        <w:t>直缴非税 / 现金 / 微信 / 其他</w:t>
+      </w:r>
+      <w:r>
+        <w:rPr>
+          <w:rFonts w:ascii="Calibri" w:hAnsi="Calibri" w:eastAsia="微软雅黑"/>
+          <w:b w:val="0"/>
+          <w:color w:val="333333"/>
+          <w:sz w:val="22"/>
+        </w:rPr>
+        <w:t>（可留空）。</w:t>
+      </w:r>
+    </w:p>
+    <w:p>
+      <w:pPr>
+        <w:pStyle w:val="ListNumber"/>
+        <w:numPr>
+          <w:ilvl w:val="0"/>
+          <w:numId w:val="18"/>
+        </w:numPr>
+      </w:pPr>
+      <w:r>
+        <w:rPr>
+          <w:rFonts w:ascii="Calibri" w:hAnsi="Calibri" w:eastAsia="微软雅黑"/>
+          <w:b/>
+          <w:color w:val="333333"/>
+          <w:sz w:val="22"/>
+        </w:rPr>
+        <w:t>只读规则</w:t>
+      </w:r>
+      <w:r>
+        <w:rPr>
+          <w:rFonts w:ascii="Calibri" w:hAnsi="Calibri" w:eastAsia="微软雅黑"/>
+          <w:b w:val="0"/>
+          <w:color w:val="333333"/>
+          <w:sz w:val="22"/>
+        </w:rPr>
+        <w:t>：合同</w:t>
+      </w:r>
+      <w:r>
+        <w:rPr>
+          <w:rFonts w:ascii="Calibri" w:hAnsi="Calibri" w:eastAsia="微软雅黑"/>
+          <w:b/>
+          <w:color w:val="333333"/>
+          <w:sz w:val="22"/>
+        </w:rPr>
+        <w:t>归档</w:t>
+      </w:r>
+      <w:r>
+        <w:rPr>
+          <w:rFonts w:ascii="Calibri" w:hAnsi="Calibri" w:eastAsia="微软雅黑"/>
+          <w:b w:val="0"/>
+          <w:color w:val="333333"/>
+          <w:sz w:val="22"/>
+        </w:rPr>
+        <w:t>后（或当前用户为查询用户），明细表全部只读，新增/编辑/删除按钮不可用。</w:t>
       </w:r>
     </w:p>
     <w:p>
@@ -7456,71 +8171,115 @@
           <w:color w:val="2E74B5"/>
           <w:sz w:val="26"/>
         </w:rPr>
-        <w:t>5.6 资产合同归档</w:t>
-      </w:r>
-    </w:p>
-    <w:p>
-      <w:pPr>
-        <w:pStyle w:val="ListBullet"/>
-      </w:pPr>
-      <w:r>
-        <w:rPr>
-          <w:rFonts w:ascii="Calibri" w:hAnsi="Calibri" w:eastAsia="微软雅黑"/>
-          <w:b w:val="0"/>
-          <w:color w:val="333333"/>
-          <w:sz w:val="22"/>
-        </w:rPr>
-        <w:t>点击目标记录“操作”列中“删除”按钮后面的“</w:t>
-      </w:r>
-      <w:r>
-        <w:rPr>
-          <w:rFonts w:ascii="Calibri" w:hAnsi="Calibri" w:eastAsia="微软雅黑"/>
-          <w:b/>
-          <w:color w:val="333333"/>
-          <w:sz w:val="22"/>
-        </w:rPr>
-        <w:t>归档</w:t>
-      </w:r>
-      <w:r>
-        <w:rPr>
-          <w:rFonts w:ascii="Calibri" w:hAnsi="Calibri" w:eastAsia="微软雅黑"/>
-          <w:b w:val="0"/>
-          <w:color w:val="333333"/>
-          <w:sz w:val="22"/>
-        </w:rPr>
-        <w:t>”按钮（管理员或该资产合同责任人可操作）。</w:t>
-      </w:r>
-    </w:p>
-    <w:p>
-      <w:pPr>
-        <w:pStyle w:val="ListBullet"/>
-      </w:pPr>
-      <w:r>
-        <w:rPr>
-          <w:rFonts w:ascii="Calibri" w:hAnsi="Calibri" w:eastAsia="微软雅黑"/>
-          <w:b w:val="0"/>
-          <w:color w:val="333333"/>
-          <w:sz w:val="22"/>
-        </w:rPr>
-        <w:t>归档后该记录进入</w:t>
-      </w:r>
-      <w:r>
-        <w:rPr>
-          <w:rFonts w:ascii="Calibri" w:hAnsi="Calibri" w:eastAsia="微软雅黑"/>
-          <w:b/>
-          <w:color w:val="333333"/>
-          <w:sz w:val="22"/>
-        </w:rPr>
-        <w:t>只读状态</w:t>
-      </w:r>
-      <w:r>
-        <w:rPr>
-          <w:rFonts w:ascii="Calibri" w:hAnsi="Calibri" w:eastAsia="微软雅黑"/>
-          <w:b w:val="0"/>
-          <w:color w:val="333333"/>
-          <w:sz w:val="22"/>
-        </w:rPr>
-        <w:t>：所有用户仅可浏览，不可编辑、删除或上传/删除附件，列表中显示“已归档，仅浏览”徽章。</w:t>
+        <w:t>5.5 删除资产合同</w:t>
+      </w:r>
+    </w:p>
+    <w:p>
+      <w:pPr>
+        <w:pStyle w:val="ListNumber"/>
+        <w:numPr>
+          <w:ilvl w:val="0"/>
+          <w:numId w:val="19"/>
+        </w:numPr>
+      </w:pPr>
+      <w:r>
+        <w:rPr>
+          <w:rFonts w:ascii="Calibri" w:hAnsi="Calibri" w:eastAsia="微软雅黑"/>
+          <w:b w:val="0"/>
+          <w:color w:val="333333"/>
+          <w:sz w:val="22"/>
+        </w:rPr>
+        <w:t>点击目标记录“操作”列的“删除”按钮。</w:t>
+      </w:r>
+    </w:p>
+    <w:p>
+      <w:pPr>
+        <w:pStyle w:val="ListNumber"/>
+        <w:numPr>
+          <w:ilvl w:val="0"/>
+          <w:numId w:val="19"/>
+        </w:numPr>
+      </w:pPr>
+      <w:r>
+        <w:rPr>
+          <w:rFonts w:ascii="Calibri" w:hAnsi="Calibri" w:eastAsia="微软雅黑"/>
+          <w:b w:val="0"/>
+          <w:color w:val="333333"/>
+          <w:sz w:val="22"/>
+        </w:rPr>
+        <w:t>系统弹出二次确认对话框，</w:t>
+      </w:r>
+      <w:r>
+        <w:rPr>
+          <w:rFonts w:ascii="Calibri" w:hAnsi="Calibri" w:eastAsia="微软雅黑"/>
+          <w:b/>
+          <w:color w:val="333333"/>
+          <w:sz w:val="22"/>
+        </w:rPr>
+        <w:t>需填写删除原因</w:t>
+      </w:r>
+      <w:r>
+        <w:rPr>
+          <w:rFonts w:ascii="Calibri" w:hAnsi="Calibri" w:eastAsia="微软雅黑"/>
+          <w:b w:val="0"/>
+          <w:color w:val="333333"/>
+          <w:sz w:val="22"/>
+        </w:rPr>
+        <w:t>后点击“确认删除”。</w:t>
+      </w:r>
+    </w:p>
+    <w:p>
+      <w:pPr>
+        <w:pStyle w:val="ListNumber"/>
+        <w:numPr>
+          <w:ilvl w:val="0"/>
+          <w:numId w:val="19"/>
+        </w:numPr>
+      </w:pPr>
+      <w:r>
+        <w:rPr>
+          <w:rFonts w:ascii="Calibri" w:hAnsi="Calibri" w:eastAsia="微软雅黑"/>
+          <w:b w:val="0"/>
+          <w:color w:val="333333"/>
+          <w:sz w:val="22"/>
+        </w:rPr>
+        <w:t>若该合同下存在</w:t>
+      </w:r>
+      <w:r>
+        <w:rPr>
+          <w:rFonts w:ascii="Calibri" w:hAnsi="Calibri" w:eastAsia="微软雅黑"/>
+          <w:b/>
+          <w:color w:val="333333"/>
+          <w:sz w:val="22"/>
+        </w:rPr>
+        <w:t>租金收取记录</w:t>
+      </w:r>
+      <w:r>
+        <w:rPr>
+          <w:rFonts w:ascii="Calibri" w:hAnsi="Calibri" w:eastAsia="微软雅黑"/>
+          <w:b w:val="0"/>
+          <w:color w:val="333333"/>
+          <w:sz w:val="22"/>
+        </w:rPr>
+        <w:t>，确认框会提示“该合同下有 N 条租金收取记录，将随合同一并删除”；数据库层为“限制删除”（RESTRICT），未确认时接口会拒绝并提示，确认后随合同一并删除这些收费记录。</w:t>
+      </w:r>
+    </w:p>
+    <w:p>
+      <w:pPr>
+        <w:pStyle w:val="ListNumber"/>
+        <w:numPr>
+          <w:ilvl w:val="0"/>
+          <w:numId w:val="19"/>
+        </w:numPr>
+      </w:pPr>
+      <w:r>
+        <w:rPr>
+          <w:rFonts w:ascii="Calibri" w:hAnsi="Calibri" w:eastAsia="微软雅黑"/>
+          <w:b w:val="0"/>
+          <w:color w:val="333333"/>
+          <w:sz w:val="22"/>
+        </w:rPr>
+        <w:t>删除为物理删除，不可恢复；删除原因记录到“日志审计”（有关联收费记录时详情会注明“同时删除租金收取记录 N 条”）。已归档记录不可删除。</w:t>
       </w:r>
     </w:p>
     <w:p>
@@ -7534,6 +8293,84 @@
           <w:color w:val="2E74B5"/>
           <w:sz w:val="26"/>
         </w:rPr>
+        <w:t>5.6 资产合同归档</w:t>
+      </w:r>
+    </w:p>
+    <w:p>
+      <w:pPr>
+        <w:pStyle w:val="ListBullet"/>
+      </w:pPr>
+      <w:r>
+        <w:rPr>
+          <w:rFonts w:ascii="Calibri" w:hAnsi="Calibri" w:eastAsia="微软雅黑"/>
+          <w:b w:val="0"/>
+          <w:color w:val="333333"/>
+          <w:sz w:val="22"/>
+        </w:rPr>
+        <w:t>点击目标记录“操作”列中“删除”按钮后面的“</w:t>
+      </w:r>
+      <w:r>
+        <w:rPr>
+          <w:rFonts w:ascii="Calibri" w:hAnsi="Calibri" w:eastAsia="微软雅黑"/>
+          <w:b/>
+          <w:color w:val="333333"/>
+          <w:sz w:val="22"/>
+        </w:rPr>
+        <w:t>归档</w:t>
+      </w:r>
+      <w:r>
+        <w:rPr>
+          <w:rFonts w:ascii="Calibri" w:hAnsi="Calibri" w:eastAsia="微软雅黑"/>
+          <w:b w:val="0"/>
+          <w:color w:val="333333"/>
+          <w:sz w:val="22"/>
+        </w:rPr>
+        <w:t>”按钮（管理员或该资产合同责任人可操作）。</w:t>
+      </w:r>
+    </w:p>
+    <w:p>
+      <w:pPr>
+        <w:pStyle w:val="ListBullet"/>
+      </w:pPr>
+      <w:r>
+        <w:rPr>
+          <w:rFonts w:ascii="Calibri" w:hAnsi="Calibri" w:eastAsia="微软雅黑"/>
+          <w:b w:val="0"/>
+          <w:color w:val="333333"/>
+          <w:sz w:val="22"/>
+        </w:rPr>
+        <w:t>归档后该记录进入</w:t>
+      </w:r>
+      <w:r>
+        <w:rPr>
+          <w:rFonts w:ascii="Calibri" w:hAnsi="Calibri" w:eastAsia="微软雅黑"/>
+          <w:b/>
+          <w:color w:val="333333"/>
+          <w:sz w:val="22"/>
+        </w:rPr>
+        <w:t>只读状态</w:t>
+      </w:r>
+      <w:r>
+        <w:rPr>
+          <w:rFonts w:ascii="Calibri" w:hAnsi="Calibri" w:eastAsia="微软雅黑"/>
+          <w:b w:val="0"/>
+          <w:color w:val="333333"/>
+          <w:sz w:val="22"/>
+        </w:rPr>
+        <w:t>：所有用户仅可浏览，不可编辑、删除或上传/删除附件，列表中显示“已归档，仅浏览”徽章。</w:t>
+      </w:r>
+    </w:p>
+    <w:p>
+      <w:pPr>
+        <w:pStyle w:val="Heading2"/>
+      </w:pPr>
+      <w:r>
+        <w:rPr>
+          <w:rFonts w:ascii="Calibri" w:hAnsi="Calibri" w:eastAsia="微软雅黑"/>
+          <w:b/>
+          <w:color w:val="2E74B5"/>
+          <w:sz w:val="26"/>
+        </w:rPr>
         <w:t>5.7 附件管理</w:t>
       </w:r>
     </w:p>
@@ -7644,6 +8481,47 @@
           <w:sz w:val="22"/>
         </w:rPr>
         <w:t>仅允许图片格式（jpg/jpeg/png/gif/webp/bmp）；决策依据附件与合同附件支持图片与 PDF；单个文件大小不超过“全局默认上传最大附件”设置值（默认 20M），超限或格式不符将被拒绝。</w:t>
+      </w:r>
+    </w:p>
+    <w:p>
+      <w:pPr>
+        <w:pStyle w:val="ListBullet"/>
+      </w:pPr>
+      <w:r>
+        <w:rPr>
+          <w:rFonts w:ascii="Calibri" w:hAnsi="Calibri" w:eastAsia="微软雅黑"/>
+          <w:b/>
+          <w:color w:val="333333"/>
+          <w:sz w:val="22"/>
+        </w:rPr>
+        <w:t>在线预览</w:t>
+      </w:r>
+      <w:r>
+        <w:rPr>
+          <w:rFonts w:ascii="Calibri" w:hAnsi="Calibri" w:eastAsia="微软雅黑"/>
+          <w:b w:val="0"/>
+          <w:color w:val="333333"/>
+          <w:sz w:val="22"/>
+        </w:rPr>
+        <w:t>：资产合同附件的「资产现状图片」等已保存附件同样支持点击「</w:t>
+      </w:r>
+      <w:r>
+        <w:rPr>
+          <w:rFonts w:ascii="Calibri" w:hAnsi="Calibri" w:eastAsia="微软雅黑"/>
+          <w:b/>
+          <w:color w:val="333333"/>
+          <w:sz w:val="22"/>
+        </w:rPr>
+        <w:t>预览</w:t>
+      </w:r>
+      <w:r>
+        <w:rPr>
+          <w:rFonts w:ascii="Calibri" w:hAnsi="Calibri" w:eastAsia="微软雅黑"/>
+          <w:b w:val="0"/>
+          <w:color w:val="333333"/>
+          <w:sz w:val="22"/>
+        </w:rPr>
+        <w:t>」在弹窗内查看（图片直接显示、PDF 内嵌阅读），便于现场核对房屋/设备现状照片。</w:t>
       </w:r>
     </w:p>
     <w:p>
@@ -8066,7 +8944,7 @@
         <w:pStyle w:val="ListNumber"/>
         <w:numPr>
           <w:ilvl w:val="0"/>
-          <w:numId w:val="19"/>
+          <w:numId w:val="20"/>
         </w:numPr>
       </w:pPr>
       <w:r>
@@ -8228,7 +9106,7 @@
         <w:pStyle w:val="ListNumber"/>
         <w:numPr>
           <w:ilvl w:val="0"/>
-          <w:numId w:val="19"/>
+          <w:numId w:val="20"/>
         </w:numPr>
       </w:pPr>
       <w:r>
@@ -8264,7 +9142,7 @@
         <w:pStyle w:val="ListNumber"/>
         <w:numPr>
           <w:ilvl w:val="0"/>
-          <w:numId w:val="19"/>
+          <w:numId w:val="20"/>
         </w:numPr>
       </w:pPr>
       <w:r>
@@ -8282,7 +9160,7 @@
         <w:pStyle w:val="ListNumber"/>
         <w:numPr>
           <w:ilvl w:val="0"/>
-          <w:numId w:val="19"/>
+          <w:numId w:val="20"/>
         </w:numPr>
       </w:pPr>
       <w:r>
@@ -8300,7 +9178,7 @@
         <w:pStyle w:val="ListNumber"/>
         <w:numPr>
           <w:ilvl w:val="0"/>
-          <w:numId w:val="19"/>
+          <w:numId w:val="20"/>
         </w:numPr>
       </w:pPr>
       <w:r>
@@ -9066,7 +9944,7 @@
         <w:pStyle w:val="ListNumber"/>
         <w:numPr>
           <w:ilvl w:val="0"/>
-          <w:numId w:val="20"/>
+          <w:numId w:val="21"/>
         </w:numPr>
       </w:pPr>
       <w:r>
@@ -9084,7 +9962,7 @@
         <w:pStyle w:val="ListNumber"/>
         <w:numPr>
           <w:ilvl w:val="0"/>
-          <w:numId w:val="20"/>
+          <w:numId w:val="21"/>
         </w:numPr>
       </w:pPr>
       <w:r>
@@ -9102,7 +9980,7 @@
         <w:pStyle w:val="ListNumber"/>
         <w:numPr>
           <w:ilvl w:val="0"/>
-          <w:numId w:val="20"/>
+          <w:numId w:val="21"/>
         </w:numPr>
       </w:pPr>
       <w:r>
@@ -9129,7 +10007,7 @@
         <w:pStyle w:val="ListNumber"/>
         <w:numPr>
           <w:ilvl w:val="0"/>
-          <w:numId w:val="20"/>
+          <w:numId w:val="21"/>
         </w:numPr>
       </w:pPr>
       <w:r>
@@ -9395,7 +10273,7 @@
         <w:pStyle w:val="ListNumber"/>
         <w:numPr>
           <w:ilvl w:val="0"/>
-          <w:numId w:val="21"/>
+          <w:numId w:val="22"/>
         </w:numPr>
       </w:pPr>
       <w:r>
@@ -9413,7 +10291,7 @@
         <w:pStyle w:val="ListNumber"/>
         <w:numPr>
           <w:ilvl w:val="0"/>
-          <w:numId w:val="21"/>
+          <w:numId w:val="22"/>
         </w:numPr>
       </w:pPr>
       <w:r>
@@ -9431,7 +10309,7 @@
         <w:pStyle w:val="ListNumber"/>
         <w:numPr>
           <w:ilvl w:val="0"/>
-          <w:numId w:val="21"/>
+          <w:numId w:val="22"/>
         </w:numPr>
       </w:pPr>
       <w:r>
@@ -9449,7 +10327,7 @@
         <w:pStyle w:val="ListNumber"/>
         <w:numPr>
           <w:ilvl w:val="0"/>
-          <w:numId w:val="21"/>
+          <w:numId w:val="22"/>
         </w:numPr>
       </w:pPr>
       <w:r>
@@ -9538,6 +10416,47 @@
           <w:sz w:val="22"/>
         </w:rPr>
         <w:t>重置后请及时通知用户修改或使用新密码登录。</w:t>
+      </w:r>
+    </w:p>
+    <w:p>
+      <w:pPr>
+        <w:pStyle w:val="ListBullet"/>
+      </w:pPr>
+      <w:r>
+        <w:rPr>
+          <w:rFonts w:ascii="Calibri" w:hAnsi="Calibri" w:eastAsia="微软雅黑"/>
+          <w:b/>
+          <w:color w:val="333333"/>
+          <w:sz w:val="22"/>
+        </w:rPr>
+        <w:t>重置后该用户首次登录会被强制要求修改密码</w:t>
+      </w:r>
+      <w:r>
+        <w:rPr>
+          <w:rFonts w:ascii="Calibri" w:hAnsi="Calibri" w:eastAsia="微软雅黑"/>
+          <w:b w:val="0"/>
+          <w:color w:val="333333"/>
+          <w:sz w:val="22"/>
+        </w:rPr>
+        <w:t xml:space="preserve">（V1.8.5 起）：其登录失败次数与锁定状态同时清零；该用户用 </w:t>
+      </w:r>
+      <w:r>
+        <w:rPr>
+          <w:rFonts w:ascii="Consolas" w:hAnsi="Consolas" w:eastAsia="微软雅黑"/>
+          <w:b w:val="0"/>
+          <w:color w:val="333333"/>
+          <w:sz w:val="21"/>
+        </w:rPr>
+        <w:t>123456</w:t>
+      </w:r>
+      <w:r>
+        <w:rPr>
+          <w:rFonts w:ascii="Calibri" w:hAnsi="Calibri" w:eastAsia="微软雅黑"/>
+          <w:b w:val="0"/>
+          <w:color w:val="333333"/>
+          <w:sz w:val="22"/>
+        </w:rPr>
+        <w:t xml:space="preserve"> 登录后会弹出「请先修改密码」对话框，改密成功后才能使用其它功能。</w:t>
       </w:r>
     </w:p>
     <w:p>
@@ -9660,7 +10579,7 @@
         <w:pStyle w:val="ListNumber"/>
         <w:numPr>
           <w:ilvl w:val="0"/>
-          <w:numId w:val="22"/>
+          <w:numId w:val="23"/>
         </w:numPr>
       </w:pPr>
       <w:r>
@@ -9815,7 +10734,7 @@
         <w:pStyle w:val="ListNumber"/>
         <w:numPr>
           <w:ilvl w:val="0"/>
-          <w:numId w:val="22"/>
+          <w:numId w:val="23"/>
         </w:numPr>
       </w:pPr>
       <w:r>
@@ -9896,7 +10815,7 @@
         <w:pStyle w:val="ListNumber"/>
         <w:numPr>
           <w:ilvl w:val="0"/>
-          <w:numId w:val="22"/>
+          <w:numId w:val="23"/>
         </w:numPr>
       </w:pPr>
       <w:r>
@@ -9950,7 +10869,7 @@
         <w:pStyle w:val="ListNumber"/>
         <w:numPr>
           <w:ilvl w:val="0"/>
-          <w:numId w:val="22"/>
+          <w:numId w:val="23"/>
         </w:numPr>
       </w:pPr>
       <w:r>
@@ -10052,6 +10971,317 @@
           <w:sz w:val="21"/>
         </w:rPr>
         <w:t>，53 人已登记联系电话。</w:t>
+      </w:r>
+    </w:p>
+    <w:p>
+      <w:pPr>
+        <w:pStyle w:val="Heading2"/>
+      </w:pPr>
+      <w:r>
+        <w:rPr>
+          <w:rFonts w:ascii="Calibri" w:hAnsi="Calibri" w:eastAsia="微软雅黑"/>
+          <w:b/>
+          <w:color w:val="2E74B5"/>
+          <w:sz w:val="26"/>
+        </w:rPr>
+        <w:t>7.7 修改本人密码 / 用户名（所有角色通用）</w:t>
+      </w:r>
+    </w:p>
+    <w:p>
+      <w:r>
+        <w:rPr>
+          <w:rFonts w:ascii="Calibri" w:hAnsi="Calibri" w:eastAsia="微软雅黑"/>
+          <w:b w:val="0"/>
+          <w:color w:val="333333"/>
+          <w:sz w:val="22"/>
+        </w:rPr>
+        <w:t>除管理员可在“用户管理”中为他人重置密码外，</w:t>
+      </w:r>
+      <w:r>
+        <w:rPr>
+          <w:rFonts w:ascii="Calibri" w:hAnsi="Calibri" w:eastAsia="微软雅黑"/>
+          <w:b/>
+          <w:color w:val="333333"/>
+          <w:sz w:val="22"/>
+        </w:rPr>
+        <w:t>每位用户都可以自助修改自己的密码或用户名</w:t>
+      </w:r>
+      <w:r>
+        <w:rPr>
+          <w:rFonts w:ascii="Calibri" w:hAnsi="Calibri" w:eastAsia="微软雅黑"/>
+          <w:b w:val="0"/>
+          <w:color w:val="333333"/>
+          <w:sz w:val="22"/>
+        </w:rPr>
+        <w:t>：</w:t>
+      </w:r>
+    </w:p>
+    <w:p>
+      <w:pPr>
+        <w:pStyle w:val="ListNumber"/>
+        <w:numPr>
+          <w:ilvl w:val="0"/>
+          <w:numId w:val="24"/>
+        </w:numPr>
+      </w:pPr>
+      <w:r>
+        <w:rPr>
+          <w:rFonts w:ascii="Calibri" w:hAnsi="Calibri" w:eastAsia="微软雅黑"/>
+          <w:b w:val="0"/>
+          <w:color w:val="333333"/>
+          <w:sz w:val="22"/>
+        </w:rPr>
+        <w:t>登录后点击</w:t>
+      </w:r>
+      <w:r>
+        <w:rPr>
+          <w:rFonts w:ascii="Calibri" w:hAnsi="Calibri" w:eastAsia="微软雅黑"/>
+          <w:b/>
+          <w:color w:val="333333"/>
+          <w:sz w:val="22"/>
+        </w:rPr>
+        <w:t>右上角的「修改密码」按钮</w:t>
+      </w:r>
+      <w:r>
+        <w:rPr>
+          <w:rFonts w:ascii="Calibri" w:hAnsi="Calibri" w:eastAsia="微软雅黑"/>
+          <w:b w:val="0"/>
+          <w:color w:val="333333"/>
+          <w:sz w:val="22"/>
+        </w:rPr>
+        <w:t>；也可以进入左侧「用户管理」菜单，使用页面下方的「</w:t>
+      </w:r>
+      <w:r>
+        <w:rPr>
+          <w:rFonts w:ascii="Calibri" w:hAnsi="Calibri" w:eastAsia="微软雅黑"/>
+          <w:b/>
+          <w:color w:val="333333"/>
+          <w:sz w:val="22"/>
+        </w:rPr>
+        <w:t>账号设置</w:t>
+      </w:r>
+      <w:r>
+        <w:rPr>
+          <w:rFonts w:ascii="Calibri" w:hAnsi="Calibri" w:eastAsia="微软雅黑"/>
+          <w:b w:val="0"/>
+          <w:color w:val="333333"/>
+          <w:sz w:val="22"/>
+        </w:rPr>
+        <w:t>」卡片（管理员在用户列表下方同样能看到这张卡片）；</w:t>
+      </w:r>
+    </w:p>
+    <w:p>
+      <w:pPr>
+        <w:pStyle w:val="ListNumber"/>
+        <w:numPr>
+          <w:ilvl w:val="0"/>
+          <w:numId w:val="24"/>
+        </w:numPr>
+      </w:pPr>
+      <w:r>
+        <w:rPr>
+          <w:rFonts w:ascii="Calibri" w:hAnsi="Calibri" w:eastAsia="微软雅黑"/>
+          <w:b w:val="0"/>
+          <w:color w:val="333333"/>
+          <w:sz w:val="22"/>
+        </w:rPr>
+        <w:t>卡片顶部显示当前账号、姓名、部门与角色，按需填写：</w:t>
+      </w:r>
+    </w:p>
+    <w:p>
+      <w:pPr>
+        <w:pStyle w:val="ListBullet2"/>
+      </w:pPr>
+      <w:r>
+        <w:rPr>
+          <w:rFonts w:ascii="Calibri" w:hAnsi="Calibri" w:eastAsia="微软雅黑"/>
+          <w:b/>
+          <w:color w:val="333333"/>
+          <w:sz w:val="22"/>
+        </w:rPr>
+        <w:t>新用户名</w:t>
+      </w:r>
+      <w:r>
+        <w:rPr>
+          <w:rFonts w:ascii="Calibri" w:hAnsi="Calibri" w:eastAsia="微软雅黑"/>
+          <w:b w:val="0"/>
+          <w:color w:val="333333"/>
+          <w:sz w:val="22"/>
+        </w:rPr>
+        <w:t>：留空表示不修改；填写则不能与已有用户名重复；</w:t>
+      </w:r>
+    </w:p>
+    <w:p>
+      <w:pPr>
+        <w:pStyle w:val="ListBullet2"/>
+      </w:pPr>
+      <w:r>
+        <w:rPr>
+          <w:rFonts w:ascii="Calibri" w:hAnsi="Calibri" w:eastAsia="微软雅黑"/>
+          <w:b/>
+          <w:color w:val="333333"/>
+          <w:sz w:val="22"/>
+        </w:rPr>
+        <w:t>原密码</w:t>
+      </w:r>
+      <w:r>
+        <w:rPr>
+          <w:rFonts w:ascii="Calibri" w:hAnsi="Calibri" w:eastAsia="微软雅黑"/>
+          <w:b w:val="0"/>
+          <w:color w:val="333333"/>
+          <w:sz w:val="22"/>
+        </w:rPr>
+        <w:t>：修改密码时</w:t>
+      </w:r>
+      <w:r>
+        <w:rPr>
+          <w:rFonts w:ascii="Calibri" w:hAnsi="Calibri" w:eastAsia="微软雅黑"/>
+          <w:b/>
+          <w:color w:val="333333"/>
+          <w:sz w:val="22"/>
+        </w:rPr>
+        <w:t>必填</w:t>
+      </w:r>
+      <w:r>
+        <w:rPr>
+          <w:rFonts w:ascii="Calibri" w:hAnsi="Calibri" w:eastAsia="微软雅黑"/>
+          <w:b w:val="0"/>
+          <w:color w:val="333333"/>
+          <w:sz w:val="22"/>
+        </w:rPr>
+        <w:t>（用于校验身份）；</w:t>
+      </w:r>
+    </w:p>
+    <w:p>
+      <w:pPr>
+        <w:pStyle w:val="ListBullet2"/>
+      </w:pPr>
+      <w:r>
+        <w:rPr>
+          <w:rFonts w:ascii="Calibri" w:hAnsi="Calibri" w:eastAsia="微软雅黑"/>
+          <w:b/>
+          <w:color w:val="333333"/>
+          <w:sz w:val="22"/>
+        </w:rPr>
+        <w:t>新密码</w:t>
+      </w:r>
+      <w:r>
+        <w:rPr>
+          <w:rFonts w:ascii="Calibri" w:hAnsi="Calibri" w:eastAsia="微软雅黑"/>
+          <w:b w:val="0"/>
+          <w:color w:val="333333"/>
+          <w:sz w:val="22"/>
+        </w:rPr>
+        <w:t xml:space="preserve"> / </w:t>
+      </w:r>
+      <w:r>
+        <w:rPr>
+          <w:rFonts w:ascii="Calibri" w:hAnsi="Calibri" w:eastAsia="微软雅黑"/>
+          <w:b/>
+          <w:color w:val="333333"/>
+          <w:sz w:val="22"/>
+        </w:rPr>
+        <w:t>确认新密码</w:t>
+      </w:r>
+      <w:r>
+        <w:rPr>
+          <w:rFonts w:ascii="Calibri" w:hAnsi="Calibri" w:eastAsia="微软雅黑"/>
+          <w:b w:val="0"/>
+          <w:color w:val="333333"/>
+          <w:sz w:val="22"/>
+        </w:rPr>
+        <w:t xml:space="preserve">：留空表示不修改；两次输入必须一致，且需满足密码规则（≥8 位、不能为纯数字或纯字母、不能与用户名相同、不能为 </w:t>
+      </w:r>
+      <w:r>
+        <w:rPr>
+          <w:rFonts w:ascii="Consolas" w:hAnsi="Consolas" w:eastAsia="微软雅黑"/>
+          <w:b w:val="0"/>
+          <w:color w:val="333333"/>
+          <w:sz w:val="21"/>
+        </w:rPr>
+        <w:t>123456</w:t>
+      </w:r>
+      <w:r>
+        <w:rPr>
+          <w:rFonts w:ascii="Calibri" w:hAnsi="Calibri" w:eastAsia="微软雅黑"/>
+          <w:b w:val="0"/>
+          <w:color w:val="333333"/>
+          <w:sz w:val="22"/>
+        </w:rPr>
+        <w:t xml:space="preserve"> 等弱口令）；</w:t>
+      </w:r>
+    </w:p>
+    <w:p>
+      <w:pPr>
+        <w:pStyle w:val="ListNumber"/>
+        <w:numPr>
+          <w:ilvl w:val="0"/>
+          <w:numId w:val="24"/>
+        </w:numPr>
+      </w:pPr>
+      <w:r>
+        <w:rPr>
+          <w:rFonts w:ascii="Calibri" w:hAnsi="Calibri" w:eastAsia="微软雅黑"/>
+          <w:b w:val="0"/>
+          <w:color w:val="333333"/>
+          <w:sz w:val="22"/>
+        </w:rPr>
+        <w:t>点击「确认修改」，成功后提示“修改成功”；密码</w:t>
+      </w:r>
+      <w:r>
+        <w:rPr>
+          <w:rFonts w:ascii="Calibri" w:hAnsi="Calibri" w:eastAsia="微软雅黑"/>
+          <w:b/>
+          <w:color w:val="333333"/>
+          <w:sz w:val="22"/>
+        </w:rPr>
+        <w:t>立即生效</w:t>
+      </w:r>
+      <w:r>
+        <w:rPr>
+          <w:rFonts w:ascii="Calibri" w:hAnsi="Calibri" w:eastAsia="微软雅黑"/>
+          <w:b w:val="0"/>
+          <w:color w:val="333333"/>
+          <w:sz w:val="22"/>
+        </w:rPr>
+        <w:t>，用户名变更后界面右上角同步更新。</w:t>
+      </w:r>
+    </w:p>
+    <w:p>
+      <w:pPr>
+        <w:spacing w:before="80" w:after="160"/>
+        <w:ind w:left="170" w:right="170"/>
+        <w:shd w:val="clear" w:color="auto" w:fill="EAF3FB"/>
+        <w:pBdr>
+          <w:left w:val="single" w:sz="14" w:space="4" w:color="1E90FF"/>
+        </w:pBdr>
+      </w:pPr>
+      <w:r>
+        <w:rPr>
+          <w:rFonts w:ascii="Calibri" w:hAnsi="Calibri" w:eastAsia="微软雅黑"/>
+          <w:b w:val="0"/>
+          <w:color w:val="1F4D78"/>
+          <w:sz w:val="21"/>
+        </w:rPr>
+        <w:t>说明：用户名为</w:t>
+      </w:r>
+      <w:r>
+        <w:rPr>
+          <w:rFonts w:ascii="Calibri" w:hAnsi="Calibri" w:eastAsia="微软雅黑"/>
+          <w:b/>
+          <w:color w:val="1F4D78"/>
+          <w:sz w:val="21"/>
+        </w:rPr>
+        <w:t>登录账号</w:t>
+      </w:r>
+      <w:r>
+        <w:rPr>
+          <w:rFonts w:ascii="Calibri" w:hAnsi="Calibri" w:eastAsia="微软雅黑"/>
+          <w:b w:val="0"/>
+          <w:color w:val="1F4D78"/>
+          <w:sz w:val="21"/>
+        </w:rPr>
+        <w:t>，修改后请用新用户名登录；若忘记原密码，请联系管理员在“用户管理”中重置（重置后您需在下次登录时自行设置新密码）。</w:t>
       </w:r>
     </w:p>
     <w:p>
@@ -10153,7 +11383,7 @@
         <w:pStyle w:val="ListNumber"/>
         <w:numPr>
           <w:ilvl w:val="0"/>
-          <w:numId w:val="23"/>
+          <w:numId w:val="25"/>
         </w:numPr>
       </w:pPr>
       <w:r>
@@ -10171,7 +11401,7 @@
         <w:pStyle w:val="ListNumber"/>
         <w:numPr>
           <w:ilvl w:val="0"/>
-          <w:numId w:val="23"/>
+          <w:numId w:val="25"/>
         </w:numPr>
       </w:pPr>
       <w:r>
@@ -10189,7 +11419,7 @@
         <w:pStyle w:val="ListNumber"/>
         <w:numPr>
           <w:ilvl w:val="0"/>
-          <w:numId w:val="23"/>
+          <w:numId w:val="25"/>
         </w:numPr>
       </w:pPr>
       <w:r>
@@ -10258,7 +11488,7 @@
         <w:pStyle w:val="ListNumber"/>
         <w:numPr>
           <w:ilvl w:val="0"/>
-          <w:numId w:val="24"/>
+          <w:numId w:val="26"/>
         </w:numPr>
       </w:pPr>
       <w:r>
@@ -10276,7 +11506,7 @@
         <w:pStyle w:val="ListNumber"/>
         <w:numPr>
           <w:ilvl w:val="0"/>
-          <w:numId w:val="24"/>
+          <w:numId w:val="26"/>
         </w:numPr>
       </w:pPr>
       <w:r>
@@ -10294,7 +11524,7 @@
         <w:pStyle w:val="ListNumber"/>
         <w:numPr>
           <w:ilvl w:val="0"/>
-          <w:numId w:val="24"/>
+          <w:numId w:val="26"/>
         </w:numPr>
       </w:pPr>
       <w:r>
@@ -10326,7 +11556,7 @@
         <w:pStyle w:val="ListNumber"/>
         <w:numPr>
           <w:ilvl w:val="0"/>
-          <w:numId w:val="25"/>
+          <w:numId w:val="27"/>
         </w:numPr>
       </w:pPr>
       <w:r>
@@ -10344,7 +11574,7 @@
         <w:pStyle w:val="ListNumber"/>
         <w:numPr>
           <w:ilvl w:val="0"/>
-          <w:numId w:val="25"/>
+          <w:numId w:val="27"/>
         </w:numPr>
       </w:pPr>
       <w:r>
@@ -10362,7 +11592,7 @@
         <w:pStyle w:val="ListNumber"/>
         <w:numPr>
           <w:ilvl w:val="0"/>
-          <w:numId w:val="25"/>
+          <w:numId w:val="27"/>
         </w:numPr>
       </w:pPr>
       <w:r>
@@ -10452,6 +11682,183 @@
           <w:sz w:val="22"/>
         </w:rPr>
         <w:t>。</w:t>
+      </w:r>
+    </w:p>
+    <w:p>
+      <w:pPr>
+        <w:pStyle w:val="Heading2"/>
+      </w:pPr>
+      <w:r>
+        <w:rPr>
+          <w:rFonts w:ascii="Calibri" w:hAnsi="Calibri" w:eastAsia="微软雅黑"/>
+          <w:b/>
+          <w:color w:val="2E74B5"/>
+          <w:sz w:val="26"/>
+        </w:rPr>
+        <w:t>8.5 会话空闲超时（分钟）</w:t>
+      </w:r>
+    </w:p>
+    <w:p>
+      <w:pPr>
+        <w:pStyle w:val="ListNumber"/>
+        <w:numPr>
+          <w:ilvl w:val="0"/>
+          <w:numId w:val="28"/>
+        </w:numPr>
+      </w:pPr>
+      <w:r>
+        <w:rPr>
+          <w:rFonts w:ascii="Calibri" w:hAnsi="Calibri" w:eastAsia="微软雅黑"/>
+          <w:b w:val="0"/>
+          <w:color w:val="333333"/>
+          <w:sz w:val="22"/>
+        </w:rPr>
+        <w:t xml:space="preserve">在“会话空闲超时（分钟）”输入框中输入新的时长（允许范围 </w:t>
+      </w:r>
+      <w:r>
+        <w:rPr>
+          <w:rFonts w:ascii="Calibri" w:hAnsi="Calibri" w:eastAsia="微软雅黑"/>
+          <w:b/>
+          <w:color w:val="333333"/>
+          <w:sz w:val="22"/>
+        </w:rPr>
+        <w:t>1～1440</w:t>
+      </w:r>
+      <w:r>
+        <w:rPr>
+          <w:rFonts w:ascii="Calibri" w:hAnsi="Calibri" w:eastAsia="微软雅黑"/>
+          <w:b w:val="0"/>
+          <w:color w:val="333333"/>
+          <w:sz w:val="22"/>
+        </w:rPr>
+        <w:t xml:space="preserve"> 分钟，默认 </w:t>
+      </w:r>
+      <w:r>
+        <w:rPr>
+          <w:rFonts w:ascii="Calibri" w:hAnsi="Calibri" w:eastAsia="微软雅黑"/>
+          <w:b/>
+          <w:color w:val="333333"/>
+          <w:sz w:val="22"/>
+        </w:rPr>
+        <w:t>30</w:t>
+      </w:r>
+      <w:r>
+        <w:rPr>
+          <w:rFonts w:ascii="Calibri" w:hAnsi="Calibri" w:eastAsia="微软雅黑"/>
+          <w:b w:val="0"/>
+          <w:color w:val="333333"/>
+          <w:sz w:val="22"/>
+        </w:rPr>
+        <w:t xml:space="preserve"> 分钟）；</w:t>
+      </w:r>
+    </w:p>
+    <w:p>
+      <w:pPr>
+        <w:pStyle w:val="ListNumber"/>
+        <w:numPr>
+          <w:ilvl w:val="0"/>
+          <w:numId w:val="28"/>
+        </w:numPr>
+      </w:pPr>
+      <w:r>
+        <w:rPr>
+          <w:rFonts w:ascii="Calibri" w:hAnsi="Calibri" w:eastAsia="微软雅黑"/>
+          <w:b w:val="0"/>
+          <w:color w:val="333333"/>
+          <w:sz w:val="22"/>
+        </w:rPr>
+        <w:t>点击“保存”按钮，提示“设置已保存”；</w:t>
+      </w:r>
+    </w:p>
+    <w:p>
+      <w:pPr>
+        <w:pStyle w:val="ListNumber"/>
+        <w:numPr>
+          <w:ilvl w:val="0"/>
+          <w:numId w:val="28"/>
+        </w:numPr>
+      </w:pPr>
+      <w:r>
+        <w:rPr>
+          <w:rFonts w:ascii="Calibri" w:hAnsi="Calibri" w:eastAsia="微软雅黑"/>
+          <w:b w:val="0"/>
+          <w:color w:val="333333"/>
+          <w:sz w:val="22"/>
+        </w:rPr>
+        <w:t>生效范围：用户登录后若连续</w:t>
+      </w:r>
+      <w:r>
+        <w:rPr>
+          <w:rFonts w:ascii="Calibri" w:hAnsi="Calibri" w:eastAsia="微软雅黑"/>
+          <w:b/>
+          <w:color w:val="333333"/>
+          <w:sz w:val="22"/>
+        </w:rPr>
+        <w:t>无任何操作</w:t>
+      </w:r>
+      <w:r>
+        <w:rPr>
+          <w:rFonts w:ascii="Calibri" w:hAnsi="Calibri" w:eastAsia="微软雅黑"/>
+          <w:b w:val="0"/>
+          <w:color w:val="333333"/>
+          <w:sz w:val="22"/>
+        </w:rPr>
+        <w:t>（鼠标移动、键盘输入、点击）超过该时长，系统将</w:t>
+      </w:r>
+      <w:r>
+        <w:rPr>
+          <w:rFonts w:ascii="Calibri" w:hAnsi="Calibri" w:eastAsia="微软雅黑"/>
+          <w:b/>
+          <w:color w:val="333333"/>
+          <w:sz w:val="22"/>
+        </w:rPr>
+        <w:t>自动退出登录</w:t>
+      </w:r>
+      <w:r>
+        <w:rPr>
+          <w:rFonts w:ascii="Calibri" w:hAnsi="Calibri" w:eastAsia="微软雅黑"/>
+          <w:b w:val="0"/>
+          <w:color w:val="333333"/>
+          <w:sz w:val="22"/>
+        </w:rPr>
+        <w:t>并提示“长时间未操作，已自动退出，请重新登录”。</w:t>
+      </w:r>
+    </w:p>
+    <w:p>
+      <w:pPr>
+        <w:spacing w:before="80" w:after="160"/>
+        <w:ind w:left="170" w:right="170"/>
+        <w:shd w:val="clear" w:color="auto" w:fill="EAF3FB"/>
+        <w:pBdr>
+          <w:left w:val="single" w:sz="14" w:space="4" w:color="1E90FF"/>
+        </w:pBdr>
+      </w:pPr>
+      <w:r>
+        <w:rPr>
+          <w:rFonts w:ascii="Calibri" w:hAnsi="Calibri" w:eastAsia="微软雅黑"/>
+          <w:b w:val="0"/>
+          <w:color w:val="1F4D78"/>
+          <w:sz w:val="21"/>
+        </w:rPr>
+        <w:t>说明：① 该时长按“滑动窗口”计算——只要有操作就重新计时；② 保存后</w:t>
+      </w:r>
+      <w:r>
+        <w:rPr>
+          <w:rFonts w:ascii="Calibri" w:hAnsi="Calibri" w:eastAsia="微软雅黑"/>
+          <w:b/>
+          <w:color w:val="1F4D78"/>
+          <w:sz w:val="21"/>
+        </w:rPr>
+        <w:t>新登录</w:t>
+      </w:r>
+      <w:r>
+        <w:rPr>
+          <w:rFonts w:ascii="Calibri" w:hAnsi="Calibri" w:eastAsia="微软雅黑"/>
+          <w:b w:val="0"/>
+          <w:color w:val="1F4D78"/>
+          <w:sz w:val="21"/>
+        </w:rPr>
+        <w:t>的会话即刻按新值执行，已登录的会话仍按登录时的时长执行；③ 服务端同样会校验空闲时长，超时会话的后续请求会被拒绝并提示“会话已超时，请重新登录”。</w:t>
       </w:r>
     </w:p>
     <w:p>
@@ -11816,7 +13223,7 @@
         <w:pStyle w:val="ListNumber"/>
         <w:numPr>
           <w:ilvl w:val="0"/>
-          <w:numId w:val="26"/>
+          <w:numId w:val="29"/>
         </w:numPr>
       </w:pPr>
       <w:r>
@@ -11852,7 +13259,7 @@
         <w:pStyle w:val="ListNumber"/>
         <w:numPr>
           <w:ilvl w:val="0"/>
-          <w:numId w:val="26"/>
+          <w:numId w:val="29"/>
         </w:numPr>
       </w:pPr>
       <w:r>
@@ -11870,7 +13277,7 @@
         <w:pStyle w:val="ListNumber"/>
         <w:numPr>
           <w:ilvl w:val="0"/>
-          <w:numId w:val="26"/>
+          <w:numId w:val="29"/>
         </w:numPr>
       </w:pPr>
       <w:r>
@@ -11976,7 +13383,7 @@
         <w:pStyle w:val="ListNumber"/>
         <w:numPr>
           <w:ilvl w:val="0"/>
-          <w:numId w:val="27"/>
+          <w:numId w:val="30"/>
         </w:numPr>
       </w:pPr>
       <w:r>
@@ -12012,7 +13419,7 @@
         <w:pStyle w:val="ListNumber"/>
         <w:numPr>
           <w:ilvl w:val="0"/>
-          <w:numId w:val="27"/>
+          <w:numId w:val="30"/>
         </w:numPr>
       </w:pPr>
       <w:r>
@@ -12048,7 +13455,7 @@
         <w:pStyle w:val="ListNumber"/>
         <w:numPr>
           <w:ilvl w:val="0"/>
-          <w:numId w:val="27"/>
+          <w:numId w:val="30"/>
         </w:numPr>
       </w:pPr>
       <w:r>
@@ -12437,7 +13844,7 @@
         <w:pStyle w:val="ListNumber"/>
         <w:numPr>
           <w:ilvl w:val="0"/>
-          <w:numId w:val="28"/>
+          <w:numId w:val="31"/>
         </w:numPr>
       </w:pPr>
       <w:r>
@@ -12464,7 +13871,7 @@
         <w:pStyle w:val="ListNumber"/>
         <w:numPr>
           <w:ilvl w:val="0"/>
-          <w:numId w:val="28"/>
+          <w:numId w:val="31"/>
         </w:numPr>
       </w:pPr>
       <w:r>
@@ -12491,7 +13898,7 @@
         <w:pStyle w:val="ListNumber"/>
         <w:numPr>
           <w:ilvl w:val="0"/>
-          <w:numId w:val="28"/>
+          <w:numId w:val="31"/>
         </w:numPr>
       </w:pPr>
       <w:r>
@@ -12518,7 +13925,7 @@
         <w:pStyle w:val="ListNumber"/>
         <w:numPr>
           <w:ilvl w:val="0"/>
-          <w:numId w:val="28"/>
+          <w:numId w:val="31"/>
         </w:numPr>
       </w:pPr>
       <w:r>
@@ -12545,7 +13952,7 @@
         <w:pStyle w:val="ListNumber"/>
         <w:numPr>
           <w:ilvl w:val="0"/>
-          <w:numId w:val="28"/>
+          <w:numId w:val="31"/>
         </w:numPr>
       </w:pPr>
       <w:r>
@@ -12590,7 +13997,7 @@
         <w:pStyle w:val="ListNumber"/>
         <w:numPr>
           <w:ilvl w:val="0"/>
-          <w:numId w:val="28"/>
+          <w:numId w:val="31"/>
         </w:numPr>
       </w:pPr>
       <w:r>
@@ -12608,7 +14015,7 @@
         <w:pStyle w:val="ListNumber"/>
         <w:numPr>
           <w:ilvl w:val="0"/>
-          <w:numId w:val="28"/>
+          <w:numId w:val="31"/>
         </w:numPr>
       </w:pPr>
       <w:r>
@@ -12698,7 +14105,7 @@
         <w:pStyle w:val="ListNumber"/>
         <w:numPr>
           <w:ilvl w:val="0"/>
-          <w:numId w:val="28"/>
+          <w:numId w:val="31"/>
         </w:numPr>
       </w:pPr>
       <w:r>
@@ -12734,7 +14141,7 @@
         <w:pStyle w:val="ListNumber"/>
         <w:numPr>
           <w:ilvl w:val="0"/>
-          <w:numId w:val="28"/>
+          <w:numId w:val="31"/>
         </w:numPr>
       </w:pPr>
       <w:r>
@@ -13512,7 +14919,7 @@
         <w:pStyle w:val="ListNumber"/>
         <w:numPr>
           <w:ilvl w:val="0"/>
-          <w:numId w:val="29"/>
+          <w:numId w:val="32"/>
         </w:numPr>
       </w:pPr>
       <w:r>
@@ -13530,7 +14937,7 @@
         <w:pStyle w:val="ListNumber"/>
         <w:numPr>
           <w:ilvl w:val="0"/>
-          <w:numId w:val="29"/>
+          <w:numId w:val="32"/>
         </w:numPr>
       </w:pPr>
       <w:r>
@@ -13548,7 +14955,7 @@
         <w:pStyle w:val="ListNumber"/>
         <w:numPr>
           <w:ilvl w:val="0"/>
-          <w:numId w:val="29"/>
+          <w:numId w:val="32"/>
         </w:numPr>
       </w:pPr>
       <w:r>
@@ -15257,6 +16664,364 @@
       <w:r>
         <w:rPr>
           <w:rFonts w:ascii="Calibri" w:hAnsi="Calibri" w:eastAsia="微软雅黑"/>
+          <w:b/>
+          <w:color w:val="333333"/>
+          <w:sz w:val="22"/>
+        </w:rPr>
+        <w:t>Q33：登录后提示“首次登录请先修改密码”，是什么意思？</w:t>
+      </w:r>
+    </w:p>
+    <w:p>
+      <w:r>
+        <w:rPr>
+          <w:rFonts w:ascii="Calibri" w:hAnsi="Calibri" w:eastAsia="微软雅黑"/>
+          <w:b w:val="0"/>
+          <w:color w:val="333333"/>
+          <w:sz w:val="22"/>
+        </w:rPr>
+        <w:t>答：这是 V1.8.5 起的安全策略——管理员</w:t>
+      </w:r>
+      <w:r>
+        <w:rPr>
+          <w:rFonts w:ascii="Calibri" w:hAnsi="Calibri" w:eastAsia="微软雅黑"/>
+          <w:b/>
+          <w:color w:val="333333"/>
+          <w:sz w:val="22"/>
+        </w:rPr>
+        <w:t>新建的账号</w:t>
+      </w:r>
+      <w:r>
+        <w:rPr>
+          <w:rFonts w:ascii="Calibri" w:hAnsi="Calibri" w:eastAsia="微软雅黑"/>
+          <w:b w:val="0"/>
+          <w:color w:val="333333"/>
+          <w:sz w:val="22"/>
+        </w:rPr>
+        <w:t>或被</w:t>
+      </w:r>
+      <w:r>
+        <w:rPr>
+          <w:rFonts w:ascii="Calibri" w:hAnsi="Calibri" w:eastAsia="微软雅黑"/>
+          <w:b/>
+          <w:color w:val="333333"/>
+          <w:sz w:val="22"/>
+        </w:rPr>
+        <w:t>重置过密码</w:t>
+      </w:r>
+      <w:r>
+        <w:rPr>
+          <w:rFonts w:ascii="Calibri" w:hAnsi="Calibri" w:eastAsia="微软雅黑"/>
+          <w:b w:val="0"/>
+          <w:color w:val="333333"/>
+          <w:sz w:val="22"/>
+        </w:rPr>
+        <w:t xml:space="preserve">的账号，初始密码都是 </w:t>
+      </w:r>
+      <w:r>
+        <w:rPr>
+          <w:rFonts w:ascii="Consolas" w:hAnsi="Consolas" w:eastAsia="微软雅黑"/>
+          <w:b w:val="0"/>
+          <w:color w:val="333333"/>
+          <w:sz w:val="21"/>
+        </w:rPr>
+        <w:t>123456</w:t>
+      </w:r>
+      <w:r>
+        <w:rPr>
+          <w:rFonts w:ascii="Calibri" w:hAnsi="Calibri" w:eastAsia="微软雅黑"/>
+          <w:b w:val="0"/>
+          <w:color w:val="333333"/>
+          <w:sz w:val="22"/>
+        </w:rPr>
+        <w:t xml:space="preserve">，首次登录时必须先改成自己的密码才能使用系统其它功能。新密码需 </w:t>
+      </w:r>
+      <w:r>
+        <w:rPr>
+          <w:rFonts w:ascii="Calibri" w:hAnsi="Calibri" w:eastAsia="微软雅黑"/>
+          <w:b/>
+          <w:color w:val="333333"/>
+          <w:sz w:val="22"/>
+        </w:rPr>
+        <w:t>≥8 位</w:t>
+      </w:r>
+      <w:r>
+        <w:rPr>
+          <w:rFonts w:ascii="Calibri" w:hAnsi="Calibri" w:eastAsia="微软雅黑"/>
+          <w:b w:val="0"/>
+          <w:color w:val="333333"/>
+          <w:sz w:val="22"/>
+        </w:rPr>
+        <w:t xml:space="preserve">，且不能是纯数字、不能是纯字母、不能与用户名相同、不能再用 </w:t>
+      </w:r>
+      <w:r>
+        <w:rPr>
+          <w:rFonts w:ascii="Consolas" w:hAnsi="Consolas" w:eastAsia="微软雅黑"/>
+          <w:b w:val="0"/>
+          <w:color w:val="333333"/>
+          <w:sz w:val="21"/>
+        </w:rPr>
+        <w:t>123456</w:t>
+      </w:r>
+      <w:r>
+        <w:rPr>
+          <w:rFonts w:ascii="Calibri" w:hAnsi="Calibri" w:eastAsia="微软雅黑"/>
+          <w:b w:val="0"/>
+          <w:color w:val="333333"/>
+          <w:sz w:val="22"/>
+        </w:rPr>
+        <w:t>。修改入口：右上角「修改密码」，或「用户管理」页面下方的「账号设置」卡片。</w:t>
+      </w:r>
+    </w:p>
+    <w:p>
+      <w:r>
+        <w:rPr>
+          <w:rFonts w:ascii="Calibri" w:hAnsi="Calibri" w:eastAsia="微软雅黑"/>
+          <w:b/>
+          <w:color w:val="333333"/>
+          <w:sz w:val="22"/>
+        </w:rPr>
+        <w:t>Q34：登录时提示“密码错误次数过多，账号已锁定 15 分钟”？</w:t>
+      </w:r>
+    </w:p>
+    <w:p>
+      <w:r>
+        <w:rPr>
+          <w:rFonts w:ascii="Calibri" w:hAnsi="Calibri" w:eastAsia="微软雅黑"/>
+          <w:b w:val="0"/>
+          <w:color w:val="333333"/>
+          <w:sz w:val="22"/>
+        </w:rPr>
+        <w:t xml:space="preserve">答：连续 </w:t>
+      </w:r>
+      <w:r>
+        <w:rPr>
+          <w:rFonts w:ascii="Calibri" w:hAnsi="Calibri" w:eastAsia="微软雅黑"/>
+          <w:b/>
+          <w:color w:val="333333"/>
+          <w:sz w:val="22"/>
+        </w:rPr>
+        <w:t>5 次</w:t>
+      </w:r>
+      <w:r>
+        <w:rPr>
+          <w:rFonts w:ascii="Calibri" w:hAnsi="Calibri" w:eastAsia="微软雅黑"/>
+          <w:b w:val="0"/>
+          <w:color w:val="333333"/>
+          <w:sz w:val="22"/>
+        </w:rPr>
+        <w:t>输入错误密码会触发锁定（</w:t>
+      </w:r>
+      <w:r>
+        <w:rPr>
+          <w:rFonts w:ascii="Calibri" w:hAnsi="Calibri" w:eastAsia="微软雅黑"/>
+          <w:b/>
+          <w:color w:val="333333"/>
+          <w:sz w:val="22"/>
+        </w:rPr>
+        <w:t>15 分钟</w:t>
+      </w:r>
+      <w:r>
+        <w:rPr>
+          <w:rFonts w:ascii="Calibri" w:hAnsi="Calibri" w:eastAsia="微软雅黑"/>
+          <w:b w:val="0"/>
+          <w:color w:val="333333"/>
+          <w:sz w:val="22"/>
+        </w:rPr>
+        <w:t>）。请等待锁定结束后再试；如确需立即使用，请联系管理员在“用户管理”中重置密码（重置后您需在下次登录时设置新密码）。</w:t>
+      </w:r>
+    </w:p>
+    <w:p>
+      <w:r>
+        <w:rPr>
+          <w:rFonts w:ascii="Calibri" w:hAnsi="Calibri" w:eastAsia="微软雅黑"/>
+          <w:b/>
+          <w:color w:val="333333"/>
+          <w:sz w:val="22"/>
+        </w:rPr>
+        <w:t>Q35：附件点开是下载，能不能直接在线看？导入表格里有错误行，怎么把错误清单发给填报人？</w:t>
+      </w:r>
+    </w:p>
+    <w:p>
+      <w:r>
+        <w:rPr>
+          <w:rFonts w:ascii="Calibri" w:hAnsi="Calibri" w:eastAsia="微软雅黑"/>
+          <w:b w:val="0"/>
+          <w:color w:val="333333"/>
+          <w:sz w:val="22"/>
+        </w:rPr>
+        <w:t xml:space="preserve">答：① </w:t>
+      </w:r>
+      <w:r>
+        <w:rPr>
+          <w:rFonts w:ascii="Calibri" w:hAnsi="Calibri" w:eastAsia="微软雅黑"/>
+          <w:b/>
+          <w:color w:val="333333"/>
+          <w:sz w:val="22"/>
+        </w:rPr>
+        <w:t>附件预览</w:t>
+      </w:r>
+      <w:r>
+        <w:rPr>
+          <w:rFonts w:ascii="Calibri" w:hAnsi="Calibri" w:eastAsia="微软雅黑"/>
+          <w:b w:val="0"/>
+          <w:color w:val="333333"/>
+          <w:sz w:val="22"/>
+        </w:rPr>
+        <w:t>：已保存附件后面有「</w:t>
+      </w:r>
+      <w:r>
+        <w:rPr>
+          <w:rFonts w:ascii="Calibri" w:hAnsi="Calibri" w:eastAsia="微软雅黑"/>
+          <w:b/>
+          <w:color w:val="333333"/>
+          <w:sz w:val="22"/>
+        </w:rPr>
+        <w:t>预览</w:t>
+      </w:r>
+      <w:r>
+        <w:rPr>
+          <w:rFonts w:ascii="Calibri" w:hAnsi="Calibri" w:eastAsia="微软雅黑"/>
+          <w:b w:val="0"/>
+          <w:color w:val="333333"/>
+          <w:sz w:val="22"/>
+        </w:rPr>
+        <w:t xml:space="preserve">」按钮，图片直接显示、PDF 内嵌阅读，也可点“新窗口打开”（预览与下载的权限校验一致）；② </w:t>
+      </w:r>
+      <w:r>
+        <w:rPr>
+          <w:rFonts w:ascii="Calibri" w:hAnsi="Calibri" w:eastAsia="微软雅黑"/>
+          <w:b/>
+          <w:color w:val="333333"/>
+          <w:sz w:val="22"/>
+        </w:rPr>
+        <w:t>导入校验结果导出</w:t>
+      </w:r>
+      <w:r>
+        <w:rPr>
+          <w:rFonts w:ascii="Calibri" w:hAnsi="Calibri" w:eastAsia="微软雅黑"/>
+          <w:b w:val="0"/>
+          <w:color w:val="333333"/>
+          <w:sz w:val="22"/>
+        </w:rPr>
+        <w:t>：在项目/资产合同列表工具栏点击「</w:t>
+      </w:r>
+      <w:r>
+        <w:rPr>
+          <w:rFonts w:ascii="Calibri" w:hAnsi="Calibri" w:eastAsia="微软雅黑"/>
+          <w:b/>
+          <w:color w:val="333333"/>
+          <w:sz w:val="22"/>
+        </w:rPr>
+        <w:t>导出校验结果</w:t>
+      </w:r>
+      <w:r>
+        <w:rPr>
+          <w:rFonts w:ascii="Calibri" w:hAnsi="Calibri" w:eastAsia="微软雅黑"/>
+          <w:b w:val="0"/>
+          <w:color w:val="333333"/>
+          <w:sz w:val="22"/>
+        </w:rPr>
+        <w:t>」，选择待校验的 Excel，系统会生成一个 Excel —— 保留原表头并在末尾追加「</w:t>
+      </w:r>
+      <w:r>
+        <w:rPr>
+          <w:rFonts w:ascii="Calibri" w:hAnsi="Calibri" w:eastAsia="微软雅黑"/>
+          <w:b/>
+          <w:color w:val="333333"/>
+          <w:sz w:val="22"/>
+        </w:rPr>
+        <w:t>校验结果</w:t>
+      </w:r>
+      <w:r>
+        <w:rPr>
+          <w:rFonts w:ascii="Calibri" w:hAnsi="Calibri" w:eastAsia="微软雅黑"/>
+          <w:b w:val="0"/>
+          <w:color w:val="333333"/>
+          <w:sz w:val="22"/>
+        </w:rPr>
+        <w:t>」（通过/警告/错误）与「</w:t>
+      </w:r>
+      <w:r>
+        <w:rPr>
+          <w:rFonts w:ascii="Calibri" w:hAnsi="Calibri" w:eastAsia="微软雅黑"/>
+          <w:b/>
+          <w:color w:val="333333"/>
+          <w:sz w:val="22"/>
+        </w:rPr>
+        <w:t>问题说明</w:t>
+      </w:r>
+      <w:r>
+        <w:rPr>
+          <w:rFonts w:ascii="Calibri" w:hAnsi="Calibri" w:eastAsia="微软雅黑"/>
+          <w:b w:val="0"/>
+          <w:color w:val="333333"/>
+          <w:sz w:val="22"/>
+        </w:rPr>
+        <w:t>」两列、</w:t>
+      </w:r>
+      <w:r>
+        <w:rPr>
+          <w:rFonts w:ascii="Calibri" w:hAnsi="Calibri" w:eastAsia="微软雅黑"/>
+          <w:b/>
+          <w:color w:val="333333"/>
+          <w:sz w:val="22"/>
+        </w:rPr>
+        <w:t>包含全部行</w:t>
+      </w:r>
+      <w:r>
+        <w:rPr>
+          <w:rFonts w:ascii="Calibri" w:hAnsi="Calibri" w:eastAsia="微软雅黑"/>
+          <w:b w:val="0"/>
+          <w:color w:val="333333"/>
+          <w:sz w:val="22"/>
+        </w:rPr>
+        <w:t>；把该文件发回填报人，就地修改不合格行后重新导入即可。</w:t>
+      </w:r>
+    </w:p>
+    <w:p>
+      <w:r>
+        <w:rPr>
+          <w:rFonts w:ascii="Calibri" w:hAnsi="Calibri" w:eastAsia="微软雅黑"/>
+          <w:b/>
+          <w:color w:val="333333"/>
+          <w:sz w:val="22"/>
+        </w:rPr>
+        <w:t>Q36：为什么有时候我会被系统自动退出登录？</w:t>
+      </w:r>
+    </w:p>
+    <w:p>
+      <w:r>
+        <w:rPr>
+          <w:rFonts w:ascii="Calibri" w:hAnsi="Calibri" w:eastAsia="微软雅黑"/>
+          <w:b w:val="0"/>
+          <w:color w:val="333333"/>
+          <w:sz w:val="22"/>
+        </w:rPr>
+        <w:t xml:space="preserve">答：两种情况：① </w:t>
+      </w:r>
+      <w:r>
+        <w:rPr>
+          <w:rFonts w:ascii="Calibri" w:hAnsi="Calibri" w:eastAsia="微软雅黑"/>
+          <w:b/>
+          <w:color w:val="333333"/>
+          <w:sz w:val="22"/>
+        </w:rPr>
+        <w:t>长时间未操作</w:t>
+      </w:r>
+      <w:r>
+        <w:rPr>
+          <w:rFonts w:ascii="Calibri" w:hAnsi="Calibri" w:eastAsia="微软雅黑"/>
+          <w:b w:val="0"/>
+          <w:color w:val="333333"/>
+          <w:sz w:val="22"/>
+        </w:rPr>
+        <w:t>——超过“系统设置 → 会话空闲超时”设定的时长（默认 30 分钟）会自动退出，属正常安全策略；② 会话已过期（如浏览器长时间挂起）——页面会提示“会话已超时，请重新登录”。重新登录即可。</w:t>
+      </w:r>
+    </w:p>
+    <w:p>
+      <w:r>
+        <w:rPr>
+          <w:rFonts w:ascii="Calibri" w:hAnsi="Calibri" w:eastAsia="微软雅黑"/>
           <w:b w:val="0"/>
           <w:i/>
           <w:color w:val="333333"/>
@@ -15591,6 +17356,15 @@
     <w:abstractNumId w:val="7"/>
   </w:num>
   <w:num w:numId="29">
+    <w:abstractNumId w:val="7"/>
+  </w:num>
+  <w:num w:numId="30">
+    <w:abstractNumId w:val="7"/>
+  </w:num>
+  <w:num w:numId="31">
+    <w:abstractNumId w:val="7"/>
+  </w:num>
+  <w:num w:numId="32">
     <w:abstractNumId w:val="7"/>
   </w:num>
 </w:numbering>
